--- a/Final_Project_Report.docx
+++ b/Final_Project_Report.docx
@@ -2984,7 +2984,95 @@
           <w:color w:val="000000"/>
           <w:sz w:val="24"/>
         </w:rPr>
-        <w:t>Sprint 1 focused on delivering foundational operational capabilities: User Authentication (WMS-01), Stock Intake (WMS-02), Barcode Scanning (WMS-03), and Stock Level Checking (WMS-04), representing 13 total Story Points. The team conducted weekly sprint reviews to evaluate deliverables against acceptance criteria. Figure 5 illustrates our project delivery timeline using a structured Gantt Chart spanning Sprints 1 through 4.</w:t>
+        <w:t>Sprint 1 focused on delivering foundational operational capabilities: User Authentication (WMS-01), Stock Intake (WMS-02), Barcode Scanning (WMS-03), and Stock Level Checking (WMS-04), representing 13 total Story Points. The team conducted weekly sprint reviews to evaluate deliverables against acceptance criteria. Figure 6 illustrates our project delivery timeline using a structured Gantt Chart spanning Sprints 1 through 4.</w:t>
+      </w:r>
+    </w:p>
+    <w:p>
+      <w:pPr>
+        <w:spacing w:before="160" w:after="80" w:line="480" w:lineRule="auto"/>
+        <w:jc w:val="center"/>
+      </w:pPr>
+      <w:r>
+        <w:drawing>
+          <wp:inline xmlns:a="http://schemas.openxmlformats.org/drawingml/2006/main" xmlns:pic="http://schemas.openxmlformats.org/drawingml/2006/picture">
+            <wp:extent cx="5669280" cy="3173371"/>
+            <wp:docPr id="5" name="Picture 5"/>
+            <wp:cNvGraphicFramePr>
+              <a:graphicFrameLocks noChangeAspect="1"/>
+            </wp:cNvGraphicFramePr>
+            <a:graphic>
+              <a:graphicData uri="http://schemas.openxmlformats.org/drawingml/2006/picture">
+                <pic:pic>
+                  <pic:nvPicPr>
+                    <pic:cNvPr id="0" name="trello_sprint_board.png"/>
+                    <pic:cNvPicPr/>
+                  </pic:nvPicPr>
+                  <pic:blipFill>
+                    <a:blip r:embed="rId13"/>
+                    <a:stretch>
+                      <a:fillRect/>
+                    </a:stretch>
+                  </pic:blipFill>
+                  <pic:spPr>
+                    <a:xfrm>
+                      <a:off x="0" y="0"/>
+                      <a:ext cx="5669280" cy="3173371"/>
+                    </a:xfrm>
+                    <a:prstGeom prst="rect"/>
+                  </pic:spPr>
+                </pic:pic>
+              </a:graphicData>
+            </a:graphic>
+          </wp:inline>
+        </w:drawing>
+      </w:r>
+    </w:p>
+    <w:p>
+      <w:pPr>
+        <w:spacing w:before="80" w:after="40" w:line="480" w:lineRule="auto"/>
+        <w:ind w:firstLine="0"/>
+      </w:pPr>
+      <w:r>
+        <w:rPr>
+          <w:rFonts w:ascii="Times New Roman" w:hAnsi="Times New Roman"/>
+          <w:b/>
+          <w:i w:val="0"/>
+          <w:color w:val="000000"/>
+          <w:sz w:val="24"/>
+        </w:rPr>
+        <w:t>Figure 5</w:t>
+      </w:r>
+    </w:p>
+    <w:p>
+      <w:pPr>
+        <w:spacing w:before="0" w:after="120" w:line="480" w:lineRule="auto"/>
+        <w:ind w:firstLine="0"/>
+      </w:pPr>
+      <w:r>
+        <w:rPr>
+          <w:rFonts w:ascii="Times New Roman" w:hAnsi="Times New Roman"/>
+          <w:b w:val="0"/>
+          <w:i/>
+          <w:color w:val="000000"/>
+          <w:sz w:val="24"/>
+        </w:rPr>
+        <w:t>Agile Trello Sprint Board with Story Point Estimates and Task Workflow</w:t>
+      </w:r>
+    </w:p>
+    <w:p>
+      <w:pPr>
+        <w:spacing w:before="40" w:after="160" w:line="480" w:lineRule="auto"/>
+        <w:ind w:firstLine="720"/>
+      </w:pPr>
+      <w:r>
+        <w:rPr>
+          <w:rFonts w:ascii="Times New Roman" w:hAnsi="Times New Roman"/>
+          <w:b w:val="0"/>
+          <w:i w:val="0"/>
+          <w:color w:val="000000"/>
+          <w:sz w:val="24"/>
+        </w:rPr>
+        <w:t>Figure 5 illustrates our active Trello Kanban Sprint Board for the Warehouse Stock Inventory System. The board is structured into five distinct workflow swimlanes: Product Backlog, Sprint 1 Backlog, In Progress, QA &amp; Review, and Done. Each user story is assigned a Fibonacci story point weight, priority tag, assigned team member avatar, and checklist verification counter to ensure complete visibility across all sprint activities.</w:t>
       </w:r>
     </w:p>
     <w:p>
@@ -3135,6 +3223,94 @@
           <w:sz w:val="24"/>
         </w:rPr>
         <w:t>Weeks 7 to 8: Master test matrix execution (40 test cases), defect remediation, documentation finalization, and deployment readiness review.</w:t>
+      </w:r>
+    </w:p>
+    <w:p>
+      <w:pPr>
+        <w:spacing w:before="160" w:after="80" w:line="480" w:lineRule="auto"/>
+        <w:jc w:val="center"/>
+      </w:pPr>
+      <w:r>
+        <w:drawing>
+          <wp:inline xmlns:a="http://schemas.openxmlformats.org/drawingml/2006/main" xmlns:pic="http://schemas.openxmlformats.org/drawingml/2006/picture">
+            <wp:extent cx="5669280" cy="2406385"/>
+            <wp:docPr id="6" name="Picture 6"/>
+            <wp:cNvGraphicFramePr>
+              <a:graphicFrameLocks noChangeAspect="1"/>
+            </wp:cNvGraphicFramePr>
+            <a:graphic>
+              <a:graphicData uri="http://schemas.openxmlformats.org/drawingml/2006/picture">
+                <pic:pic>
+                  <pic:nvPicPr>
+                    <pic:cNvPr id="0" name="gantt_chart.png"/>
+                    <pic:cNvPicPr/>
+                  </pic:nvPicPr>
+                  <pic:blipFill>
+                    <a:blip r:embed="rId14"/>
+                    <a:stretch>
+                      <a:fillRect/>
+                    </a:stretch>
+                  </pic:blipFill>
+                  <pic:spPr>
+                    <a:xfrm>
+                      <a:off x="0" y="0"/>
+                      <a:ext cx="5669280" cy="2406385"/>
+                    </a:xfrm>
+                    <a:prstGeom prst="rect"/>
+                  </pic:spPr>
+                </pic:pic>
+              </a:graphicData>
+            </a:graphic>
+          </wp:inline>
+        </w:drawing>
+      </w:r>
+    </w:p>
+    <w:p>
+      <w:pPr>
+        <w:spacing w:before="80" w:after="40" w:line="480" w:lineRule="auto"/>
+        <w:ind w:firstLine="0"/>
+      </w:pPr>
+      <w:r>
+        <w:rPr>
+          <w:rFonts w:ascii="Times New Roman" w:hAnsi="Times New Roman"/>
+          <w:b/>
+          <w:i w:val="0"/>
+          <w:color w:val="000000"/>
+          <w:sz w:val="24"/>
+        </w:rPr>
+        <w:t>Figure 6</w:t>
+      </w:r>
+    </w:p>
+    <w:p>
+      <w:pPr>
+        <w:spacing w:before="0" w:after="120" w:line="480" w:lineRule="auto"/>
+        <w:ind w:firstLine="0"/>
+      </w:pPr>
+      <w:r>
+        <w:rPr>
+          <w:rFonts w:ascii="Times New Roman" w:hAnsi="Times New Roman"/>
+          <w:b w:val="0"/>
+          <w:i/>
+          <w:color w:val="000000"/>
+          <w:sz w:val="24"/>
+        </w:rPr>
+        <w:t>Eight-Week Agile Delivery Roadmap and Sprint Milestone Gantt Chart</w:t>
+      </w:r>
+    </w:p>
+    <w:p>
+      <w:pPr>
+        <w:spacing w:before="40" w:after="160" w:line="480" w:lineRule="auto"/>
+        <w:ind w:firstLine="720"/>
+      </w:pPr>
+      <w:r>
+        <w:rPr>
+          <w:rFonts w:ascii="Times New Roman" w:hAnsi="Times New Roman"/>
+          <w:b w:val="0"/>
+          <w:i w:val="0"/>
+          <w:color w:val="000000"/>
+          <w:sz w:val="24"/>
+        </w:rPr>
+        <w:t>Figure 6 presents our project delivery Gantt Chart spanning an eight-week lifecycle divided across four distinct sprints. The chart delineates work package durations, team lead allocations, and critical path milestones from initial requirements elicitation through final test matrix execution and documentation sign-off.</w:t>
       </w:r>
     </w:p>
     <w:p>

--- a/Final_Project_Report.docx
+++ b/Final_Project_Report.docx
@@ -4,42 +4,22 @@
   <w:body>
     <w:p>
       <w:pPr>
-        <w:keepLines/>
-        <w:widowControl/>
-        <w:spacing w:before="0" w:after="0" w:line="480" w:lineRule="auto"/>
-        <w:ind w:firstLine="0"/>
+        <w:spacing w:line="480" w:lineRule="auto"/>
       </w:pPr>
     </w:p>
     <w:p>
       <w:pPr>
-        <w:keepLines/>
-        <w:widowControl/>
-        <w:spacing w:before="0" w:after="0" w:line="480" w:lineRule="auto"/>
-        <w:ind w:firstLine="0"/>
+        <w:spacing w:line="480" w:lineRule="auto"/>
       </w:pPr>
     </w:p>
     <w:p>
       <w:pPr>
-        <w:keepLines/>
-        <w:widowControl/>
-        <w:spacing w:before="0" w:after="0" w:line="480" w:lineRule="auto"/>
-        <w:ind w:firstLine="0"/>
+        <w:spacing w:line="480" w:lineRule="auto"/>
       </w:pPr>
     </w:p>
     <w:p>
       <w:pPr>
-        <w:keepLines/>
-        <w:widowControl/>
-        <w:spacing w:before="0" w:after="0" w:line="480" w:lineRule="auto"/>
-        <w:ind w:firstLine="0"/>
-      </w:pPr>
-    </w:p>
-    <w:p>
-      <w:pPr>
-        <w:keepLines/>
-        <w:widowControl/>
-        <w:spacing w:before="0" w:after="360" w:line="480" w:lineRule="auto"/>
-        <w:ind w:firstLine="0"/>
+        <w:spacing w:line="480" w:lineRule="auto"/>
         <w:jc w:val="center"/>
       </w:pPr>
       <w:r>
@@ -57,10 +37,17 @@
     </w:p>
     <w:p>
       <w:pPr>
-        <w:keepLines/>
-        <w:widowControl/>
-        <w:spacing w:before="0" w:after="0" w:line="480" w:lineRule="auto"/>
-        <w:ind w:firstLine="0"/>
+        <w:spacing w:line="480" w:lineRule="auto"/>
+      </w:pPr>
+    </w:p>
+    <w:p>
+      <w:pPr>
+        <w:spacing w:line="480" w:lineRule="auto"/>
+      </w:pPr>
+    </w:p>
+    <w:p>
+      <w:pPr>
+        <w:spacing w:line="480" w:lineRule="auto"/>
         <w:jc w:val="center"/>
       </w:pPr>
       <w:r>
@@ -71,15 +58,12 @@
           <w:color w:val="000000"/>
           <w:sz w:val="24"/>
         </w:rPr>
-        <w:t>Ankit Katwal (Team Lead &amp; Software Architect)</w:t>
+        <w:t>Ankit Katwal (Team Lead &amp; Lead Software Architect)</w:t>
       </w:r>
     </w:p>
     <w:p>
       <w:pPr>
-        <w:keepLines/>
-        <w:widowControl/>
-        <w:spacing w:before="0" w:after="0" w:line="480" w:lineRule="auto"/>
-        <w:ind w:firstLine="0"/>
+        <w:spacing w:line="480" w:lineRule="auto"/>
         <w:jc w:val="center"/>
       </w:pPr>
       <w:r>
@@ -90,15 +74,12 @@
           <w:color w:val="000000"/>
           <w:sz w:val="24"/>
         </w:rPr>
-        <w:t>Sabrin Manandhar (Scrum Master &amp; Quality Assurance Lead)</w:t>
+        <w:t>Sabrin Manandhar (Scrum Master &amp; QA Lead)</w:t>
       </w:r>
     </w:p>
     <w:p>
       <w:pPr>
-        <w:keepLines/>
-        <w:widowControl/>
-        <w:spacing w:before="0" w:after="0" w:line="480" w:lineRule="auto"/>
-        <w:ind w:firstLine="0"/>
+        <w:spacing w:line="480" w:lineRule="auto"/>
         <w:jc w:val="center"/>
       </w:pPr>
       <w:r>
@@ -109,15 +90,12 @@
           <w:color w:val="000000"/>
           <w:sz w:val="24"/>
         </w:rPr>
-        <w:t>Shivam Khadka (Systems Engineer &amp; DevOps Lead)</w:t>
+        <w:t>Shivam Khadka (DevOps Lead &amp; Systems Engineer)</w:t>
       </w:r>
     </w:p>
     <w:p>
       <w:pPr>
-        <w:keepLines/>
-        <w:widowControl/>
-        <w:spacing w:before="0" w:after="0" w:line="480" w:lineRule="auto"/>
-        <w:ind w:firstLine="0"/>
+        <w:spacing w:line="480" w:lineRule="auto"/>
         <w:jc w:val="center"/>
       </w:pPr>
       <w:r>
@@ -133,10 +111,7 @@
     </w:p>
     <w:p>
       <w:pPr>
-        <w:keepLines/>
-        <w:widowControl/>
-        <w:spacing w:before="0" w:after="0" w:line="480" w:lineRule="auto"/>
-        <w:ind w:firstLine="0"/>
+        <w:spacing w:line="480" w:lineRule="auto"/>
         <w:jc w:val="center"/>
       </w:pPr>
       <w:r>
@@ -152,10 +127,7 @@
     </w:p>
     <w:p>
       <w:pPr>
-        <w:keepLines/>
-        <w:widowControl/>
-        <w:spacing w:before="0" w:after="0" w:line="480" w:lineRule="auto"/>
-        <w:ind w:firstLine="0"/>
+        <w:spacing w:line="480" w:lineRule="auto"/>
         <w:jc w:val="center"/>
       </w:pPr>
       <w:r>
@@ -171,10 +143,7 @@
     </w:p>
     <w:p>
       <w:pPr>
-        <w:keepLines/>
-        <w:widowControl/>
-        <w:spacing w:before="0" w:after="0" w:line="480" w:lineRule="auto"/>
-        <w:ind w:firstLine="0"/>
+        <w:spacing w:line="480" w:lineRule="auto"/>
         <w:jc w:val="center"/>
       </w:pPr>
       <w:r>
@@ -190,10 +159,7 @@
     </w:p>
     <w:p>
       <w:pPr>
-        <w:keepLines/>
-        <w:widowControl/>
-        <w:spacing w:before="0" w:after="0" w:line="480" w:lineRule="auto"/>
-        <w:ind w:firstLine="0"/>
+        <w:spacing w:line="480" w:lineRule="auto"/>
         <w:jc w:val="center"/>
       </w:pPr>
       <w:r>
@@ -214,10 +180,7 @@
     </w:p>
     <w:p>
       <w:pPr>
-        <w:keepNext/>
-        <w:keepLines/>
-        <w:widowControl/>
-        <w:spacing w:before="0" w:after="240" w:line="480" w:lineRule="auto"/>
+        <w:spacing w:before="200" w:after="80" w:line="480" w:lineRule="auto"/>
         <w:ind w:firstLine="0"/>
         <w:jc w:val="center"/>
       </w:pPr>
@@ -236,10 +199,7 @@
     </w:p>
     <w:p>
       <w:pPr>
-        <w:keepNext/>
-        <w:keepLines/>
-        <w:widowControl/>
-        <w:spacing w:before="240" w:after="120" w:line="480" w:lineRule="auto"/>
+        <w:spacing w:before="200" w:after="80" w:line="480" w:lineRule="auto"/>
         <w:ind w:firstLine="0"/>
         <w:jc w:val="left"/>
       </w:pPr>
@@ -256,9 +216,7 @@
     </w:p>
     <w:p>
       <w:pPr>
-        <w:keepLines/>
-        <w:widowControl/>
-        <w:spacing w:before="0" w:after="120" w:line="480" w:lineRule="auto"/>
+        <w:spacing w:before="0" w:after="80" w:line="480" w:lineRule="auto"/>
         <w:ind w:firstLine="720"/>
       </w:pPr>
       <w:r>
@@ -269,14 +227,12 @@
           <w:color w:val="000000"/>
           <w:sz w:val="24"/>
         </w:rPr>
-        <w:t>Modern supply chain operations require fast, accurate inventory tracking to keep up with daily logistics demands. In traditional warehouse environments, manual paper logs and outdated spreadsheet tracking often lead to stock discrepancies, lost items, delayed fulfillment, and inaccurate stock counts. The Warehouse Stock Inventory System project modernizes internal inventory management for commercial distribution facilities. The goal is to build an automated, web-based platform that coordinates stock receiving, barcode scanning, stock reservation, priority order fulfillment, and automated supplier replenishment (Sommerville, 2021).</w:t>
+        <w:t>The Warehouse Stock Inventory System is an enterprise software solution engineered to modernize manual warehouse operations through structured automation, real-time inventory level tracking, barcode item registration, order fulfillment routing, automated vendor replenishment, and immutable transaction audit logging. Manual record-keeping in logistics facilities often causes stock discrepancies, delayed dispatch times, and misplaced items (Sommerville, 2021). Our software engineering team designed an object-oriented, multi-tier system to digitize inventory intake and dispatch fulfillment while providing managers with real-time stock visibility.</w:t>
       </w:r>
     </w:p>
     <w:p>
       <w:pPr>
-        <w:keepLines/>
-        <w:widowControl/>
-        <w:spacing w:before="0" w:after="120" w:line="480" w:lineRule="auto"/>
+        <w:spacing w:before="0" w:after="80" w:line="480" w:lineRule="auto"/>
         <w:ind w:firstLine="720"/>
       </w:pPr>
       <w:r>
@@ -287,15 +243,12 @@
           <w:color w:val="000000"/>
           <w:sz w:val="24"/>
         </w:rPr>
-        <w:t>This project simulates a real-world enterprise software development lifecycle without raw source code implementation, using Agile Scrum methodology, Trello for sprint backlog management, and GitHub for version-controlled design documentation. Our three-member engineering team organized requirements into 10 key User Stories, modeled the system using multi-view Unified Modeling Language (UML) diagrams, executed a 40-case software testing matrix, and established structured Git workflows. This final report documents our complete system architecture, requirements engineering, sprint execution results, and quality assurance findings.</w:t>
+        <w:t>This project simulates a real-world enterprise software development lifecycle without raw source code implementation, using Trello for visual Agile sprint coordination and GitHub for document version control and team collaboration. The project scope covers requirement elicitation, stakeholder analysis, domain modeling with Unified Modeling Language (UML) diagrams, test-driven validation using a master test matrix, and Agile sprint planning.</w:t>
       </w:r>
     </w:p>
     <w:p>
       <w:pPr>
-        <w:keepNext/>
-        <w:keepLines/>
-        <w:widowControl/>
-        <w:spacing w:before="240" w:after="120" w:line="480" w:lineRule="auto"/>
+        <w:spacing w:before="200" w:after="80" w:line="480" w:lineRule="auto"/>
         <w:ind w:firstLine="0"/>
         <w:jc w:val="left"/>
       </w:pPr>
@@ -312,9 +265,7 @@
     </w:p>
     <w:p>
       <w:pPr>
-        <w:keepLines/>
-        <w:widowControl/>
-        <w:spacing w:before="0" w:after="120" w:line="480" w:lineRule="auto"/>
+        <w:spacing w:before="0" w:after="80" w:line="480" w:lineRule="auto"/>
         <w:ind w:firstLine="720"/>
       </w:pPr>
       <w:r>
@@ -325,17 +276,13 @@
           <w:color w:val="000000"/>
           <w:sz w:val="24"/>
         </w:rPr>
-        <w:t>To ensure efficient collaboration and clear accountability across the project lifecycle, our group divided project responsibilities across three specialized engineering roles based on Agile Scrum best practices (Pressman &amp; Maxim, 2020). Table 1 outlines our team workload distribution.</w:t>
+        <w:t>To ensure efficient collaboration and clear accountability across the project lifecycle, our group divided project responsibilities into specialized Agile engineering roles. Table 1 details the division of responsibilities among all three team members.</w:t>
       </w:r>
     </w:p>
     <w:p>
       <w:pPr>
-        <w:keepNext/>
-        <w:keepLines/>
-        <w:widowControl/>
-        <w:spacing w:before="240" w:after="0" w:line="240" w:lineRule="auto"/>
+        <w:spacing w:before="160" w:after="0" w:line="480" w:lineRule="auto"/>
         <w:ind w:firstLine="0"/>
-        <w:jc w:val="left"/>
       </w:pPr>
       <w:r>
         <w:rPr>
@@ -350,12 +297,8 @@
     </w:p>
     <w:p>
       <w:pPr>
-        <w:keepNext/>
-        <w:keepLines/>
-        <w:widowControl/>
-        <w:spacing w:before="0" w:after="120" w:line="240" w:lineRule="auto"/>
+        <w:spacing w:before="0" w:after="80" w:line="480" w:lineRule="auto"/>
         <w:ind w:firstLine="0"/>
-        <w:jc w:val="left"/>
       </w:pPr>
       <w:r>
         <w:rPr>
@@ -365,12 +308,13 @@
           <w:color w:val="000000"/>
           <w:sz w:val="24"/>
         </w:rPr>
-        <w:t>Project Team Member Roles and Workload Allocation</w:t>
+        <w:t>Team Member Roles, Titles, and Primary Project Responsibilities</w:t>
       </w:r>
     </w:p>
     <w:tbl>
       <w:tblPr>
         <w:tblW w:type="auto" w:w="0"/>
+        <w:jc w:val="center"/>
         <w:tblLook w:firstColumn="1" w:firstRow="1" w:lastColumn="0" w:lastRow="0" w:noHBand="0" w:noVBand="1" w:val="04A0"/>
       </w:tblPr>
       <w:tblGrid>
@@ -386,12 +330,7 @@
         <w:tc>
           <w:tcPr>
             <w:tcW w:type="dxa" w:w="2160"/>
-            <w:tcBorders>
-              <w:top w:val="single" w:sz="12" w:space="0" w:color="000000"/>
-              <w:bottom w:val="single" w:sz="8" w:space="0" w:color="000000"/>
-              <w:left w:val="none"/>
-              <w:right w:val="none"/>
-            </w:tcBorders>
+            <w:vAlign w:val="center"/>
           </w:tcPr>
           <w:p>
             <w:pPr>
@@ -402,6 +341,8 @@
               <w:rPr>
                 <w:rFonts w:ascii="Times New Roman" w:hAnsi="Times New Roman"/>
                 <w:b/>
+                <w:i w:val="0"/>
+                <w:color w:val="000000"/>
                 <w:sz w:val="20"/>
               </w:rPr>
               <w:t>Team Member</w:t>
@@ -410,13 +351,8 @@
         </w:tc>
         <w:tc>
           <w:tcPr>
-            <w:tcW w:type="dxa" w:w="3168"/>
-            <w:tcBorders>
-              <w:top w:val="single" w:sz="12" w:space="0" w:color="000000"/>
-              <w:bottom w:val="single" w:sz="8" w:space="0" w:color="000000"/>
-              <w:left w:val="none"/>
-              <w:right w:val="none"/>
-            </w:tcBorders>
+            <w:tcW w:type="dxa" w:w="2880"/>
+            <w:vAlign w:val="center"/>
           </w:tcPr>
           <w:p>
             <w:pPr>
@@ -427,6 +363,8 @@
               <w:rPr>
                 <w:rFonts w:ascii="Times New Roman" w:hAnsi="Times New Roman"/>
                 <w:b/>
+                <w:i w:val="0"/>
+                <w:color w:val="000000"/>
                 <w:sz w:val="20"/>
               </w:rPr>
               <w:t>Agile Role &amp; Title</w:t>
@@ -435,13 +373,8 @@
         </w:tc>
         <w:tc>
           <w:tcPr>
-            <w:tcW w:type="dxa" w:w="4032"/>
-            <w:tcBorders>
-              <w:top w:val="single" w:sz="12" w:space="0" w:color="000000"/>
-              <w:bottom w:val="single" w:sz="8" w:space="0" w:color="000000"/>
-              <w:left w:val="none"/>
-              <w:right w:val="none"/>
-            </w:tcBorders>
+            <w:tcW w:type="dxa" w:w="4320"/>
+            <w:vAlign w:val="center"/>
           </w:tcPr>
           <w:p>
             <w:pPr>
@@ -452,6 +385,8 @@
               <w:rPr>
                 <w:rFonts w:ascii="Times New Roman" w:hAnsi="Times New Roman"/>
                 <w:b/>
+                <w:i w:val="0"/>
+                <w:color w:val="000000"/>
                 <w:sz w:val="20"/>
               </w:rPr>
               <w:t>Primary Responsibilities</w:t>
@@ -466,12 +401,7 @@
         <w:tc>
           <w:tcPr>
             <w:tcW w:type="dxa" w:w="2160"/>
-            <w:tcBorders>
-              <w:top w:val="none"/>
-              <w:bottom w:val="none"/>
-              <w:left w:val="none"/>
-              <w:right w:val="none"/>
-            </w:tcBorders>
+            <w:vAlign w:val="center"/>
           </w:tcPr>
           <w:p>
             <w:pPr>
@@ -481,6 +411,9 @@
             <w:r>
               <w:rPr>
                 <w:rFonts w:ascii="Times New Roman" w:hAnsi="Times New Roman"/>
+                <w:b w:val="0"/>
+                <w:i w:val="0"/>
+                <w:color w:val="000000"/>
                 <w:sz w:val="20"/>
               </w:rPr>
               <w:t>Ankit Katwal</w:t>
@@ -489,13 +422,8 @@
         </w:tc>
         <w:tc>
           <w:tcPr>
-            <w:tcW w:type="dxa" w:w="3168"/>
-            <w:tcBorders>
-              <w:top w:val="none"/>
-              <w:bottom w:val="none"/>
-              <w:left w:val="none"/>
-              <w:right w:val="none"/>
-            </w:tcBorders>
+            <w:tcW w:type="dxa" w:w="2880"/>
+            <w:vAlign w:val="center"/>
           </w:tcPr>
           <w:p>
             <w:pPr>
@@ -505,23 +433,19 @@
             <w:r>
               <w:rPr>
                 <w:rFonts w:ascii="Times New Roman" w:hAnsi="Times New Roman"/>
+                <w:b w:val="0"/>
+                <w:i w:val="0"/>
+                <w:color w:val="000000"/>
                 <w:sz w:val="20"/>
               </w:rPr>
-              <w:t>Team Lead &amp; Lead Software Architect</w:t>
-              <w:br/>
-              <w:t>(Product Owner)</w:t>
+              <w:t>Team Lead &amp; Lead Software Architect (Product Owner)</w:t>
             </w:r>
           </w:p>
         </w:tc>
         <w:tc>
           <w:tcPr>
-            <w:tcW w:type="dxa" w:w="4032"/>
-            <w:tcBorders>
-              <w:top w:val="none"/>
-              <w:bottom w:val="none"/>
-              <w:left w:val="none"/>
-              <w:right w:val="none"/>
-            </w:tcBorders>
+            <w:tcW w:type="dxa" w:w="4320"/>
+            <w:vAlign w:val="center"/>
           </w:tcPr>
           <w:p>
             <w:pPr>
@@ -531,9 +455,12 @@
             <w:r>
               <w:rPr>
                 <w:rFonts w:ascii="Times New Roman" w:hAnsi="Times New Roman"/>
+                <w:b w:val="0"/>
+                <w:i w:val="0"/>
+                <w:color w:val="000000"/>
                 <w:sz w:val="20"/>
               </w:rPr>
-              <w:t>Lead system architectural modeling; authored UML Use Case and Class diagrams; established core functional requirements; maintained Product Backlog priority rankings in Trello; coordinated sprint deliverables.</w:t>
+              <w:t>Lead system architectural modeling; authored UML Use Case and Class diagrams; established core functional requirements; directed Sprint 1 backlog prioritization.</w:t>
             </w:r>
           </w:p>
         </w:tc>
@@ -545,12 +472,7 @@
         <w:tc>
           <w:tcPr>
             <w:tcW w:type="dxa" w:w="2160"/>
-            <w:tcBorders>
-              <w:top w:val="none"/>
-              <w:bottom w:val="none"/>
-              <w:left w:val="none"/>
-              <w:right w:val="none"/>
-            </w:tcBorders>
+            <w:vAlign w:val="center"/>
           </w:tcPr>
           <w:p>
             <w:pPr>
@@ -560,6 +482,9 @@
             <w:r>
               <w:rPr>
                 <w:rFonts w:ascii="Times New Roman" w:hAnsi="Times New Roman"/>
+                <w:b w:val="0"/>
+                <w:i w:val="0"/>
+                <w:color w:val="000000"/>
                 <w:sz w:val="20"/>
               </w:rPr>
               <w:t>Sabrin Manandhar</w:t>
@@ -568,13 +493,8 @@
         </w:tc>
         <w:tc>
           <w:tcPr>
-            <w:tcW w:type="dxa" w:w="3168"/>
-            <w:tcBorders>
-              <w:top w:val="none"/>
-              <w:bottom w:val="none"/>
-              <w:left w:val="none"/>
-              <w:right w:val="none"/>
-            </w:tcBorders>
+            <w:tcW w:type="dxa" w:w="2880"/>
+            <w:vAlign w:val="center"/>
           </w:tcPr>
           <w:p>
             <w:pPr>
@@ -584,23 +504,19 @@
             <w:r>
               <w:rPr>
                 <w:rFonts w:ascii="Times New Roman" w:hAnsi="Times New Roman"/>
+                <w:b w:val="0"/>
+                <w:i w:val="0"/>
+                <w:color w:val="000000"/>
                 <w:sz w:val="20"/>
               </w:rPr>
-              <w:t>Scrum Master &amp; Senior QA Lead</w:t>
-              <w:br/>
-              <w:t>(Quality Assurance Specialist)</w:t>
+              <w:t>Scrum Master &amp; Senior QA Lead (Quality Assurance Specialist)</w:t>
             </w:r>
           </w:p>
         </w:tc>
         <w:tc>
           <w:tcPr>
-            <w:tcW w:type="dxa" w:w="4032"/>
-            <w:tcBorders>
-              <w:top w:val="none"/>
-              <w:bottom w:val="none"/>
-              <w:left w:val="none"/>
-              <w:right w:val="none"/>
-            </w:tcBorders>
+            <w:tcW w:type="dxa" w:w="4320"/>
+            <w:vAlign w:val="center"/>
           </w:tcPr>
           <w:p>
             <w:pPr>
@@ -610,9 +526,12 @@
             <w:r>
               <w:rPr>
                 <w:rFonts w:ascii="Times New Roman" w:hAnsi="Times New Roman"/>
+                <w:b w:val="0"/>
+                <w:i w:val="0"/>
+                <w:color w:val="000000"/>
                 <w:sz w:val="20"/>
               </w:rPr>
-              <w:t>Facilitated daily standups and sprint planning; managed sprint board progression in Trello; authored UML Sequence and Activity diagrams; designed the master 40-case software testing matrix; conducted defect root-cause analysis.</w:t>
+              <w:t>Facilitated daily standups and sprint planning; managed sprint board progression; authored master 40-case test matrix; evaluated defect logs and test execution reports.</w:t>
             </w:r>
           </w:p>
         </w:tc>
@@ -624,12 +543,7 @@
         <w:tc>
           <w:tcPr>
             <w:tcW w:type="dxa" w:w="2160"/>
-            <w:tcBorders>
-              <w:top w:val="none"/>
-              <w:bottom w:val="single" w:sz="12" w:space="0" w:color="000000"/>
-              <w:left w:val="none"/>
-              <w:right w:val="none"/>
-            </w:tcBorders>
+            <w:vAlign w:val="center"/>
           </w:tcPr>
           <w:p>
             <w:pPr>
@@ -639,6 +553,9 @@
             <w:r>
               <w:rPr>
                 <w:rFonts w:ascii="Times New Roman" w:hAnsi="Times New Roman"/>
+                <w:b w:val="0"/>
+                <w:i w:val="0"/>
+                <w:color w:val="000000"/>
                 <w:sz w:val="20"/>
               </w:rPr>
               <w:t>Shivam Khadka</w:t>
@@ -647,13 +564,8 @@
         </w:tc>
         <w:tc>
           <w:tcPr>
-            <w:tcW w:type="dxa" w:w="3168"/>
-            <w:tcBorders>
-              <w:top w:val="none"/>
-              <w:bottom w:val="single" w:sz="12" w:space="0" w:color="000000"/>
-              <w:left w:val="none"/>
-              <w:right w:val="none"/>
-            </w:tcBorders>
+            <w:tcW w:type="dxa" w:w="2880"/>
+            <w:vAlign w:val="center"/>
           </w:tcPr>
           <w:p>
             <w:pPr>
@@ -663,23 +575,19 @@
             <w:r>
               <w:rPr>
                 <w:rFonts w:ascii="Times New Roman" w:hAnsi="Times New Roman"/>
+                <w:b w:val="0"/>
+                <w:i w:val="0"/>
+                <w:color w:val="000000"/>
                 <w:sz w:val="20"/>
               </w:rPr>
-              <w:t>Senior Systems Engineer &amp; DevOps Lead</w:t>
-              <w:br/>
-              <w:t>(Configuration Manager)</w:t>
+              <w:t>Senior Systems Engineer &amp; DevOps Lead (Configuration Manager)</w:t>
             </w:r>
           </w:p>
         </w:tc>
         <w:tc>
           <w:tcPr>
-            <w:tcW w:type="dxa" w:w="4032"/>
-            <w:tcBorders>
-              <w:top w:val="none"/>
-              <w:bottom w:val="single" w:sz="12" w:space="0" w:color="000000"/>
-              <w:left w:val="none"/>
-              <w:right w:val="none"/>
-            </w:tcBorders>
+            <w:tcW w:type="dxa" w:w="4320"/>
+            <w:vAlign w:val="center"/>
           </w:tcPr>
           <w:p>
             <w:pPr>
@@ -689,9 +597,12 @@
             <w:r>
               <w:rPr>
                 <w:rFonts w:ascii="Times New Roman" w:hAnsi="Times New Roman"/>
+                <w:b w:val="0"/>
+                <w:i w:val="0"/>
+                <w:color w:val="000000"/>
                 <w:sz w:val="20"/>
               </w:rPr>
-              <w:t>Configured GitHub version control repository; established Git branching and pull request review policies; authored non-functional requirements and stakeholder analysis; structured online test reporting infrastructure.</w:t>
+              <w:t>Configured GitHub version control repository; established Git branching workflows; authored UML Sequence and Activity diagrams; managed technical documentation consistency.</w:t>
             </w:r>
           </w:p>
         </w:tc>
@@ -699,10 +610,7 @@
     </w:tbl>
     <w:p>
       <w:pPr>
-        <w:keepNext/>
-        <w:keepLines/>
-        <w:widowControl/>
-        <w:spacing w:before="240" w:after="120" w:line="480" w:lineRule="auto"/>
+        <w:spacing w:before="200" w:after="80" w:line="480" w:lineRule="auto"/>
         <w:ind w:firstLine="0"/>
         <w:jc w:val="left"/>
       </w:pPr>
@@ -719,9 +627,7 @@
     </w:p>
     <w:p>
       <w:pPr>
-        <w:keepLines/>
-        <w:widowControl/>
-        <w:spacing w:before="0" w:after="120" w:line="480" w:lineRule="auto"/>
+        <w:spacing w:before="0" w:after="80" w:line="480" w:lineRule="auto"/>
         <w:ind w:firstLine="720"/>
       </w:pPr>
       <w:r>
@@ -732,16 +638,13 @@
           <w:color w:val="000000"/>
           <w:sz w:val="24"/>
         </w:rPr>
-        <w:t>Effective requirements engineering ensures that software systems solve actual operational bottlenecks for end users. Our team identified three primary stakeholder groups: Warehouse Clerks (frontline operators performing item intake, barcode scanning, and picking), Inventory Managers (supervisors monitoring stock levels, approving priority requests, and generating audit reports), and Supplier Gateways (external vendor systems receiving automated purchase orders). We gathered system requirements through simulated clerk interviews, operational workflow shadowing, and document analysis of legacy warehouse paper logs (Sommerville, 2021).</w:t>
+        <w:t>Requirements engineering establishes the functional scope and operational constraints required for successful system delivery (Pressman &amp; Maxim, 2020). Our team identified three primary operational stakeholder groups: Warehouse Clerks (operational staff handling item scanning, shipment intake, and physical dispatches), Inventory Managers (supervisors tracking stock levels, safety thresholds, and vendor purchase orders), and Warehouse Auditors (compliance officers verifying transaction ledgers).</w:t>
       </w:r>
     </w:p>
     <w:p>
       <w:pPr>
-        <w:keepNext/>
-        <w:keepLines/>
-        <w:widowControl/>
-        <w:spacing w:before="160" w:after="80" w:line="480" w:lineRule="auto"/>
-        <w:ind w:firstLine="720"/>
+        <w:spacing w:before="200" w:after="80" w:line="480" w:lineRule="auto"/>
+        <w:ind w:firstLine="0"/>
         <w:jc w:val="left"/>
       </w:pPr>
       <w:r>
@@ -757,9 +660,7 @@
     </w:p>
     <w:p>
       <w:pPr>
-        <w:keepLines/>
-        <w:widowControl/>
-        <w:spacing w:before="0" w:after="120" w:line="480" w:lineRule="auto"/>
+        <w:spacing w:before="0" w:after="80" w:line="480" w:lineRule="auto"/>
         <w:ind w:firstLine="720"/>
       </w:pPr>
       <w:r>
@@ -770,15 +671,13 @@
           <w:color w:val="000000"/>
           <w:sz w:val="24"/>
         </w:rPr>
-        <w:t>The Warehouse Stock Inventory System includes 10 core functional requirements:</w:t>
+        <w:t>The system implements 10 core functional requirements:</w:t>
       </w:r>
     </w:p>
     <w:p>
       <w:pPr>
-        <w:keepLines/>
-        <w:widowControl/>
-        <w:spacing w:before="0" w:after="60" w:line="360" w:lineRule="auto"/>
-        <w:ind w:hanging="360" w:left="1080"/>
+        <w:spacing w:before="0" w:after="80" w:line="480" w:lineRule="auto"/>
+        <w:ind w:firstLine="720"/>
       </w:pPr>
       <w:r>
         <w:rPr>
@@ -788,7 +687,7 @@
           <w:color w:val="000000"/>
           <w:sz w:val="24"/>
         </w:rPr>
-        <w:t xml:space="preserve">- User Authentication: </w:t>
+        <w:t xml:space="preserve">FR-01 (User Authentication): </w:t>
       </w:r>
       <w:r>
         <w:rPr>
@@ -798,15 +697,13 @@
           <w:color w:val="000000"/>
           <w:sz w:val="24"/>
         </w:rPr>
-        <w:t>The system must authenticate warehouse staff through username, password, and secure badge scanning (FR-01).</w:t>
+        <w:t>The system shall authenticate warehouse personnel via username/email and password, enforcing role-based access control (RBAC).</w:t>
       </w:r>
     </w:p>
     <w:p>
       <w:pPr>
-        <w:keepLines/>
-        <w:widowControl/>
-        <w:spacing w:before="0" w:after="60" w:line="360" w:lineRule="auto"/>
-        <w:ind w:hanging="360" w:left="1080"/>
+        <w:spacing w:before="0" w:after="80" w:line="480" w:lineRule="auto"/>
+        <w:ind w:firstLine="720"/>
       </w:pPr>
       <w:r>
         <w:rPr>
@@ -816,7 +713,7 @@
           <w:color w:val="000000"/>
           <w:sz w:val="24"/>
         </w:rPr>
-        <w:t xml:space="preserve">- Stock Intake: </w:t>
+        <w:t xml:space="preserve">FR-02 (Stock Intake): </w:t>
       </w:r>
       <w:r>
         <w:rPr>
@@ -826,15 +723,13 @@
           <w:color w:val="000000"/>
           <w:sz w:val="24"/>
         </w:rPr>
-        <w:t>The system must record incoming shipments against approved purchase orders and update available quantities (FR-02).</w:t>
+        <w:t>The system shall record incoming inventory against active Purchase Orders, supporting partial intake with automated backorder logging.</w:t>
       </w:r>
     </w:p>
     <w:p>
       <w:pPr>
-        <w:keepLines/>
-        <w:widowControl/>
-        <w:spacing w:before="0" w:after="60" w:line="360" w:lineRule="auto"/>
-        <w:ind w:hanging="360" w:left="1080"/>
+        <w:spacing w:before="0" w:after="80" w:line="480" w:lineRule="auto"/>
+        <w:ind w:firstLine="720"/>
       </w:pPr>
       <w:r>
         <w:rPr>
@@ -844,7 +739,7 @@
           <w:color w:val="000000"/>
           <w:sz w:val="24"/>
         </w:rPr>
-        <w:t xml:space="preserve">- Barcode Scanning: </w:t>
+        <w:t xml:space="preserve">FR-03 (Barcode Scanning): </w:t>
       </w:r>
       <w:r>
         <w:rPr>
@@ -854,15 +749,13 @@
           <w:color w:val="000000"/>
           <w:sz w:val="24"/>
         </w:rPr>
-        <w:t>The system must support optical barcode and QR label scanning via handheld mobile terminals for instant item lookup (FR-03).</w:t>
+        <w:t>The system shall parse standard SKU barcodes and QR codes from handheld scanners to retrieve item data within 500ms.</w:t>
       </w:r>
     </w:p>
     <w:p>
       <w:pPr>
-        <w:keepLines/>
-        <w:widowControl/>
-        <w:spacing w:before="0" w:after="60" w:line="360" w:lineRule="auto"/>
-        <w:ind w:hanging="360" w:left="1080"/>
+        <w:spacing w:before="0" w:after="80" w:line="480" w:lineRule="auto"/>
+        <w:ind w:firstLine="720"/>
       </w:pPr>
       <w:r>
         <w:rPr>
@@ -872,7 +765,7 @@
           <w:color w:val="000000"/>
           <w:sz w:val="24"/>
         </w:rPr>
-        <w:t xml:space="preserve">- Inventory Level Check: </w:t>
+        <w:t xml:space="preserve">FR-04 (Availability Check): </w:t>
       </w:r>
       <w:r>
         <w:rPr>
@@ -882,15 +775,13 @@
           <w:color w:val="000000"/>
           <w:sz w:val="24"/>
         </w:rPr>
-        <w:t>The system must check item availability in real time and display low-stock warning banners at designated reorder thresholds (FR-04).</w:t>
+        <w:t>The system shall verify real-time stock levels and prevent checkout requests exceeding on-hand warehouse quantities.</w:t>
       </w:r>
     </w:p>
     <w:p>
       <w:pPr>
-        <w:keepLines/>
-        <w:widowControl/>
-        <w:spacing w:before="0" w:after="60" w:line="360" w:lineRule="auto"/>
-        <w:ind w:hanging="360" w:left="1080"/>
+        <w:spacing w:before="0" w:after="80" w:line="480" w:lineRule="auto"/>
+        <w:ind w:firstLine="720"/>
       </w:pPr>
       <w:r>
         <w:rPr>
@@ -900,7 +791,7 @@
           <w:color w:val="000000"/>
           <w:sz w:val="24"/>
         </w:rPr>
-        <w:t xml:space="preserve">- Low-Stock Watchlist: </w:t>
+        <w:t xml:space="preserve">FR-05 (Low-Stock Watchlist): </w:t>
       </w:r>
       <w:r>
         <w:rPr>
@@ -910,15 +801,13 @@
           <w:color w:val="000000"/>
           <w:sz w:val="24"/>
         </w:rPr>
-        <w:t>The system must allow inventory managers to add critical items to an automated watchlist with email alerts (FR-05).</w:t>
+        <w:t>The system shall allow managers to flag critical SKUs and trigger automated alerts when stock falls below set safety thresholds.</w:t>
       </w:r>
     </w:p>
     <w:p>
       <w:pPr>
-        <w:keepLines/>
-        <w:widowControl/>
-        <w:spacing w:before="0" w:after="60" w:line="360" w:lineRule="auto"/>
-        <w:ind w:hanging="360" w:left="1080"/>
+        <w:spacing w:before="0" w:after="80" w:line="480" w:lineRule="auto"/>
+        <w:ind w:firstLine="720"/>
       </w:pPr>
       <w:r>
         <w:rPr>
@@ -928,7 +817,7 @@
           <w:color w:val="000000"/>
           <w:sz w:val="24"/>
         </w:rPr>
-        <w:t xml:space="preserve">- Priority Tagging: </w:t>
+        <w:t xml:space="preserve">FR-06 (Priority Queue): </w:t>
       </w:r>
       <w:r>
         <w:rPr>
@@ -938,15 +827,13 @@
           <w:color w:val="000000"/>
           <w:sz w:val="24"/>
         </w:rPr>
-        <w:t>The system must enable authorized supervisors to apply high-priority tags to urgent dispatch orders (FR-06).</w:t>
+        <w:t>The system shall allow clerks to assign priority tags (Urgent, Standard, Low) to fulfillment orders for prioritized picking.</w:t>
       </w:r>
     </w:p>
     <w:p>
       <w:pPr>
-        <w:keepLines/>
-        <w:widowControl/>
-        <w:spacing w:before="0" w:after="60" w:line="360" w:lineRule="auto"/>
-        <w:ind w:hanging="360" w:left="1080"/>
+        <w:spacing w:before="0" w:after="80" w:line="480" w:lineRule="auto"/>
+        <w:ind w:firstLine="720"/>
       </w:pPr>
       <w:r>
         <w:rPr>
@@ -956,7 +843,7 @@
           <w:color w:val="000000"/>
           <w:sz w:val="24"/>
         </w:rPr>
-        <w:t xml:space="preserve">- Stock Reservation: </w:t>
+        <w:t xml:space="preserve">FR-07 (Atomic Reservation): </w:t>
       </w:r>
       <w:r>
         <w:rPr>
@@ -966,15 +853,13 @@
           <w:color w:val="000000"/>
           <w:sz w:val="24"/>
         </w:rPr>
-        <w:t>The system must atomically lock and reserve inventory quantities upon outbound request confirmation to prevent double allocation (FR-07).</w:t>
+        <w:t>The system shall lock and reserve stock units during picking to prevent race conditions and duplicate order allocation.</w:t>
       </w:r>
     </w:p>
     <w:p>
       <w:pPr>
-        <w:keepLines/>
-        <w:widowControl/>
-        <w:spacing w:before="0" w:after="60" w:line="360" w:lineRule="auto"/>
-        <w:ind w:hanging="360" w:left="1080"/>
+        <w:spacing w:before="0" w:after="80" w:line="480" w:lineRule="auto"/>
+        <w:ind w:firstLine="720"/>
       </w:pPr>
       <w:r>
         <w:rPr>
@@ -984,7 +869,7 @@
           <w:color w:val="000000"/>
           <w:sz w:val="24"/>
         </w:rPr>
-        <w:t xml:space="preserve">- Supplier Reordering: </w:t>
+        <w:t xml:space="preserve">FR-08 (Supplier Replenishment): </w:t>
       </w:r>
       <w:r>
         <w:rPr>
@@ -994,15 +879,13 @@
           <w:color w:val="000000"/>
           <w:sz w:val="24"/>
         </w:rPr>
-        <w:t>The system must transmit automated restocking purchase orders to approved supplier APIs when stock drops below safety thresholds (FR-08).</w:t>
+        <w:t>The system shall generate electronic replenishment Purchase Orders when safety stock levels are breached.</w:t>
       </w:r>
     </w:p>
     <w:p>
       <w:pPr>
-        <w:keepLines/>
-        <w:widowControl/>
-        <w:spacing w:before="0" w:after="60" w:line="360" w:lineRule="auto"/>
-        <w:ind w:hanging="360" w:left="1080"/>
+        <w:spacing w:before="0" w:after="80" w:line="480" w:lineRule="auto"/>
+        <w:ind w:firstLine="720"/>
       </w:pPr>
       <w:r>
         <w:rPr>
@@ -1012,7 +895,7 @@
           <w:color w:val="000000"/>
           <w:sz w:val="24"/>
         </w:rPr>
-        <w:t xml:space="preserve">- Dispatch Note Generation: </w:t>
+        <w:t xml:space="preserve">FR-09 (Dispatch Documentation): </w:t>
       </w:r>
       <w:r>
         <w:rPr>
@@ -1022,15 +905,13 @@
           <w:color w:val="000000"/>
           <w:sz w:val="24"/>
         </w:rPr>
-        <w:t>The system must generate printable, itemized thermal dispatch notes and PDF packing slips for outbound shipments (FR-09).</w:t>
+        <w:t>The system shall format and print itemized dispatch packing slips upon order completion.</w:t>
       </w:r>
     </w:p>
     <w:p>
       <w:pPr>
-        <w:keepLines/>
-        <w:widowControl/>
-        <w:spacing w:before="0" w:after="60" w:line="360" w:lineRule="auto"/>
-        <w:ind w:hanging="360" w:left="1080"/>
+        <w:spacing w:before="0" w:after="80" w:line="480" w:lineRule="auto"/>
+        <w:ind w:firstLine="720"/>
       </w:pPr>
       <w:r>
         <w:rPr>
@@ -1040,7 +921,7 @@
           <w:color w:val="000000"/>
           <w:sz w:val="24"/>
         </w:rPr>
-        <w:t xml:space="preserve">- Audit Transaction Logging: </w:t>
+        <w:t xml:space="preserve">FR-10 (Audit Logging): </w:t>
       </w:r>
       <w:r>
         <w:rPr>
@@ -1050,16 +931,13 @@
           <w:color w:val="000000"/>
           <w:sz w:val="24"/>
         </w:rPr>
-        <w:t>The system must maintain immutable, append-only audit transaction logs of all inventory balance adjustments for compliance audits (FR-10).</w:t>
+        <w:t>The system shall record every inventory change into an append-only, immutable transaction ledger.</w:t>
       </w:r>
     </w:p>
     <w:p>
       <w:pPr>
-        <w:keepNext/>
-        <w:keepLines/>
-        <w:widowControl/>
-        <w:spacing w:before="160" w:after="80" w:line="480" w:lineRule="auto"/>
-        <w:ind w:firstLine="720"/>
+        <w:spacing w:before="200" w:after="80" w:line="480" w:lineRule="auto"/>
+        <w:ind w:firstLine="0"/>
         <w:jc w:val="left"/>
       </w:pPr>
       <w:r>
@@ -1075,9 +953,7 @@
     </w:p>
     <w:p>
       <w:pPr>
-        <w:keepLines/>
-        <w:widowControl/>
-        <w:spacing w:before="0" w:after="120" w:line="480" w:lineRule="auto"/>
+        <w:spacing w:before="0" w:after="80" w:line="480" w:lineRule="auto"/>
         <w:ind w:firstLine="720"/>
       </w:pPr>
       <w:r>
@@ -1088,15 +964,13 @@
           <w:color w:val="000000"/>
           <w:sz w:val="24"/>
         </w:rPr>
-        <w:t>To ensure enterprise reliability, the system adheres to five key quality attributes:</w:t>
+        <w:t>System performance and operational quality are governed by five non-functional requirements:</w:t>
       </w:r>
     </w:p>
     <w:p>
       <w:pPr>
-        <w:keepLines/>
-        <w:widowControl/>
-        <w:spacing w:before="0" w:after="60" w:line="360" w:lineRule="auto"/>
-        <w:ind w:hanging="360" w:left="1080"/>
+        <w:spacing w:before="0" w:after="80" w:line="480" w:lineRule="auto"/>
+        <w:ind w:firstLine="720"/>
       </w:pPr>
       <w:r>
         <w:rPr>
@@ -1106,7 +980,7 @@
           <w:color w:val="000000"/>
           <w:sz w:val="24"/>
         </w:rPr>
-        <w:t xml:space="preserve">- Performance: </w:t>
+        <w:t xml:space="preserve">NFR-01 (Performance): </w:t>
       </w:r>
       <w:r>
         <w:rPr>
@@ -1116,15 +990,13 @@
           <w:color w:val="000000"/>
           <w:sz w:val="24"/>
         </w:rPr>
-        <w:t>Barcode lookups and inventory availability queries must return results within 500 milliseconds under a concurrent load of 50 active warehouse terminals (NFR-01).</w:t>
+        <w:t>Real-time stock lookup and barcode queries shall respond in less than 500 milliseconds under 100 concurrent requests.</w:t>
       </w:r>
     </w:p>
     <w:p>
       <w:pPr>
-        <w:keepLines/>
-        <w:widowControl/>
-        <w:spacing w:before="0" w:after="60" w:line="360" w:lineRule="auto"/>
-        <w:ind w:hanging="360" w:left="1080"/>
+        <w:spacing w:before="0" w:after="80" w:line="480" w:lineRule="auto"/>
+        <w:ind w:firstLine="720"/>
       </w:pPr>
       <w:r>
         <w:rPr>
@@ -1134,7 +1006,7 @@
           <w:color w:val="000000"/>
           <w:sz w:val="24"/>
         </w:rPr>
-        <w:t xml:space="preserve">- Security: </w:t>
+        <w:t xml:space="preserve">NFR-02 (Availability): </w:t>
       </w:r>
       <w:r>
         <w:rPr>
@@ -1144,15 +1016,13 @@
           <w:color w:val="000000"/>
           <w:sz w:val="24"/>
         </w:rPr>
-        <w:t>Role-based access control (RBAC) must restrict administrative features, and all sensitive session data must be encrypted using TLS 1.3 in transit (NFR-02).</w:t>
+        <w:t>The core inventory database service shall maintain 99.9% uptime during operational warehouse shifts.</w:t>
       </w:r>
     </w:p>
     <w:p>
       <w:pPr>
-        <w:keepLines/>
-        <w:widowControl/>
-        <w:spacing w:before="0" w:after="60" w:line="360" w:lineRule="auto"/>
-        <w:ind w:hanging="360" w:left="1080"/>
+        <w:spacing w:before="0" w:after="80" w:line="480" w:lineRule="auto"/>
+        <w:ind w:firstLine="720"/>
       </w:pPr>
       <w:r>
         <w:rPr>
@@ -1162,7 +1032,7 @@
           <w:color w:val="000000"/>
           <w:sz w:val="24"/>
         </w:rPr>
-        <w:t xml:space="preserve">- Reliability: </w:t>
+        <w:t xml:space="preserve">NFR-03 (Security): </w:t>
       </w:r>
       <w:r>
         <w:rPr>
@@ -1172,15 +1042,13 @@
           <w:color w:val="000000"/>
           <w:sz w:val="24"/>
         </w:rPr>
-        <w:t>The inventory database must achieve 99.9% uptime during operational shifts and maintain transactional ACID compliance to prevent data corruption (NFR-03).</w:t>
+        <w:t>All user credentials shall be encrypted with Argon2/bcrypt, and API communications shall use TLS 1.3 encryption.</w:t>
       </w:r>
     </w:p>
     <w:p>
       <w:pPr>
-        <w:keepLines/>
-        <w:widowControl/>
-        <w:spacing w:before="0" w:after="60" w:line="360" w:lineRule="auto"/>
-        <w:ind w:hanging="360" w:left="1080"/>
+        <w:spacing w:before="0" w:after="80" w:line="480" w:lineRule="auto"/>
+        <w:ind w:firstLine="720"/>
       </w:pPr>
       <w:r>
         <w:rPr>
@@ -1190,7 +1058,7 @@
           <w:color w:val="000000"/>
           <w:sz w:val="24"/>
         </w:rPr>
-        <w:t xml:space="preserve">- Usability: </w:t>
+        <w:t xml:space="preserve">NFR-04 (Data Integrity): </w:t>
       </w:r>
       <w:r>
         <w:rPr>
@@ -1200,15 +1068,13 @@
           <w:color w:val="000000"/>
           <w:sz w:val="24"/>
         </w:rPr>
-        <w:t>Handheld terminal interfaces must feature high-contrast touch buttons and single-hand workflows suitable for rugged warehouse environments (NFR-04).</w:t>
+        <w:t>Inventory updates shall comply with strict ACID transactional guarantees to prevent inventory discrepancies.</w:t>
       </w:r>
     </w:p>
     <w:p>
       <w:pPr>
-        <w:keepLines/>
-        <w:widowControl/>
-        <w:spacing w:before="0" w:after="60" w:line="360" w:lineRule="auto"/>
-        <w:ind w:hanging="360" w:left="1080"/>
+        <w:spacing w:before="0" w:after="80" w:line="480" w:lineRule="auto"/>
+        <w:ind w:firstLine="720"/>
       </w:pPr>
       <w:r>
         <w:rPr>
@@ -1218,7 +1084,7 @@
           <w:color w:val="000000"/>
           <w:sz w:val="24"/>
         </w:rPr>
-        <w:t xml:space="preserve">- Maintainability: </w:t>
+        <w:t xml:space="preserve">NFR-05 (Usability): </w:t>
       </w:r>
       <w:r>
         <w:rPr>
@@ -1228,15 +1094,12 @@
           <w:color w:val="000000"/>
           <w:sz w:val="24"/>
         </w:rPr>
-        <w:t>The system architecture must use modular layered services allowing integration with third-party logistics APIs without modifying core inventory logic (NFR-05).</w:t>
+        <w:t>Handheld scanning UI interfaces shall support high-contrast visual display and minimal tap navigation for rapid warehouse floor use.</w:t>
       </w:r>
     </w:p>
     <w:p>
       <w:pPr>
-        <w:keepNext/>
-        <w:keepLines/>
-        <w:widowControl/>
-        <w:spacing w:before="240" w:after="120" w:line="480" w:lineRule="auto"/>
+        <w:spacing w:before="200" w:after="80" w:line="480" w:lineRule="auto"/>
         <w:ind w:firstLine="0"/>
         <w:jc w:val="left"/>
       </w:pPr>
@@ -1253,9 +1116,7 @@
     </w:p>
     <w:p>
       <w:pPr>
-        <w:keepLines/>
-        <w:widowControl/>
-        <w:spacing w:before="0" w:after="120" w:line="480" w:lineRule="auto"/>
+        <w:spacing w:before="0" w:after="80" w:line="480" w:lineRule="auto"/>
         <w:ind w:firstLine="720"/>
       </w:pPr>
       <w:r>
@@ -1271,12 +1132,8 @@
     </w:p>
     <w:p>
       <w:pPr>
-        <w:keepNext/>
-        <w:keepLines/>
-        <w:widowControl/>
-        <w:spacing w:before="240" w:after="0" w:line="240" w:lineRule="auto"/>
+        <w:spacing w:before="160" w:after="0" w:line="480" w:lineRule="auto"/>
         <w:ind w:firstLine="0"/>
-        <w:jc w:val="left"/>
       </w:pPr>
       <w:r>
         <w:rPr>
@@ -1291,12 +1148,8 @@
     </w:p>
     <w:p>
       <w:pPr>
-        <w:keepNext/>
-        <w:keepLines/>
-        <w:widowControl/>
-        <w:spacing w:before="0" w:after="120" w:line="240" w:lineRule="auto"/>
+        <w:spacing w:before="0" w:after="80" w:line="480" w:lineRule="auto"/>
         <w:ind w:firstLine="0"/>
-        <w:jc w:val="left"/>
       </w:pPr>
       <w:r>
         <w:rPr>
@@ -1306,12 +1159,13 @@
           <w:color w:val="000000"/>
           <w:sz w:val="24"/>
         </w:rPr>
-        <w:t>Agile Product Backlog and Story Point Estimation</w:t>
+        <w:t>Agile Product Backlog, Story Point Estimation, and Active Sprint Status</w:t>
       </w:r>
     </w:p>
     <w:tbl>
       <w:tblPr>
         <w:tblW w:type="auto" w:w="0"/>
+        <w:jc w:val="center"/>
         <w:tblLook w:firstColumn="1" w:firstRow="1" w:lastColumn="0" w:lastRow="0" w:noHBand="0" w:noVBand="1" w:val="04A0"/>
       </w:tblPr>
       <w:tblGrid>
@@ -1330,12 +1184,7 @@
         <w:tc>
           <w:tcPr>
             <w:tcW w:type="dxa" w:w="1152"/>
-            <w:tcBorders>
-              <w:top w:val="single" w:sz="12" w:space="0" w:color="000000"/>
-              <w:bottom w:val="single" w:sz="8" w:space="0" w:color="000000"/>
-              <w:left w:val="none"/>
-              <w:right w:val="none"/>
-            </w:tcBorders>
+            <w:vAlign w:val="center"/>
           </w:tcPr>
           <w:p>
             <w:pPr>
@@ -1346,6 +1195,8 @@
               <w:rPr>
                 <w:rFonts w:ascii="Times New Roman" w:hAnsi="Times New Roman"/>
                 <w:b/>
+                <w:i w:val="0"/>
+                <w:color w:val="000000"/>
                 <w:sz w:val="20"/>
               </w:rPr>
               <w:t>ID</w:t>
@@ -1354,13 +1205,8 @@
         </w:tc>
         <w:tc>
           <w:tcPr>
-            <w:tcW w:type="dxa" w:w="3456"/>
-            <w:tcBorders>
-              <w:top w:val="single" w:sz="12" w:space="0" w:color="000000"/>
-              <w:bottom w:val="single" w:sz="8" w:space="0" w:color="000000"/>
-              <w:left w:val="none"/>
-              <w:right w:val="none"/>
-            </w:tcBorders>
+            <w:tcW w:type="dxa" w:w="3600"/>
+            <w:vAlign w:val="center"/>
           </w:tcPr>
           <w:p>
             <w:pPr>
@@ -1371,6 +1217,8 @@
               <w:rPr>
                 <w:rFonts w:ascii="Times New Roman" w:hAnsi="Times New Roman"/>
                 <w:b/>
+                <w:i w:val="0"/>
+                <w:color w:val="000000"/>
                 <w:sz w:val="20"/>
               </w:rPr>
               <w:t>User Story Description</w:t>
@@ -1380,12 +1228,7 @@
         <w:tc>
           <w:tcPr>
             <w:tcW w:type="dxa" w:w="864"/>
-            <w:tcBorders>
-              <w:top w:val="single" w:sz="12" w:space="0" w:color="000000"/>
-              <w:bottom w:val="single" w:sz="8" w:space="0" w:color="000000"/>
-              <w:left w:val="none"/>
-              <w:right w:val="none"/>
-            </w:tcBorders>
+            <w:vAlign w:val="center"/>
           </w:tcPr>
           <w:p>
             <w:pPr>
@@ -1396,6 +1239,8 @@
               <w:rPr>
                 <w:rFonts w:ascii="Times New Roman" w:hAnsi="Times New Roman"/>
                 <w:b/>
+                <w:i w:val="0"/>
+                <w:color w:val="000000"/>
                 <w:sz w:val="20"/>
               </w:rPr>
               <w:t>Points</w:t>
@@ -1404,13 +1249,8 @@
         </w:tc>
         <w:tc>
           <w:tcPr>
-            <w:tcW w:type="dxa" w:w="1152"/>
-            <w:tcBorders>
-              <w:top w:val="single" w:sz="12" w:space="0" w:color="000000"/>
-              <w:bottom w:val="single" w:sz="8" w:space="0" w:color="000000"/>
-              <w:left w:val="none"/>
-              <w:right w:val="none"/>
-            </w:tcBorders>
+            <w:tcW w:type="dxa" w:w="1008"/>
+            <w:vAlign w:val="center"/>
           </w:tcPr>
           <w:p>
             <w:pPr>
@@ -1421,6 +1261,8 @@
               <w:rPr>
                 <w:rFonts w:ascii="Times New Roman" w:hAnsi="Times New Roman"/>
                 <w:b/>
+                <w:i w:val="0"/>
+                <w:color w:val="000000"/>
                 <w:sz w:val="20"/>
               </w:rPr>
               <w:t>Priority</w:t>
@@ -1429,13 +1271,8 @@
         </w:tc>
         <w:tc>
           <w:tcPr>
-            <w:tcW w:type="dxa" w:w="1584"/>
-            <w:tcBorders>
-              <w:top w:val="single" w:sz="12" w:space="0" w:color="000000"/>
-              <w:bottom w:val="single" w:sz="8" w:space="0" w:color="000000"/>
-              <w:left w:val="none"/>
-              <w:right w:val="none"/>
-            </w:tcBorders>
+            <w:tcW w:type="dxa" w:w="1440"/>
+            <w:vAlign w:val="center"/>
           </w:tcPr>
           <w:p>
             <w:pPr>
@@ -1446,6 +1283,8 @@
               <w:rPr>
                 <w:rFonts w:ascii="Times New Roman" w:hAnsi="Times New Roman"/>
                 <w:b/>
+                <w:i w:val="0"/>
+                <w:color w:val="000000"/>
                 <w:sz w:val="20"/>
               </w:rPr>
               <w:t>Assigned Lead</w:t>
@@ -1454,13 +1293,8 @@
         </w:tc>
         <w:tc>
           <w:tcPr>
-            <w:tcW w:type="dxa" w:w="1152"/>
-            <w:tcBorders>
-              <w:top w:val="single" w:sz="12" w:space="0" w:color="000000"/>
-              <w:bottom w:val="single" w:sz="8" w:space="0" w:color="000000"/>
-              <w:left w:val="none"/>
-              <w:right w:val="none"/>
-            </w:tcBorders>
+            <w:tcW w:type="dxa" w:w="1296"/>
+            <w:vAlign w:val="center"/>
           </w:tcPr>
           <w:p>
             <w:pPr>
@@ -1471,6 +1305,8 @@
               <w:rPr>
                 <w:rFonts w:ascii="Times New Roman" w:hAnsi="Times New Roman"/>
                 <w:b/>
+                <w:i w:val="0"/>
+                <w:color w:val="000000"/>
                 <w:sz w:val="20"/>
               </w:rPr>
               <w:t>Status</w:t>
@@ -1485,12 +1321,7 @@
         <w:tc>
           <w:tcPr>
             <w:tcW w:type="dxa" w:w="1152"/>
-            <w:tcBorders>
-              <w:top w:val="none"/>
-              <w:bottom w:val="none"/>
-              <w:left w:val="none"/>
-              <w:right w:val="none"/>
-            </w:tcBorders>
+            <w:vAlign w:val="center"/>
           </w:tcPr>
           <w:p>
             <w:pPr>
@@ -1500,6 +1331,9 @@
             <w:r>
               <w:rPr>
                 <w:rFonts w:ascii="Times New Roman" w:hAnsi="Times New Roman"/>
+                <w:b w:val="0"/>
+                <w:i w:val="0"/>
+                <w:color w:val="000000"/>
                 <w:sz w:val="20"/>
               </w:rPr>
               <w:t>WMS-01</w:t>
@@ -1508,13 +1342,8 @@
         </w:tc>
         <w:tc>
           <w:tcPr>
-            <w:tcW w:type="dxa" w:w="3456"/>
-            <w:tcBorders>
-              <w:top w:val="none"/>
-              <w:bottom w:val="none"/>
-              <w:left w:val="none"/>
-              <w:right w:val="none"/>
-            </w:tcBorders>
+            <w:tcW w:type="dxa" w:w="3600"/>
+            <w:vAlign w:val="center"/>
           </w:tcPr>
           <w:p>
             <w:pPr>
@@ -1524,6 +1353,9 @@
             <w:r>
               <w:rPr>
                 <w:rFonts w:ascii="Times New Roman" w:hAnsi="Times New Roman"/>
+                <w:b w:val="0"/>
+                <w:i w:val="0"/>
+                <w:color w:val="000000"/>
                 <w:sz w:val="20"/>
               </w:rPr>
               <w:t>As a Warehouse Clerk, I want to log in securely so I can access my shift dashboard.</w:t>
@@ -1533,12 +1365,7 @@
         <w:tc>
           <w:tcPr>
             <w:tcW w:type="dxa" w:w="864"/>
-            <w:tcBorders>
-              <w:top w:val="none"/>
-              <w:bottom w:val="none"/>
-              <w:left w:val="none"/>
-              <w:right w:val="none"/>
-            </w:tcBorders>
+            <w:vAlign w:val="center"/>
           </w:tcPr>
           <w:p>
             <w:pPr>
@@ -1548,6 +1375,9 @@
             <w:r>
               <w:rPr>
                 <w:rFonts w:ascii="Times New Roman" w:hAnsi="Times New Roman"/>
+                <w:b w:val="0"/>
+                <w:i w:val="0"/>
+                <w:color w:val="000000"/>
                 <w:sz w:val="20"/>
               </w:rPr>
               <w:t>2</w:t>
@@ -1556,13 +1386,8 @@
         </w:tc>
         <w:tc>
           <w:tcPr>
-            <w:tcW w:type="dxa" w:w="1152"/>
-            <w:tcBorders>
-              <w:top w:val="none"/>
-              <w:bottom w:val="none"/>
-              <w:left w:val="none"/>
-              <w:right w:val="none"/>
-            </w:tcBorders>
+            <w:tcW w:type="dxa" w:w="1008"/>
+            <w:vAlign w:val="center"/>
           </w:tcPr>
           <w:p>
             <w:pPr>
@@ -1572,6 +1397,9 @@
             <w:r>
               <w:rPr>
                 <w:rFonts w:ascii="Times New Roman" w:hAnsi="Times New Roman"/>
+                <w:b w:val="0"/>
+                <w:i w:val="0"/>
+                <w:color w:val="000000"/>
                 <w:sz w:val="20"/>
               </w:rPr>
               <w:t>High</w:t>
@@ -1580,13 +1408,8 @@
         </w:tc>
         <w:tc>
           <w:tcPr>
-            <w:tcW w:type="dxa" w:w="1584"/>
-            <w:tcBorders>
-              <w:top w:val="none"/>
-              <w:bottom w:val="none"/>
-              <w:left w:val="none"/>
-              <w:right w:val="none"/>
-            </w:tcBorders>
+            <w:tcW w:type="dxa" w:w="1440"/>
+            <w:vAlign w:val="center"/>
           </w:tcPr>
           <w:p>
             <w:pPr>
@@ -1596,6 +1419,9 @@
             <w:r>
               <w:rPr>
                 <w:rFonts w:ascii="Times New Roman" w:hAnsi="Times New Roman"/>
+                <w:b w:val="0"/>
+                <w:i w:val="0"/>
+                <w:color w:val="000000"/>
                 <w:sz w:val="20"/>
               </w:rPr>
               <w:t>Ankit Katwal</w:t>
@@ -1604,13 +1430,8 @@
         </w:tc>
         <w:tc>
           <w:tcPr>
-            <w:tcW w:type="dxa" w:w="1152"/>
-            <w:tcBorders>
-              <w:top w:val="none"/>
-              <w:bottom w:val="none"/>
-              <w:left w:val="none"/>
-              <w:right w:val="none"/>
-            </w:tcBorders>
+            <w:tcW w:type="dxa" w:w="1296"/>
+            <w:vAlign w:val="center"/>
           </w:tcPr>
           <w:p>
             <w:pPr>
@@ -1620,9 +1441,12 @@
             <w:r>
               <w:rPr>
                 <w:rFonts w:ascii="Times New Roman" w:hAnsi="Times New Roman"/>
+                <w:b w:val="0"/>
+                <w:i w:val="0"/>
+                <w:color w:val="000000"/>
                 <w:sz w:val="20"/>
               </w:rPr>
-              <w:t>Done</w:t>
+              <w:t>Done (Sprint 1)</w:t>
             </w:r>
           </w:p>
         </w:tc>
@@ -1634,12 +1458,7 @@
         <w:tc>
           <w:tcPr>
             <w:tcW w:type="dxa" w:w="1152"/>
-            <w:tcBorders>
-              <w:top w:val="none"/>
-              <w:bottom w:val="none"/>
-              <w:left w:val="none"/>
-              <w:right w:val="none"/>
-            </w:tcBorders>
+            <w:vAlign w:val="center"/>
           </w:tcPr>
           <w:p>
             <w:pPr>
@@ -1649,6 +1468,9 @@
             <w:r>
               <w:rPr>
                 <w:rFonts w:ascii="Times New Roman" w:hAnsi="Times New Roman"/>
+                <w:b w:val="0"/>
+                <w:i w:val="0"/>
+                <w:color w:val="000000"/>
                 <w:sz w:val="20"/>
               </w:rPr>
               <w:t>WMS-02</w:t>
@@ -1657,13 +1479,8 @@
         </w:tc>
         <w:tc>
           <w:tcPr>
-            <w:tcW w:type="dxa" w:w="3456"/>
-            <w:tcBorders>
-              <w:top w:val="none"/>
-              <w:bottom w:val="none"/>
-              <w:left w:val="none"/>
-              <w:right w:val="none"/>
-            </w:tcBorders>
+            <w:tcW w:type="dxa" w:w="3600"/>
+            <w:vAlign w:val="center"/>
           </w:tcPr>
           <w:p>
             <w:pPr>
@@ -1673,21 +1490,19 @@
             <w:r>
               <w:rPr>
                 <w:rFonts w:ascii="Times New Roman" w:hAnsi="Times New Roman"/>
+                <w:b w:val="0"/>
+                <w:i w:val="0"/>
+                <w:color w:val="000000"/>
                 <w:sz w:val="20"/>
               </w:rPr>
-              <w:t>As a Warehouse Clerk, I want to register incoming stock shipments against purchase orders.</w:t>
+              <w:t>As a Warehouse Clerk, I want to register incoming stock shipments against active purchase orders.</w:t>
             </w:r>
           </w:p>
         </w:tc>
         <w:tc>
           <w:tcPr>
             <w:tcW w:type="dxa" w:w="864"/>
-            <w:tcBorders>
-              <w:top w:val="none"/>
-              <w:bottom w:val="none"/>
-              <w:left w:val="none"/>
-              <w:right w:val="none"/>
-            </w:tcBorders>
+            <w:vAlign w:val="center"/>
           </w:tcPr>
           <w:p>
             <w:pPr>
@@ -1697,6 +1512,9 @@
             <w:r>
               <w:rPr>
                 <w:rFonts w:ascii="Times New Roman" w:hAnsi="Times New Roman"/>
+                <w:b w:val="0"/>
+                <w:i w:val="0"/>
+                <w:color w:val="000000"/>
                 <w:sz w:val="20"/>
               </w:rPr>
               <w:t>5</w:t>
@@ -1705,13 +1523,8 @@
         </w:tc>
         <w:tc>
           <w:tcPr>
-            <w:tcW w:type="dxa" w:w="1152"/>
-            <w:tcBorders>
-              <w:top w:val="none"/>
-              <w:bottom w:val="none"/>
-              <w:left w:val="none"/>
-              <w:right w:val="none"/>
-            </w:tcBorders>
+            <w:tcW w:type="dxa" w:w="1008"/>
+            <w:vAlign w:val="center"/>
           </w:tcPr>
           <w:p>
             <w:pPr>
@@ -1721,6 +1534,9 @@
             <w:r>
               <w:rPr>
                 <w:rFonts w:ascii="Times New Roman" w:hAnsi="Times New Roman"/>
+                <w:b w:val="0"/>
+                <w:i w:val="0"/>
+                <w:color w:val="000000"/>
                 <w:sz w:val="20"/>
               </w:rPr>
               <w:t>High</w:t>
@@ -1729,13 +1545,8 @@
         </w:tc>
         <w:tc>
           <w:tcPr>
-            <w:tcW w:type="dxa" w:w="1584"/>
-            <w:tcBorders>
-              <w:top w:val="none"/>
-              <w:bottom w:val="none"/>
-              <w:left w:val="none"/>
-              <w:right w:val="none"/>
-            </w:tcBorders>
+            <w:tcW w:type="dxa" w:w="1440"/>
+            <w:vAlign w:val="center"/>
           </w:tcPr>
           <w:p>
             <w:pPr>
@@ -1745,6 +1556,9 @@
             <w:r>
               <w:rPr>
                 <w:rFonts w:ascii="Times New Roman" w:hAnsi="Times New Roman"/>
+                <w:b w:val="0"/>
+                <w:i w:val="0"/>
+                <w:color w:val="000000"/>
                 <w:sz w:val="20"/>
               </w:rPr>
               <w:t>Shivam Khadka</w:t>
@@ -1753,13 +1567,8 @@
         </w:tc>
         <w:tc>
           <w:tcPr>
-            <w:tcW w:type="dxa" w:w="1152"/>
-            <w:tcBorders>
-              <w:top w:val="none"/>
-              <w:bottom w:val="none"/>
-              <w:left w:val="none"/>
-              <w:right w:val="none"/>
-            </w:tcBorders>
+            <w:tcW w:type="dxa" w:w="1296"/>
+            <w:vAlign w:val="center"/>
           </w:tcPr>
           <w:p>
             <w:pPr>
@@ -1769,9 +1578,12 @@
             <w:r>
               <w:rPr>
                 <w:rFonts w:ascii="Times New Roman" w:hAnsi="Times New Roman"/>
+                <w:b w:val="0"/>
+                <w:i w:val="0"/>
+                <w:color w:val="000000"/>
                 <w:sz w:val="20"/>
               </w:rPr>
-              <w:t>Done</w:t>
+              <w:t>QA &amp; Review</w:t>
             </w:r>
           </w:p>
         </w:tc>
@@ -1783,12 +1595,7 @@
         <w:tc>
           <w:tcPr>
             <w:tcW w:type="dxa" w:w="1152"/>
-            <w:tcBorders>
-              <w:top w:val="none"/>
-              <w:bottom w:val="none"/>
-              <w:left w:val="none"/>
-              <w:right w:val="none"/>
-            </w:tcBorders>
+            <w:vAlign w:val="center"/>
           </w:tcPr>
           <w:p>
             <w:pPr>
@@ -1798,6 +1605,9 @@
             <w:r>
               <w:rPr>
                 <w:rFonts w:ascii="Times New Roman" w:hAnsi="Times New Roman"/>
+                <w:b w:val="0"/>
+                <w:i w:val="0"/>
+                <w:color w:val="000000"/>
                 <w:sz w:val="20"/>
               </w:rPr>
               <w:t>WMS-03</w:t>
@@ -1806,13 +1616,8 @@
         </w:tc>
         <w:tc>
           <w:tcPr>
-            <w:tcW w:type="dxa" w:w="3456"/>
-            <w:tcBorders>
-              <w:top w:val="none"/>
-              <w:bottom w:val="none"/>
-              <w:left w:val="none"/>
-              <w:right w:val="none"/>
-            </w:tcBorders>
+            <w:tcW w:type="dxa" w:w="3600"/>
+            <w:vAlign w:val="center"/>
           </w:tcPr>
           <w:p>
             <w:pPr>
@@ -1822,6 +1627,9 @@
             <w:r>
               <w:rPr>
                 <w:rFonts w:ascii="Times New Roman" w:hAnsi="Times New Roman"/>
+                <w:b w:val="0"/>
+                <w:i w:val="0"/>
+                <w:color w:val="000000"/>
                 <w:sz w:val="20"/>
               </w:rPr>
               <w:t>As a Warehouse Clerk, I want to scan item barcodes so I can quickly retrieve product data.</w:t>
@@ -1831,12 +1639,7 @@
         <w:tc>
           <w:tcPr>
             <w:tcW w:type="dxa" w:w="864"/>
-            <w:tcBorders>
-              <w:top w:val="none"/>
-              <w:bottom w:val="none"/>
-              <w:left w:val="none"/>
-              <w:right w:val="none"/>
-            </w:tcBorders>
+            <w:vAlign w:val="center"/>
           </w:tcPr>
           <w:p>
             <w:pPr>
@@ -1846,6 +1649,9 @@
             <w:r>
               <w:rPr>
                 <w:rFonts w:ascii="Times New Roman" w:hAnsi="Times New Roman"/>
+                <w:b w:val="0"/>
+                <w:i w:val="0"/>
+                <w:color w:val="000000"/>
                 <w:sz w:val="20"/>
               </w:rPr>
               <w:t>3</w:t>
@@ -1854,13 +1660,8 @@
         </w:tc>
         <w:tc>
           <w:tcPr>
-            <w:tcW w:type="dxa" w:w="1152"/>
-            <w:tcBorders>
-              <w:top w:val="none"/>
-              <w:bottom w:val="none"/>
-              <w:left w:val="none"/>
-              <w:right w:val="none"/>
-            </w:tcBorders>
+            <w:tcW w:type="dxa" w:w="1008"/>
+            <w:vAlign w:val="center"/>
           </w:tcPr>
           <w:p>
             <w:pPr>
@@ -1870,6 +1671,9 @@
             <w:r>
               <w:rPr>
                 <w:rFonts w:ascii="Times New Roman" w:hAnsi="Times New Roman"/>
+                <w:b w:val="0"/>
+                <w:i w:val="0"/>
+                <w:color w:val="000000"/>
                 <w:sz w:val="20"/>
               </w:rPr>
               <w:t>High</w:t>
@@ -1878,13 +1682,8 @@
         </w:tc>
         <w:tc>
           <w:tcPr>
-            <w:tcW w:type="dxa" w:w="1584"/>
-            <w:tcBorders>
-              <w:top w:val="none"/>
-              <w:bottom w:val="none"/>
-              <w:left w:val="none"/>
-              <w:right w:val="none"/>
-            </w:tcBorders>
+            <w:tcW w:type="dxa" w:w="1440"/>
+            <w:vAlign w:val="center"/>
           </w:tcPr>
           <w:p>
             <w:pPr>
@@ -1894,6 +1693,9 @@
             <w:r>
               <w:rPr>
                 <w:rFonts w:ascii="Times New Roman" w:hAnsi="Times New Roman"/>
+                <w:b w:val="0"/>
+                <w:i w:val="0"/>
+                <w:color w:val="000000"/>
                 <w:sz w:val="20"/>
               </w:rPr>
               <w:t>Ankit Katwal</w:t>
@@ -1902,13 +1704,8 @@
         </w:tc>
         <w:tc>
           <w:tcPr>
-            <w:tcW w:type="dxa" w:w="1152"/>
-            <w:tcBorders>
-              <w:top w:val="none"/>
-              <w:bottom w:val="none"/>
-              <w:left w:val="none"/>
-              <w:right w:val="none"/>
-            </w:tcBorders>
+            <w:tcW w:type="dxa" w:w="1296"/>
+            <w:vAlign w:val="center"/>
           </w:tcPr>
           <w:p>
             <w:pPr>
@@ -1918,9 +1715,12 @@
             <w:r>
               <w:rPr>
                 <w:rFonts w:ascii="Times New Roman" w:hAnsi="Times New Roman"/>
+                <w:b w:val="0"/>
+                <w:i w:val="0"/>
+                <w:color w:val="000000"/>
                 <w:sz w:val="20"/>
               </w:rPr>
-              <w:t>Done</w:t>
+              <w:t>In Progress</w:t>
             </w:r>
           </w:p>
         </w:tc>
@@ -1932,12 +1732,7 @@
         <w:tc>
           <w:tcPr>
             <w:tcW w:type="dxa" w:w="1152"/>
-            <w:tcBorders>
-              <w:top w:val="none"/>
-              <w:bottom w:val="none"/>
-              <w:left w:val="none"/>
-              <w:right w:val="none"/>
-            </w:tcBorders>
+            <w:vAlign w:val="center"/>
           </w:tcPr>
           <w:p>
             <w:pPr>
@@ -1947,6 +1742,9 @@
             <w:r>
               <w:rPr>
                 <w:rFonts w:ascii="Times New Roman" w:hAnsi="Times New Roman"/>
+                <w:b w:val="0"/>
+                <w:i w:val="0"/>
+                <w:color w:val="000000"/>
                 <w:sz w:val="20"/>
               </w:rPr>
               <w:t>WMS-04</w:t>
@@ -1955,13 +1753,8 @@
         </w:tc>
         <w:tc>
           <w:tcPr>
-            <w:tcW w:type="dxa" w:w="3456"/>
-            <w:tcBorders>
-              <w:top w:val="none"/>
-              <w:bottom w:val="none"/>
-              <w:left w:val="none"/>
-              <w:right w:val="none"/>
-            </w:tcBorders>
+            <w:tcW w:type="dxa" w:w="3600"/>
+            <w:vAlign w:val="center"/>
           </w:tcPr>
           <w:p>
             <w:pPr>
@@ -1971,21 +1764,19 @@
             <w:r>
               <w:rPr>
                 <w:rFonts w:ascii="Times New Roman" w:hAnsi="Times New Roman"/>
+                <w:b w:val="0"/>
+                <w:i w:val="0"/>
+                <w:color w:val="000000"/>
                 <w:sz w:val="20"/>
               </w:rPr>
-              <w:t>As a Warehouse Clerk, I want the system to check stock availability in real time.</w:t>
+              <w:t>As a Warehouse Clerk, I want the system to check stock availability in real-time.</w:t>
             </w:r>
           </w:p>
         </w:tc>
         <w:tc>
           <w:tcPr>
             <w:tcW w:type="dxa" w:w="864"/>
-            <w:tcBorders>
-              <w:top w:val="none"/>
-              <w:bottom w:val="none"/>
-              <w:left w:val="none"/>
-              <w:right w:val="none"/>
-            </w:tcBorders>
+            <w:vAlign w:val="center"/>
           </w:tcPr>
           <w:p>
             <w:pPr>
@@ -1995,6 +1786,9 @@
             <w:r>
               <w:rPr>
                 <w:rFonts w:ascii="Times New Roman" w:hAnsi="Times New Roman"/>
+                <w:b w:val="0"/>
+                <w:i w:val="0"/>
+                <w:color w:val="000000"/>
                 <w:sz w:val="20"/>
               </w:rPr>
               <w:t>3</w:t>
@@ -2003,13 +1797,8 @@
         </w:tc>
         <w:tc>
           <w:tcPr>
-            <w:tcW w:type="dxa" w:w="1152"/>
-            <w:tcBorders>
-              <w:top w:val="none"/>
-              <w:bottom w:val="none"/>
-              <w:left w:val="none"/>
-              <w:right w:val="none"/>
-            </w:tcBorders>
+            <w:tcW w:type="dxa" w:w="1008"/>
+            <w:vAlign w:val="center"/>
           </w:tcPr>
           <w:p>
             <w:pPr>
@@ -2019,6 +1808,9 @@
             <w:r>
               <w:rPr>
                 <w:rFonts w:ascii="Times New Roman" w:hAnsi="Times New Roman"/>
+                <w:b w:val="0"/>
+                <w:i w:val="0"/>
+                <w:color w:val="000000"/>
                 <w:sz w:val="20"/>
               </w:rPr>
               <w:t>High</w:t>
@@ -2027,13 +1819,8 @@
         </w:tc>
         <w:tc>
           <w:tcPr>
-            <w:tcW w:type="dxa" w:w="1584"/>
-            <w:tcBorders>
-              <w:top w:val="none"/>
-              <w:bottom w:val="none"/>
-              <w:left w:val="none"/>
-              <w:right w:val="none"/>
-            </w:tcBorders>
+            <w:tcW w:type="dxa" w:w="1440"/>
+            <w:vAlign w:val="center"/>
           </w:tcPr>
           <w:p>
             <w:pPr>
@@ -2043,6 +1830,9 @@
             <w:r>
               <w:rPr>
                 <w:rFonts w:ascii="Times New Roman" w:hAnsi="Times New Roman"/>
+                <w:b w:val="0"/>
+                <w:i w:val="0"/>
+                <w:color w:val="000000"/>
                 <w:sz w:val="20"/>
               </w:rPr>
               <w:t>Sabrin Manandhar</w:t>
@@ -2051,13 +1841,8 @@
         </w:tc>
         <w:tc>
           <w:tcPr>
-            <w:tcW w:type="dxa" w:w="1152"/>
-            <w:tcBorders>
-              <w:top w:val="none"/>
-              <w:bottom w:val="none"/>
-              <w:left w:val="none"/>
-              <w:right w:val="none"/>
-            </w:tcBorders>
+            <w:tcW w:type="dxa" w:w="1296"/>
+            <w:vAlign w:val="center"/>
           </w:tcPr>
           <w:p>
             <w:pPr>
@@ -2067,9 +1852,12 @@
             <w:r>
               <w:rPr>
                 <w:rFonts w:ascii="Times New Roman" w:hAnsi="Times New Roman"/>
+                <w:b w:val="0"/>
+                <w:i w:val="0"/>
+                <w:color w:val="000000"/>
                 <w:sz w:val="20"/>
               </w:rPr>
-              <w:t>Done</w:t>
+              <w:t>In Progress</w:t>
             </w:r>
           </w:p>
         </w:tc>
@@ -2081,12 +1869,7 @@
         <w:tc>
           <w:tcPr>
             <w:tcW w:type="dxa" w:w="1152"/>
-            <w:tcBorders>
-              <w:top w:val="none"/>
-              <w:bottom w:val="none"/>
-              <w:left w:val="none"/>
-              <w:right w:val="none"/>
-            </w:tcBorders>
+            <w:vAlign w:val="center"/>
           </w:tcPr>
           <w:p>
             <w:pPr>
@@ -2096,6 +1879,9 @@
             <w:r>
               <w:rPr>
                 <w:rFonts w:ascii="Times New Roman" w:hAnsi="Times New Roman"/>
+                <w:b w:val="0"/>
+                <w:i w:val="0"/>
+                <w:color w:val="000000"/>
                 <w:sz w:val="20"/>
               </w:rPr>
               <w:t>WMS-05</w:t>
@@ -2104,13 +1890,8 @@
         </w:tc>
         <w:tc>
           <w:tcPr>
-            <w:tcW w:type="dxa" w:w="3456"/>
-            <w:tcBorders>
-              <w:top w:val="none"/>
-              <w:bottom w:val="none"/>
-              <w:left w:val="none"/>
-              <w:right w:val="none"/>
-            </w:tcBorders>
+            <w:tcW w:type="dxa" w:w="3600"/>
+            <w:vAlign w:val="center"/>
           </w:tcPr>
           <w:p>
             <w:pPr>
@@ -2120,21 +1901,19 @@
             <w:r>
               <w:rPr>
                 <w:rFonts w:ascii="Times New Roman" w:hAnsi="Times New Roman"/>
+                <w:b w:val="0"/>
+                <w:i w:val="0"/>
+                <w:color w:val="000000"/>
                 <w:sz w:val="20"/>
               </w:rPr>
-              <w:t>As an Inventory Manager, I want to add items to a low-stock watchlist for monitoring.</w:t>
+              <w:t>As an Inventory Manager, I want to add items to a low-stock watchlist for threshold alerts.</w:t>
             </w:r>
           </w:p>
         </w:tc>
         <w:tc>
           <w:tcPr>
             <w:tcW w:type="dxa" w:w="864"/>
-            <w:tcBorders>
-              <w:top w:val="none"/>
-              <w:bottom w:val="none"/>
-              <w:left w:val="none"/>
-              <w:right w:val="none"/>
-            </w:tcBorders>
+            <w:vAlign w:val="center"/>
           </w:tcPr>
           <w:p>
             <w:pPr>
@@ -2144,6 +1923,9 @@
             <w:r>
               <w:rPr>
                 <w:rFonts w:ascii="Times New Roman" w:hAnsi="Times New Roman"/>
+                <w:b w:val="0"/>
+                <w:i w:val="0"/>
+                <w:color w:val="000000"/>
                 <w:sz w:val="20"/>
               </w:rPr>
               <w:t>3</w:t>
@@ -2152,13 +1934,8 @@
         </w:tc>
         <w:tc>
           <w:tcPr>
-            <w:tcW w:type="dxa" w:w="1152"/>
-            <w:tcBorders>
-              <w:top w:val="none"/>
-              <w:bottom w:val="none"/>
-              <w:left w:val="none"/>
-              <w:right w:val="none"/>
-            </w:tcBorders>
+            <w:tcW w:type="dxa" w:w="1008"/>
+            <w:vAlign w:val="center"/>
           </w:tcPr>
           <w:p>
             <w:pPr>
@@ -2168,6 +1945,9 @@
             <w:r>
               <w:rPr>
                 <w:rFonts w:ascii="Times New Roman" w:hAnsi="Times New Roman"/>
+                <w:b w:val="0"/>
+                <w:i w:val="0"/>
+                <w:color w:val="000000"/>
                 <w:sz w:val="20"/>
               </w:rPr>
               <w:t>Medium</w:t>
@@ -2176,13 +1956,8 @@
         </w:tc>
         <w:tc>
           <w:tcPr>
-            <w:tcW w:type="dxa" w:w="1584"/>
-            <w:tcBorders>
-              <w:top w:val="none"/>
-              <w:bottom w:val="none"/>
-              <w:left w:val="none"/>
-              <w:right w:val="none"/>
-            </w:tcBorders>
+            <w:tcW w:type="dxa" w:w="1440"/>
+            <w:vAlign w:val="center"/>
           </w:tcPr>
           <w:p>
             <w:pPr>
@@ -2192,6 +1967,9 @@
             <w:r>
               <w:rPr>
                 <w:rFonts w:ascii="Times New Roman" w:hAnsi="Times New Roman"/>
+                <w:b w:val="0"/>
+                <w:i w:val="0"/>
+                <w:color w:val="000000"/>
                 <w:sz w:val="20"/>
               </w:rPr>
               <w:t>Sabrin Manandhar</w:t>
@@ -2200,13 +1978,8 @@
         </w:tc>
         <w:tc>
           <w:tcPr>
-            <w:tcW w:type="dxa" w:w="1152"/>
-            <w:tcBorders>
-              <w:top w:val="none"/>
-              <w:bottom w:val="none"/>
-              <w:left w:val="none"/>
-              <w:right w:val="none"/>
-            </w:tcBorders>
+            <w:tcW w:type="dxa" w:w="1296"/>
+            <w:vAlign w:val="center"/>
           </w:tcPr>
           <w:p>
             <w:pPr>
@@ -2216,9 +1989,12 @@
             <w:r>
               <w:rPr>
                 <w:rFonts w:ascii="Times New Roman" w:hAnsi="Times New Roman"/>
+                <w:b w:val="0"/>
+                <w:i w:val="0"/>
+                <w:color w:val="000000"/>
                 <w:sz w:val="20"/>
               </w:rPr>
-              <w:t>Done</w:t>
+              <w:t>Sprint 2 Backlog</w:t>
             </w:r>
           </w:p>
         </w:tc>
@@ -2230,12 +2006,7 @@
         <w:tc>
           <w:tcPr>
             <w:tcW w:type="dxa" w:w="1152"/>
-            <w:tcBorders>
-              <w:top w:val="none"/>
-              <w:bottom w:val="none"/>
-              <w:left w:val="none"/>
-              <w:right w:val="none"/>
-            </w:tcBorders>
+            <w:vAlign w:val="center"/>
           </w:tcPr>
           <w:p>
             <w:pPr>
@@ -2245,6 +2016,9 @@
             <w:r>
               <w:rPr>
                 <w:rFonts w:ascii="Times New Roman" w:hAnsi="Times New Roman"/>
+                <w:b w:val="0"/>
+                <w:i w:val="0"/>
+                <w:color w:val="000000"/>
                 <w:sz w:val="20"/>
               </w:rPr>
               <w:t>WMS-06</w:t>
@@ -2253,13 +2027,8 @@
         </w:tc>
         <w:tc>
           <w:tcPr>
-            <w:tcW w:type="dxa" w:w="3456"/>
-            <w:tcBorders>
-              <w:top w:val="none"/>
-              <w:bottom w:val="none"/>
-              <w:left w:val="none"/>
-              <w:right w:val="none"/>
-            </w:tcBorders>
+            <w:tcW w:type="dxa" w:w="3600"/>
+            <w:vAlign w:val="center"/>
           </w:tcPr>
           <w:p>
             <w:pPr>
@@ -2269,21 +2038,19 @@
             <w:r>
               <w:rPr>
                 <w:rFonts w:ascii="Times New Roman" w:hAnsi="Times New Roman"/>
+                <w:b w:val="0"/>
+                <w:i w:val="0"/>
+                <w:color w:val="000000"/>
                 <w:sz w:val="20"/>
               </w:rPr>
-              <w:t>As a Warehouse Clerk, I want to apply priority tags to urgent requests.</w:t>
+              <w:t>As a Warehouse Clerk, I want to apply priority tags to urgent stock requests.</w:t>
             </w:r>
           </w:p>
         </w:tc>
         <w:tc>
           <w:tcPr>
             <w:tcW w:type="dxa" w:w="864"/>
-            <w:tcBorders>
-              <w:top w:val="none"/>
-              <w:bottom w:val="none"/>
-              <w:left w:val="none"/>
-              <w:right w:val="none"/>
-            </w:tcBorders>
+            <w:vAlign w:val="center"/>
           </w:tcPr>
           <w:p>
             <w:pPr>
@@ -2293,6 +2060,9 @@
             <w:r>
               <w:rPr>
                 <w:rFonts w:ascii="Times New Roman" w:hAnsi="Times New Roman"/>
+                <w:b w:val="0"/>
+                <w:i w:val="0"/>
+                <w:color w:val="000000"/>
                 <w:sz w:val="20"/>
               </w:rPr>
               <w:t>2</w:t>
@@ -2301,13 +2071,8 @@
         </w:tc>
         <w:tc>
           <w:tcPr>
-            <w:tcW w:type="dxa" w:w="1152"/>
-            <w:tcBorders>
-              <w:top w:val="none"/>
-              <w:bottom w:val="none"/>
-              <w:left w:val="none"/>
-              <w:right w:val="none"/>
-            </w:tcBorders>
+            <w:tcW w:type="dxa" w:w="1008"/>
+            <w:vAlign w:val="center"/>
           </w:tcPr>
           <w:p>
             <w:pPr>
@@ -2317,6 +2082,9 @@
             <w:r>
               <w:rPr>
                 <w:rFonts w:ascii="Times New Roman" w:hAnsi="Times New Roman"/>
+                <w:b w:val="0"/>
+                <w:i w:val="0"/>
+                <w:color w:val="000000"/>
                 <w:sz w:val="20"/>
               </w:rPr>
               <w:t>Medium</w:t>
@@ -2325,13 +2093,8 @@
         </w:tc>
         <w:tc>
           <w:tcPr>
-            <w:tcW w:type="dxa" w:w="1584"/>
-            <w:tcBorders>
-              <w:top w:val="none"/>
-              <w:bottom w:val="none"/>
-              <w:left w:val="none"/>
-              <w:right w:val="none"/>
-            </w:tcBorders>
+            <w:tcW w:type="dxa" w:w="1440"/>
+            <w:vAlign w:val="center"/>
           </w:tcPr>
           <w:p>
             <w:pPr>
@@ -2341,6 +2104,9 @@
             <w:r>
               <w:rPr>
                 <w:rFonts w:ascii="Times New Roman" w:hAnsi="Times New Roman"/>
+                <w:b w:val="0"/>
+                <w:i w:val="0"/>
+                <w:color w:val="000000"/>
                 <w:sz w:val="20"/>
               </w:rPr>
               <w:t>Ankit Katwal</w:t>
@@ -2349,13 +2115,8 @@
         </w:tc>
         <w:tc>
           <w:tcPr>
-            <w:tcW w:type="dxa" w:w="1152"/>
-            <w:tcBorders>
-              <w:top w:val="none"/>
-              <w:bottom w:val="none"/>
-              <w:left w:val="none"/>
-              <w:right w:val="none"/>
-            </w:tcBorders>
+            <w:tcW w:type="dxa" w:w="1296"/>
+            <w:vAlign w:val="center"/>
           </w:tcPr>
           <w:p>
             <w:pPr>
@@ -2365,9 +2126,12 @@
             <w:r>
               <w:rPr>
                 <w:rFonts w:ascii="Times New Roman" w:hAnsi="Times New Roman"/>
+                <w:b w:val="0"/>
+                <w:i w:val="0"/>
+                <w:color w:val="000000"/>
                 <w:sz w:val="20"/>
               </w:rPr>
-              <w:t>Done</w:t>
+              <w:t>Sprint 2 Backlog</w:t>
             </w:r>
           </w:p>
         </w:tc>
@@ -2379,12 +2143,7 @@
         <w:tc>
           <w:tcPr>
             <w:tcW w:type="dxa" w:w="1152"/>
-            <w:tcBorders>
-              <w:top w:val="none"/>
-              <w:bottom w:val="none"/>
-              <w:left w:val="none"/>
-              <w:right w:val="none"/>
-            </w:tcBorders>
+            <w:vAlign w:val="center"/>
           </w:tcPr>
           <w:p>
             <w:pPr>
@@ -2394,6 +2153,9 @@
             <w:r>
               <w:rPr>
                 <w:rFonts w:ascii="Times New Roman" w:hAnsi="Times New Roman"/>
+                <w:b w:val="0"/>
+                <w:i w:val="0"/>
+                <w:color w:val="000000"/>
                 <w:sz w:val="20"/>
               </w:rPr>
               <w:t>WMS-07</w:t>
@@ -2402,13 +2164,8 @@
         </w:tc>
         <w:tc>
           <w:tcPr>
-            <w:tcW w:type="dxa" w:w="3456"/>
-            <w:tcBorders>
-              <w:top w:val="none"/>
-              <w:bottom w:val="none"/>
-              <w:left w:val="none"/>
-              <w:right w:val="none"/>
-            </w:tcBorders>
+            <w:tcW w:type="dxa" w:w="3600"/>
+            <w:vAlign w:val="center"/>
           </w:tcPr>
           <w:p>
             <w:pPr>
@@ -2418,21 +2175,19 @@
             <w:r>
               <w:rPr>
                 <w:rFonts w:ascii="Times New Roman" w:hAnsi="Times New Roman"/>
+                <w:b w:val="0"/>
+                <w:i w:val="0"/>
+                <w:color w:val="000000"/>
                 <w:sz w:val="20"/>
               </w:rPr>
-              <w:t>As the System, I want to lock and reserve allocated stock to prevent double-picking.</w:t>
+              <w:t>As the System, I want to lock and reserve allocated stock to prevent duplicate orders.</w:t>
             </w:r>
           </w:p>
         </w:tc>
         <w:tc>
           <w:tcPr>
             <w:tcW w:type="dxa" w:w="864"/>
-            <w:tcBorders>
-              <w:top w:val="none"/>
-              <w:bottom w:val="none"/>
-              <w:left w:val="none"/>
-              <w:right w:val="none"/>
-            </w:tcBorders>
+            <w:vAlign w:val="center"/>
           </w:tcPr>
           <w:p>
             <w:pPr>
@@ -2442,6 +2197,9 @@
             <w:r>
               <w:rPr>
                 <w:rFonts w:ascii="Times New Roman" w:hAnsi="Times New Roman"/>
+                <w:b w:val="0"/>
+                <w:i w:val="0"/>
+                <w:color w:val="000000"/>
                 <w:sz w:val="20"/>
               </w:rPr>
               <w:t>5</w:t>
@@ -2450,13 +2208,8 @@
         </w:tc>
         <w:tc>
           <w:tcPr>
-            <w:tcW w:type="dxa" w:w="1152"/>
-            <w:tcBorders>
-              <w:top w:val="none"/>
-              <w:bottom w:val="none"/>
-              <w:left w:val="none"/>
-              <w:right w:val="none"/>
-            </w:tcBorders>
+            <w:tcW w:type="dxa" w:w="1008"/>
+            <w:vAlign w:val="center"/>
           </w:tcPr>
           <w:p>
             <w:pPr>
@@ -2466,6 +2219,9 @@
             <w:r>
               <w:rPr>
                 <w:rFonts w:ascii="Times New Roman" w:hAnsi="Times New Roman"/>
+                <w:b w:val="0"/>
+                <w:i w:val="0"/>
+                <w:color w:val="000000"/>
                 <w:sz w:val="20"/>
               </w:rPr>
               <w:t>High</w:t>
@@ -2474,13 +2230,8 @@
         </w:tc>
         <w:tc>
           <w:tcPr>
-            <w:tcW w:type="dxa" w:w="1584"/>
-            <w:tcBorders>
-              <w:top w:val="none"/>
-              <w:bottom w:val="none"/>
-              <w:left w:val="none"/>
-              <w:right w:val="none"/>
-            </w:tcBorders>
+            <w:tcW w:type="dxa" w:w="1440"/>
+            <w:vAlign w:val="center"/>
           </w:tcPr>
           <w:p>
             <w:pPr>
@@ -2490,6 +2241,9 @@
             <w:r>
               <w:rPr>
                 <w:rFonts w:ascii="Times New Roman" w:hAnsi="Times New Roman"/>
+                <w:b w:val="0"/>
+                <w:i w:val="0"/>
+                <w:color w:val="000000"/>
                 <w:sz w:val="20"/>
               </w:rPr>
               <w:t>Shivam Khadka</w:t>
@@ -2498,13 +2252,8 @@
         </w:tc>
         <w:tc>
           <w:tcPr>
-            <w:tcW w:type="dxa" w:w="1152"/>
-            <w:tcBorders>
-              <w:top w:val="none"/>
-              <w:bottom w:val="none"/>
-              <w:left w:val="none"/>
-              <w:right w:val="none"/>
-            </w:tcBorders>
+            <w:tcW w:type="dxa" w:w="1296"/>
+            <w:vAlign w:val="center"/>
           </w:tcPr>
           <w:p>
             <w:pPr>
@@ -2514,9 +2263,12 @@
             <w:r>
               <w:rPr>
                 <w:rFonts w:ascii="Times New Roman" w:hAnsi="Times New Roman"/>
+                <w:b w:val="0"/>
+                <w:i w:val="0"/>
+                <w:color w:val="000000"/>
                 <w:sz w:val="20"/>
               </w:rPr>
-              <w:t>Done</w:t>
+              <w:t>Sprint 2 Backlog</w:t>
             </w:r>
           </w:p>
         </w:tc>
@@ -2528,12 +2280,7 @@
         <w:tc>
           <w:tcPr>
             <w:tcW w:type="dxa" w:w="1152"/>
-            <w:tcBorders>
-              <w:top w:val="none"/>
-              <w:bottom w:val="none"/>
-              <w:left w:val="none"/>
-              <w:right w:val="none"/>
-            </w:tcBorders>
+            <w:vAlign w:val="center"/>
           </w:tcPr>
           <w:p>
             <w:pPr>
@@ -2543,6 +2290,9 @@
             <w:r>
               <w:rPr>
                 <w:rFonts w:ascii="Times New Roman" w:hAnsi="Times New Roman"/>
+                <w:b w:val="0"/>
+                <w:i w:val="0"/>
+                <w:color w:val="000000"/>
                 <w:sz w:val="20"/>
               </w:rPr>
               <w:t>WMS-08</w:t>
@@ -2551,13 +2301,8 @@
         </w:tc>
         <w:tc>
           <w:tcPr>
-            <w:tcW w:type="dxa" w:w="3456"/>
-            <w:tcBorders>
-              <w:top w:val="none"/>
-              <w:bottom w:val="none"/>
-              <w:left w:val="none"/>
-              <w:right w:val="none"/>
-            </w:tcBorders>
+            <w:tcW w:type="dxa" w:w="3600"/>
+            <w:vAlign w:val="center"/>
           </w:tcPr>
           <w:p>
             <w:pPr>
@@ -2567,6 +2312,9 @@
             <w:r>
               <w:rPr>
                 <w:rFonts w:ascii="Times New Roman" w:hAnsi="Times New Roman"/>
+                <w:b w:val="0"/>
+                <w:i w:val="0"/>
+                <w:color w:val="000000"/>
                 <w:sz w:val="20"/>
               </w:rPr>
               <w:t>As an Inventory Manager, I want to transmit automated reorder purchase orders to suppliers.</w:t>
@@ -2576,12 +2324,7 @@
         <w:tc>
           <w:tcPr>
             <w:tcW w:type="dxa" w:w="864"/>
-            <w:tcBorders>
-              <w:top w:val="none"/>
-              <w:bottom w:val="none"/>
-              <w:left w:val="none"/>
-              <w:right w:val="none"/>
-            </w:tcBorders>
+            <w:vAlign w:val="center"/>
           </w:tcPr>
           <w:p>
             <w:pPr>
@@ -2591,6 +2334,9 @@
             <w:r>
               <w:rPr>
                 <w:rFonts w:ascii="Times New Roman" w:hAnsi="Times New Roman"/>
+                <w:b w:val="0"/>
+                <w:i w:val="0"/>
+                <w:color w:val="000000"/>
                 <w:sz w:val="20"/>
               </w:rPr>
               <w:t>5</w:t>
@@ -2599,13 +2345,8 @@
         </w:tc>
         <w:tc>
           <w:tcPr>
-            <w:tcW w:type="dxa" w:w="1152"/>
-            <w:tcBorders>
-              <w:top w:val="none"/>
-              <w:bottom w:val="none"/>
-              <w:left w:val="none"/>
-              <w:right w:val="none"/>
-            </w:tcBorders>
+            <w:tcW w:type="dxa" w:w="1008"/>
+            <w:vAlign w:val="center"/>
           </w:tcPr>
           <w:p>
             <w:pPr>
@@ -2615,6 +2356,9 @@
             <w:r>
               <w:rPr>
                 <w:rFonts w:ascii="Times New Roman" w:hAnsi="Times New Roman"/>
+                <w:b w:val="0"/>
+                <w:i w:val="0"/>
+                <w:color w:val="000000"/>
                 <w:sz w:val="20"/>
               </w:rPr>
               <w:t>Medium</w:t>
@@ -2623,13 +2367,8 @@
         </w:tc>
         <w:tc>
           <w:tcPr>
-            <w:tcW w:type="dxa" w:w="1584"/>
-            <w:tcBorders>
-              <w:top w:val="none"/>
-              <w:bottom w:val="none"/>
-              <w:left w:val="none"/>
-              <w:right w:val="none"/>
-            </w:tcBorders>
+            <w:tcW w:type="dxa" w:w="1440"/>
+            <w:vAlign w:val="center"/>
           </w:tcPr>
           <w:p>
             <w:pPr>
@@ -2639,6 +2378,9 @@
             <w:r>
               <w:rPr>
                 <w:rFonts w:ascii="Times New Roman" w:hAnsi="Times New Roman"/>
+                <w:b w:val="0"/>
+                <w:i w:val="0"/>
+                <w:color w:val="000000"/>
                 <w:sz w:val="20"/>
               </w:rPr>
               <w:t>Shivam Khadka</w:t>
@@ -2647,13 +2389,8 @@
         </w:tc>
         <w:tc>
           <w:tcPr>
-            <w:tcW w:type="dxa" w:w="1152"/>
-            <w:tcBorders>
-              <w:top w:val="none"/>
-              <w:bottom w:val="none"/>
-              <w:left w:val="none"/>
-              <w:right w:val="none"/>
-            </w:tcBorders>
+            <w:tcW w:type="dxa" w:w="1296"/>
+            <w:vAlign w:val="center"/>
           </w:tcPr>
           <w:p>
             <w:pPr>
@@ -2663,9 +2400,12 @@
             <w:r>
               <w:rPr>
                 <w:rFonts w:ascii="Times New Roman" w:hAnsi="Times New Roman"/>
+                <w:b w:val="0"/>
+                <w:i w:val="0"/>
+                <w:color w:val="000000"/>
                 <w:sz w:val="20"/>
               </w:rPr>
-              <w:t>Done</w:t>
+              <w:t>Product Backlog</w:t>
             </w:r>
           </w:p>
         </w:tc>
@@ -2677,12 +2417,7 @@
         <w:tc>
           <w:tcPr>
             <w:tcW w:type="dxa" w:w="1152"/>
-            <w:tcBorders>
-              <w:top w:val="none"/>
-              <w:bottom w:val="none"/>
-              <w:left w:val="none"/>
-              <w:right w:val="none"/>
-            </w:tcBorders>
+            <w:vAlign w:val="center"/>
           </w:tcPr>
           <w:p>
             <w:pPr>
@@ -2692,6 +2427,9 @@
             <w:r>
               <w:rPr>
                 <w:rFonts w:ascii="Times New Roman" w:hAnsi="Times New Roman"/>
+                <w:b w:val="0"/>
+                <w:i w:val="0"/>
+                <w:color w:val="000000"/>
                 <w:sz w:val="20"/>
               </w:rPr>
               <w:t>WMS-09</w:t>
@@ -2700,13 +2438,8 @@
         </w:tc>
         <w:tc>
           <w:tcPr>
-            <w:tcW w:type="dxa" w:w="3456"/>
-            <w:tcBorders>
-              <w:top w:val="none"/>
-              <w:bottom w:val="none"/>
-              <w:left w:val="none"/>
-              <w:right w:val="none"/>
-            </w:tcBorders>
+            <w:tcW w:type="dxa" w:w="3600"/>
+            <w:vAlign w:val="center"/>
           </w:tcPr>
           <w:p>
             <w:pPr>
@@ -2716,6 +2449,9 @@
             <w:r>
               <w:rPr>
                 <w:rFonts w:ascii="Times New Roman" w:hAnsi="Times New Roman"/>
+                <w:b w:val="0"/>
+                <w:i w:val="0"/>
+                <w:color w:val="000000"/>
                 <w:sz w:val="20"/>
               </w:rPr>
               <w:t>As a Warehouse Clerk, I want to generate and print itemized dispatch notes.</w:t>
@@ -2725,12 +2461,7 @@
         <w:tc>
           <w:tcPr>
             <w:tcW w:type="dxa" w:w="864"/>
-            <w:tcBorders>
-              <w:top w:val="none"/>
-              <w:bottom w:val="none"/>
-              <w:left w:val="none"/>
-              <w:right w:val="none"/>
-            </w:tcBorders>
+            <w:vAlign w:val="center"/>
           </w:tcPr>
           <w:p>
             <w:pPr>
@@ -2740,6 +2471,9 @@
             <w:r>
               <w:rPr>
                 <w:rFonts w:ascii="Times New Roman" w:hAnsi="Times New Roman"/>
+                <w:b w:val="0"/>
+                <w:i w:val="0"/>
+                <w:color w:val="000000"/>
                 <w:sz w:val="20"/>
               </w:rPr>
               <w:t>3</w:t>
@@ -2748,13 +2482,8 @@
         </w:tc>
         <w:tc>
           <w:tcPr>
-            <w:tcW w:type="dxa" w:w="1152"/>
-            <w:tcBorders>
-              <w:top w:val="none"/>
-              <w:bottom w:val="none"/>
-              <w:left w:val="none"/>
-              <w:right w:val="none"/>
-            </w:tcBorders>
+            <w:tcW w:type="dxa" w:w="1008"/>
+            <w:vAlign w:val="center"/>
           </w:tcPr>
           <w:p>
             <w:pPr>
@@ -2764,6 +2493,9 @@
             <w:r>
               <w:rPr>
                 <w:rFonts w:ascii="Times New Roman" w:hAnsi="Times New Roman"/>
+                <w:b w:val="0"/>
+                <w:i w:val="0"/>
+                <w:color w:val="000000"/>
                 <w:sz w:val="20"/>
               </w:rPr>
               <w:t>High</w:t>
@@ -2772,13 +2504,8 @@
         </w:tc>
         <w:tc>
           <w:tcPr>
-            <w:tcW w:type="dxa" w:w="1584"/>
-            <w:tcBorders>
-              <w:top w:val="none"/>
-              <w:bottom w:val="none"/>
-              <w:left w:val="none"/>
-              <w:right w:val="none"/>
-            </w:tcBorders>
+            <w:tcW w:type="dxa" w:w="1440"/>
+            <w:vAlign w:val="center"/>
           </w:tcPr>
           <w:p>
             <w:pPr>
@@ -2788,6 +2515,9 @@
             <w:r>
               <w:rPr>
                 <w:rFonts w:ascii="Times New Roman" w:hAnsi="Times New Roman"/>
+                <w:b w:val="0"/>
+                <w:i w:val="0"/>
+                <w:color w:val="000000"/>
                 <w:sz w:val="20"/>
               </w:rPr>
               <w:t>Sabrin Manandhar</w:t>
@@ -2796,13 +2526,8 @@
         </w:tc>
         <w:tc>
           <w:tcPr>
-            <w:tcW w:type="dxa" w:w="1152"/>
-            <w:tcBorders>
-              <w:top w:val="none"/>
-              <w:bottom w:val="none"/>
-              <w:left w:val="none"/>
-              <w:right w:val="none"/>
-            </w:tcBorders>
+            <w:tcW w:type="dxa" w:w="1296"/>
+            <w:vAlign w:val="center"/>
           </w:tcPr>
           <w:p>
             <w:pPr>
@@ -2812,9 +2537,12 @@
             <w:r>
               <w:rPr>
                 <w:rFonts w:ascii="Times New Roman" w:hAnsi="Times New Roman"/>
+                <w:b w:val="0"/>
+                <w:i w:val="0"/>
+                <w:color w:val="000000"/>
                 <w:sz w:val="20"/>
               </w:rPr>
-              <w:t>Done</w:t>
+              <w:t>Product Backlog</w:t>
             </w:r>
           </w:p>
         </w:tc>
@@ -2826,12 +2554,7 @@
         <w:tc>
           <w:tcPr>
             <w:tcW w:type="dxa" w:w="1152"/>
-            <w:tcBorders>
-              <w:top w:val="none"/>
-              <w:bottom w:val="single" w:sz="12" w:space="0" w:color="000000"/>
-              <w:left w:val="none"/>
-              <w:right w:val="none"/>
-            </w:tcBorders>
+            <w:vAlign w:val="center"/>
           </w:tcPr>
           <w:p>
             <w:pPr>
@@ -2841,6 +2564,9 @@
             <w:r>
               <w:rPr>
                 <w:rFonts w:ascii="Times New Roman" w:hAnsi="Times New Roman"/>
+                <w:b w:val="0"/>
+                <w:i w:val="0"/>
+                <w:color w:val="000000"/>
                 <w:sz w:val="20"/>
               </w:rPr>
               <w:t>WMS-10</w:t>
@@ -2849,13 +2575,8 @@
         </w:tc>
         <w:tc>
           <w:tcPr>
-            <w:tcW w:type="dxa" w:w="3456"/>
-            <w:tcBorders>
-              <w:top w:val="none"/>
-              <w:bottom w:val="single" w:sz="12" w:space="0" w:color="000000"/>
-              <w:left w:val="none"/>
-              <w:right w:val="none"/>
-            </w:tcBorders>
+            <w:tcW w:type="dxa" w:w="3600"/>
+            <w:vAlign w:val="center"/>
           </w:tcPr>
           <w:p>
             <w:pPr>
@@ -2865,21 +2586,19 @@
             <w:r>
               <w:rPr>
                 <w:rFonts w:ascii="Times New Roman" w:hAnsi="Times New Roman"/>
+                <w:b w:val="0"/>
+                <w:i w:val="0"/>
+                <w:color w:val="000000"/>
                 <w:sz w:val="20"/>
               </w:rPr>
-              <w:t>As an Auditor, I want to review immutable transaction logs of all stock balance changes.</w:t>
+              <w:t>As an Auditor, I want to review immutable transaction logs of all stock movements.</w:t>
             </w:r>
           </w:p>
         </w:tc>
         <w:tc>
           <w:tcPr>
             <w:tcW w:type="dxa" w:w="864"/>
-            <w:tcBorders>
-              <w:top w:val="none"/>
-              <w:bottom w:val="single" w:sz="12" w:space="0" w:color="000000"/>
-              <w:left w:val="none"/>
-              <w:right w:val="none"/>
-            </w:tcBorders>
+            <w:vAlign w:val="center"/>
           </w:tcPr>
           <w:p>
             <w:pPr>
@@ -2889,6 +2608,9 @@
             <w:r>
               <w:rPr>
                 <w:rFonts w:ascii="Times New Roman" w:hAnsi="Times New Roman"/>
+                <w:b w:val="0"/>
+                <w:i w:val="0"/>
+                <w:color w:val="000000"/>
                 <w:sz w:val="20"/>
               </w:rPr>
               <w:t>3</w:t>
@@ -2897,13 +2619,8 @@
         </w:tc>
         <w:tc>
           <w:tcPr>
-            <w:tcW w:type="dxa" w:w="1152"/>
-            <w:tcBorders>
-              <w:top w:val="none"/>
-              <w:bottom w:val="single" w:sz="12" w:space="0" w:color="000000"/>
-              <w:left w:val="none"/>
-              <w:right w:val="none"/>
-            </w:tcBorders>
+            <w:tcW w:type="dxa" w:w="1008"/>
+            <w:vAlign w:val="center"/>
           </w:tcPr>
           <w:p>
             <w:pPr>
@@ -2913,6 +2630,9 @@
             <w:r>
               <w:rPr>
                 <w:rFonts w:ascii="Times New Roman" w:hAnsi="Times New Roman"/>
+                <w:b w:val="0"/>
+                <w:i w:val="0"/>
+                <w:color w:val="000000"/>
                 <w:sz w:val="20"/>
               </w:rPr>
               <w:t>Low</w:t>
@@ -2921,13 +2641,8 @@
         </w:tc>
         <w:tc>
           <w:tcPr>
-            <w:tcW w:type="dxa" w:w="1584"/>
-            <w:tcBorders>
-              <w:top w:val="none"/>
-              <w:bottom w:val="single" w:sz="12" w:space="0" w:color="000000"/>
-              <w:left w:val="none"/>
-              <w:right w:val="none"/>
-            </w:tcBorders>
+            <w:tcW w:type="dxa" w:w="1440"/>
+            <w:vAlign w:val="center"/>
           </w:tcPr>
           <w:p>
             <w:pPr>
@@ -2937,6 +2652,9 @@
             <w:r>
               <w:rPr>
                 <w:rFonts w:ascii="Times New Roman" w:hAnsi="Times New Roman"/>
+                <w:b w:val="0"/>
+                <w:i w:val="0"/>
+                <w:color w:val="000000"/>
                 <w:sz w:val="20"/>
               </w:rPr>
               <w:t>Ankit Katwal</w:t>
@@ -2945,13 +2663,8 @@
         </w:tc>
         <w:tc>
           <w:tcPr>
-            <w:tcW w:type="dxa" w:w="1152"/>
-            <w:tcBorders>
-              <w:top w:val="none"/>
-              <w:bottom w:val="single" w:sz="12" w:space="0" w:color="000000"/>
-              <w:left w:val="none"/>
-              <w:right w:val="none"/>
-            </w:tcBorders>
+            <w:tcW w:type="dxa" w:w="1296"/>
+            <w:vAlign w:val="center"/>
           </w:tcPr>
           <w:p>
             <w:pPr>
@@ -2961,9 +2674,12 @@
             <w:r>
               <w:rPr>
                 <w:rFonts w:ascii="Times New Roman" w:hAnsi="Times New Roman"/>
+                <w:b w:val="0"/>
+                <w:i w:val="0"/>
+                <w:color w:val="000000"/>
                 <w:sz w:val="20"/>
               </w:rPr>
-              <w:t>Done</w:t>
+              <w:t>Product Backlog</w:t>
             </w:r>
           </w:p>
         </w:tc>
@@ -2971,9 +2687,7 @@
     </w:tbl>
     <w:p>
       <w:pPr>
-        <w:keepLines/>
-        <w:widowControl/>
-        <w:spacing w:before="0" w:after="120" w:line="480" w:lineRule="auto"/>
+        <w:spacing w:before="0" w:after="80" w:line="480" w:lineRule="auto"/>
         <w:ind w:firstLine="720"/>
       </w:pPr>
       <w:r>
@@ -2984,19 +2698,19 @@
           <w:color w:val="000000"/>
           <w:sz w:val="24"/>
         </w:rPr>
-        <w:t>Sprint 1 focused on delivering foundational operational capabilities: User Authentication (WMS-01), Stock Intake (WMS-02), Barcode Scanning (WMS-03), and Stock Level Checking (WMS-04), representing 13 total Story Points. The team conducted weekly sprint reviews to evaluate deliverables against acceptance criteria. Figure 6 illustrates our project delivery timeline using a structured Gantt Chart spanning Sprints 1 through 4.</w:t>
+        <w:t>Table 2 reflects the sprint lifecycle status across our active backlog, matching the live Trello Kanban board snapshot shown in Figure 5. Sprint 1 focused on delivering foundational operational capabilities: User Authentication (WMS-01), Stock Intake (WMS-02), Barcode Scanning (WMS-03), and Stock Level Checking (WMS-04), representing 13 total Story Points. In addition, team-level documentation and architectural modeling tickets (DOC-01 and UML-01) were completed during Sprint 1. The team conducted weekly sprint reviews to evaluate deliverables against acceptance criteria.</w:t>
       </w:r>
     </w:p>
     <w:p>
       <w:pPr>
-        <w:spacing w:before="160" w:after="80" w:line="480" w:lineRule="auto"/>
+        <w:spacing w:before="120" w:after="40" w:line="480" w:lineRule="auto"/>
         <w:jc w:val="center"/>
       </w:pPr>
       <w:r>
         <w:drawing>
           <wp:inline xmlns:a="http://schemas.openxmlformats.org/drawingml/2006/main" xmlns:pic="http://schemas.openxmlformats.org/drawingml/2006/picture">
-            <wp:extent cx="5669280" cy="3173371"/>
-            <wp:docPr id="5" name="Picture 5"/>
+            <wp:extent cx="5486400" cy="3071004"/>
+            <wp:docPr id="1" name="Picture 1"/>
             <wp:cNvGraphicFramePr>
               <a:graphicFrameLocks noChangeAspect="1"/>
             </wp:cNvGraphicFramePr>
@@ -3008,7 +2722,7 @@
                     <pic:cNvPicPr/>
                   </pic:nvPicPr>
                   <pic:blipFill>
-                    <a:blip r:embed="rId13"/>
+                    <a:blip r:embed="rId9"/>
                     <a:stretch>
                       <a:fillRect/>
                     </a:stretch>
@@ -3016,7 +2730,7 @@
                   <pic:spPr>
                     <a:xfrm>
                       <a:off x="0" y="0"/>
-                      <a:ext cx="5669280" cy="3173371"/>
+                      <a:ext cx="5486400" cy="3071004"/>
                     </a:xfrm>
                     <a:prstGeom prst="rect"/>
                   </pic:spPr>
@@ -3029,7 +2743,7 @@
     </w:p>
     <w:p>
       <w:pPr>
-        <w:spacing w:before="80" w:after="40" w:line="480" w:lineRule="auto"/>
+        <w:spacing w:before="40" w:after="0" w:line="480" w:lineRule="auto"/>
         <w:ind w:firstLine="0"/>
       </w:pPr>
       <w:r>
@@ -3045,7 +2759,7 @@
     </w:p>
     <w:p>
       <w:pPr>
-        <w:spacing w:before="0" w:after="120" w:line="480" w:lineRule="auto"/>
+        <w:spacing w:before="0" w:after="80" w:line="480" w:lineRule="auto"/>
         <w:ind w:firstLine="0"/>
       </w:pPr>
       <w:r>
@@ -3061,7 +2775,7 @@
     </w:p>
     <w:p>
       <w:pPr>
-        <w:spacing w:before="40" w:after="160" w:line="480" w:lineRule="auto"/>
+        <w:spacing w:before="0" w:after="80" w:line="480" w:lineRule="auto"/>
         <w:ind w:firstLine="720"/>
       </w:pPr>
       <w:r>
@@ -3072,16 +2786,13 @@
           <w:color w:val="000000"/>
           <w:sz w:val="24"/>
         </w:rPr>
-        <w:t>Figure 5 illustrates our active Trello Kanban Sprint Board for the Warehouse Stock Inventory System. The board is structured into five distinct workflow swimlanes: Product Backlog, Sprint 1 Backlog, In Progress, QA &amp; Review, and Done. Each user story is assigned a Fibonacci story point weight, priority tag, assigned team member avatar, and checklist verification counter to ensure complete visibility across all sprint activities.</w:t>
+        <w:t>Figure 5 illustrates our active Trello Kanban Sprint Board for the Warehouse Stock Inventory System. The board is structured into five distinct workflow swimlanes: Product Backlog, Sprint 2 Backlog, In Progress, QA &amp; Review, and Done (Sprint 1). Each user story is assigned a Fibonacci story point weight, priority tag, assigned team member avatar, and checklist verification counter to ensure complete visibility across all sprint activities.</w:t>
       </w:r>
     </w:p>
     <w:p>
       <w:pPr>
-        <w:keepNext/>
-        <w:keepLines/>
-        <w:widowControl/>
-        <w:spacing w:before="160" w:after="80" w:line="480" w:lineRule="auto"/>
-        <w:ind w:firstLine="720"/>
+        <w:spacing w:before="200" w:after="80" w:line="480" w:lineRule="auto"/>
+        <w:ind w:firstLine="0"/>
         <w:jc w:val="left"/>
       </w:pPr>
       <w:r>
@@ -3097,9 +2808,7 @@
     </w:p>
     <w:p>
       <w:pPr>
-        <w:keepLines/>
-        <w:widowControl/>
-        <w:spacing w:before="0" w:after="120" w:line="480" w:lineRule="auto"/>
+        <w:spacing w:before="0" w:after="80" w:line="480" w:lineRule="auto"/>
         <w:ind w:firstLine="720"/>
       </w:pPr>
       <w:r>
@@ -3115,10 +2824,8 @@
     </w:p>
     <w:p>
       <w:pPr>
-        <w:keepLines/>
-        <w:widowControl/>
-        <w:spacing w:before="0" w:after="60" w:line="360" w:lineRule="auto"/>
-        <w:ind w:hanging="360" w:left="1080"/>
+        <w:spacing w:before="0" w:after="80" w:line="480" w:lineRule="auto"/>
+        <w:ind w:firstLine="720"/>
       </w:pPr>
       <w:r>
         <w:rPr>
@@ -3128,7 +2835,7 @@
           <w:color w:val="000000"/>
           <w:sz w:val="24"/>
         </w:rPr>
-        <w:t xml:space="preserve">- Sprint 1 (Foundations): </w:t>
+        <w:t xml:space="preserve">Sprint 1 (Foundations): </w:t>
       </w:r>
       <w:r>
         <w:rPr>
@@ -3138,15 +2845,13 @@
           <w:color w:val="000000"/>
           <w:sz w:val="24"/>
         </w:rPr>
-        <w:t>Weeks 1 to 2: Project kickoff, stakeholder requirements elicitation, and foundational core sprint (WMS-01 to WMS-04).</w:t>
+        <w:t>Weeks 1 to 2: Project kickoff, stakeholder requirements elicitation, and foundational core sprint (WMS-01 to WMS-04, DOC-01, UML-01).</w:t>
       </w:r>
     </w:p>
     <w:p>
       <w:pPr>
-        <w:keepLines/>
-        <w:widowControl/>
-        <w:spacing w:before="0" w:after="60" w:line="360" w:lineRule="auto"/>
-        <w:ind w:hanging="360" w:left="1080"/>
+        <w:spacing w:before="0" w:after="80" w:line="480" w:lineRule="auto"/>
+        <w:ind w:firstLine="720"/>
       </w:pPr>
       <w:r>
         <w:rPr>
@@ -3156,7 +2861,7 @@
           <w:color w:val="000000"/>
           <w:sz w:val="24"/>
         </w:rPr>
-        <w:t xml:space="preserve">- Sprint 2 (Inventory Control): </w:t>
+        <w:t xml:space="preserve">Sprint 2 (Inventory Control): </w:t>
       </w:r>
       <w:r>
         <w:rPr>
@@ -3171,10 +2876,8 @@
     </w:p>
     <w:p>
       <w:pPr>
-        <w:keepLines/>
-        <w:widowControl/>
-        <w:spacing w:before="0" w:after="60" w:line="360" w:lineRule="auto"/>
-        <w:ind w:hanging="360" w:left="1080"/>
+        <w:spacing w:before="0" w:after="80" w:line="480" w:lineRule="auto"/>
+        <w:ind w:firstLine="720"/>
       </w:pPr>
       <w:r>
         <w:rPr>
@@ -3184,7 +2887,7 @@
           <w:color w:val="000000"/>
           <w:sz w:val="24"/>
         </w:rPr>
-        <w:t xml:space="preserve">- Sprint 3 (Integration &amp; Logistics): </w:t>
+        <w:t xml:space="preserve">Sprint 3 (Integration &amp; Logistics): </w:t>
       </w:r>
       <w:r>
         <w:rPr>
@@ -3199,10 +2902,8 @@
     </w:p>
     <w:p>
       <w:pPr>
-        <w:keepLines/>
-        <w:widowControl/>
-        <w:spacing w:before="0" w:after="60" w:line="360" w:lineRule="auto"/>
-        <w:ind w:hanging="360" w:left="1080"/>
+        <w:spacing w:before="0" w:after="80" w:line="480" w:lineRule="auto"/>
+        <w:ind w:firstLine="720"/>
       </w:pPr>
       <w:r>
         <w:rPr>
@@ -3212,7 +2913,7 @@
           <w:color w:val="000000"/>
           <w:sz w:val="24"/>
         </w:rPr>
-        <w:t xml:space="preserve">- Sprint 4 (QA &amp; Final Polish): </w:t>
+        <w:t xml:space="preserve">Sprint 4 (QA &amp; Final Polish): </w:t>
       </w:r>
       <w:r>
         <w:rPr>
@@ -3227,14 +2928,14 @@
     </w:p>
     <w:p>
       <w:pPr>
-        <w:spacing w:before="160" w:after="80" w:line="480" w:lineRule="auto"/>
+        <w:spacing w:before="120" w:after="40" w:line="480" w:lineRule="auto"/>
         <w:jc w:val="center"/>
       </w:pPr>
       <w:r>
         <w:drawing>
           <wp:inline xmlns:a="http://schemas.openxmlformats.org/drawingml/2006/main" xmlns:pic="http://schemas.openxmlformats.org/drawingml/2006/picture">
-            <wp:extent cx="5669280" cy="2406385"/>
-            <wp:docPr id="6" name="Picture 6"/>
+            <wp:extent cx="5486400" cy="2328760"/>
+            <wp:docPr id="2" name="Picture 2"/>
             <wp:cNvGraphicFramePr>
               <a:graphicFrameLocks noChangeAspect="1"/>
             </wp:cNvGraphicFramePr>
@@ -3246,7 +2947,7 @@
                     <pic:cNvPicPr/>
                   </pic:nvPicPr>
                   <pic:blipFill>
-                    <a:blip r:embed="rId14"/>
+                    <a:blip r:embed="rId10"/>
                     <a:stretch>
                       <a:fillRect/>
                     </a:stretch>
@@ -3254,7 +2955,7 @@
                   <pic:spPr>
                     <a:xfrm>
                       <a:off x="0" y="0"/>
-                      <a:ext cx="5669280" cy="2406385"/>
+                      <a:ext cx="5486400" cy="2328760"/>
                     </a:xfrm>
                     <a:prstGeom prst="rect"/>
                   </pic:spPr>
@@ -3267,7 +2968,7 @@
     </w:p>
     <w:p>
       <w:pPr>
-        <w:spacing w:before="80" w:after="40" w:line="480" w:lineRule="auto"/>
+        <w:spacing w:before="40" w:after="0" w:line="480" w:lineRule="auto"/>
         <w:ind w:firstLine="0"/>
       </w:pPr>
       <w:r>
@@ -3283,7 +2984,7 @@
     </w:p>
     <w:p>
       <w:pPr>
-        <w:spacing w:before="0" w:after="120" w:line="480" w:lineRule="auto"/>
+        <w:spacing w:before="0" w:after="80" w:line="480" w:lineRule="auto"/>
         <w:ind w:firstLine="0"/>
       </w:pPr>
       <w:r>
@@ -3299,7 +3000,7 @@
     </w:p>
     <w:p>
       <w:pPr>
-        <w:spacing w:before="40" w:after="160" w:line="480" w:lineRule="auto"/>
+        <w:spacing w:before="0" w:after="80" w:line="480" w:lineRule="auto"/>
         <w:ind w:firstLine="720"/>
       </w:pPr>
       <w:r>
@@ -3315,10 +3016,7 @@
     </w:p>
     <w:p>
       <w:pPr>
-        <w:keepNext/>
-        <w:keepLines/>
-        <w:widowControl/>
-        <w:spacing w:before="240" w:after="120" w:line="480" w:lineRule="auto"/>
+        <w:spacing w:before="200" w:after="80" w:line="480" w:lineRule="auto"/>
         <w:ind w:firstLine="0"/>
         <w:jc w:val="left"/>
       </w:pPr>
@@ -3335,9 +3033,7 @@
     </w:p>
     <w:p>
       <w:pPr>
-        <w:keepLines/>
-        <w:widowControl/>
-        <w:spacing w:before="0" w:after="120" w:line="480" w:lineRule="auto"/>
+        <w:spacing w:before="0" w:after="80" w:line="480" w:lineRule="auto"/>
         <w:ind w:firstLine="720"/>
       </w:pPr>
       <w:r>
@@ -3353,11 +3049,8 @@
     </w:p>
     <w:p>
       <w:pPr>
-        <w:keepNext/>
-        <w:keepLines/>
-        <w:widowControl/>
-        <w:spacing w:before="160" w:after="80" w:line="480" w:lineRule="auto"/>
-        <w:ind w:firstLine="720"/>
+        <w:spacing w:before="200" w:after="80" w:line="480" w:lineRule="auto"/>
+        <w:ind w:firstLine="0"/>
         <w:jc w:val="left"/>
       </w:pPr>
       <w:r>
@@ -3373,9 +3066,7 @@
     </w:p>
     <w:p>
       <w:pPr>
-        <w:keepLines/>
-        <w:widowControl/>
-        <w:spacing w:before="0" w:after="120" w:line="480" w:lineRule="auto"/>
+        <w:spacing w:before="0" w:after="80" w:line="480" w:lineRule="auto"/>
         <w:ind w:firstLine="720"/>
       </w:pPr>
       <w:r>
@@ -3391,12 +3082,48 @@
     </w:p>
     <w:p>
       <w:pPr>
-        <w:keepNext/>
-        <w:keepLines/>
-        <w:widowControl/>
-        <w:spacing w:before="160" w:after="0" w:line="240" w:lineRule="auto"/>
+        <w:spacing w:before="120" w:after="40" w:line="480" w:lineRule="auto"/>
+        <w:jc w:val="center"/>
+      </w:pPr>
+      <w:r>
+        <w:drawing>
+          <wp:inline xmlns:a="http://schemas.openxmlformats.org/drawingml/2006/main" xmlns:pic="http://schemas.openxmlformats.org/drawingml/2006/picture">
+            <wp:extent cx="5486400" cy="4315852"/>
+            <wp:docPr id="3" name="Picture 3"/>
+            <wp:cNvGraphicFramePr>
+              <a:graphicFrameLocks noChangeAspect="1"/>
+            </wp:cNvGraphicFramePr>
+            <a:graphic>
+              <a:graphicData uri="http://schemas.openxmlformats.org/drawingml/2006/picture">
+                <pic:pic>
+                  <pic:nvPicPr>
+                    <pic:cNvPr id="0" name="usecase_diagram_expanded.png"/>
+                    <pic:cNvPicPr/>
+                  </pic:nvPicPr>
+                  <pic:blipFill>
+                    <a:blip r:embed="rId11"/>
+                    <a:stretch>
+                      <a:fillRect/>
+                    </a:stretch>
+                  </pic:blipFill>
+                  <pic:spPr>
+                    <a:xfrm>
+                      <a:off x="0" y="0"/>
+                      <a:ext cx="5486400" cy="4315852"/>
+                    </a:xfrm>
+                    <a:prstGeom prst="rect"/>
+                  </pic:spPr>
+                </pic:pic>
+              </a:graphicData>
+            </a:graphic>
+          </wp:inline>
+        </w:drawing>
+      </w:r>
+    </w:p>
+    <w:p>
+      <w:pPr>
+        <w:spacing w:before="40" w:after="0" w:line="480" w:lineRule="auto"/>
         <w:ind w:firstLine="0"/>
-        <w:jc w:val="left"/>
       </w:pPr>
       <w:r>
         <w:rPr>
@@ -3411,12 +3138,8 @@
     </w:p>
     <w:p>
       <w:pPr>
-        <w:keepNext/>
-        <w:keepLines/>
-        <w:widowControl/>
-        <w:spacing w:before="0" w:after="120" w:line="240" w:lineRule="auto"/>
+        <w:spacing w:before="0" w:after="80" w:line="480" w:lineRule="auto"/>
         <w:ind w:firstLine="0"/>
-        <w:jc w:val="left"/>
       </w:pPr>
       <w:r>
         <w:rPr>
@@ -3431,17 +3154,79 @@
     </w:p>
     <w:p>
       <w:pPr>
-        <w:keepLines/>
-        <w:widowControl/>
-        <w:spacing w:before="80" w:after="240" w:line="240" w:lineRule="auto"/>
+        <w:spacing w:before="0" w:after="80" w:line="480" w:lineRule="auto"/>
+        <w:ind w:firstLine="720"/>
+      </w:pPr>
+      <w:r>
+        <w:rPr>
+          <w:rFonts w:ascii="Times New Roman" w:hAnsi="Times New Roman"/>
+          <w:b w:val="0"/>
+          <w:i w:val="0"/>
+          <w:color w:val="000000"/>
+          <w:sz w:val="24"/>
+        </w:rPr>
+        <w:t>Figure 1 illustrates all functional system use cases and interactions across the Warehouse Clerk, Inventory Manager, and Supplier Gateway actors, incorporating standard &lt;&lt;include&gt;&gt; and &lt;&lt;extend&gt;&gt; UML relationships.</w:t>
+      </w:r>
+    </w:p>
+    <w:p>
+      <w:pPr>
+        <w:spacing w:before="200" w:after="80" w:line="480" w:lineRule="auto"/>
         <w:ind w:firstLine="0"/>
+        <w:jc w:val="left"/>
+      </w:pPr>
+      <w:r>
+        <w:rPr>
+          <w:rFonts w:ascii="Times New Roman" w:hAnsi="Times New Roman"/>
+          <w:b/>
+          <w:i/>
+          <w:color w:val="000000"/>
+          <w:sz w:val="24"/>
+        </w:rPr>
+        <w:t>5.2 Sequence Model (Authentication &amp; Role Validation)</w:t>
+      </w:r>
+    </w:p>
+    <w:p>
+      <w:pPr>
+        <w:spacing w:before="0" w:after="80" w:line="480" w:lineRule="auto"/>
+        <w:ind w:firstLine="720"/>
+      </w:pPr>
+      <w:r>
+        <w:rPr>
+          <w:rFonts w:ascii="Times New Roman" w:hAnsi="Times New Roman"/>
+          <w:b w:val="0"/>
+          <w:i w:val="0"/>
+          <w:color w:val="000000"/>
+          <w:sz w:val="24"/>
+        </w:rPr>
+        <w:t>The Sequence Diagram (Figure 2) illustrates the synchronous message exchange across five system participants: Warehouse Clerk (actor), :LoginPage (boundary UI), :LoginController (control layer), :LoginService (domain service), and :LoginRepository (persistence layer). The interaction begins when the clerk inputs credentials via submitCredentials(username, password). The LoginPage invokes login(username, password) on the LoginController, which delegates credential evaluation to the LoginService via verifyCredentials(username, password). The LoginService queries the LoginRepository using fetchUserDetails(username), which retrieves the stored userRecord.</w:t>
+      </w:r>
+    </w:p>
+    <w:p>
+      <w:pPr>
+        <w:spacing w:before="0" w:after="80" w:line="480" w:lineRule="auto"/>
+        <w:ind w:firstLine="720"/>
+      </w:pPr>
+      <w:r>
+        <w:rPr>
+          <w:rFonts w:ascii="Times New Roman" w:hAnsi="Times New Roman"/>
+          <w:b w:val="0"/>
+          <w:i w:val="0"/>
+          <w:color w:val="000000"/>
+          <w:sz w:val="24"/>
+        </w:rPr>
+        <w:t>Upon verifying password hash matches, the LoginService returns authStatus to the LoginController, which passes validationResult back to the LoginPage. An alt (alternative) interaction fragment models the two conditional execution paths: if result == true (Valid Credentials), the system redirects the clerk to the operational warehouse dashboard with a valid sessionToken; if result == false (Invalid Credentials), the LoginPage displays an 'Invalid Credentials' error notification. Explicit object destruction markers (X) indicate the termination of lifelines upon interaction completion.</w:t>
+      </w:r>
+    </w:p>
+    <w:p>
+      <w:pPr>
+        <w:spacing w:before="120" w:after="40" w:line="480" w:lineRule="auto"/>
         <w:jc w:val="center"/>
       </w:pPr>
       <w:r>
         <w:drawing>
           <wp:inline xmlns:a="http://schemas.openxmlformats.org/drawingml/2006/main" xmlns:pic="http://schemas.openxmlformats.org/drawingml/2006/picture">
-            <wp:extent cx="5303520" cy="4171991"/>
-            <wp:docPr id="1" name="Picture 1"/>
+            <wp:extent cx="5486400" cy="4647821"/>
+            <wp:docPr id="4" name="Picture 4"/>
             <wp:cNvGraphicFramePr>
               <a:graphicFrameLocks noChangeAspect="1"/>
             </wp:cNvGraphicFramePr>
@@ -3449,11 +3234,11 @@
               <a:graphicData uri="http://schemas.openxmlformats.org/drawingml/2006/picture">
                 <pic:pic>
                   <pic:nvPicPr>
-                    <pic:cNvPr id="0" name="usecase_diagram_expanded.png"/>
+                    <pic:cNvPr id="0" name="sequence_diagram.png"/>
                     <pic:cNvPicPr/>
                   </pic:nvPicPr>
                   <pic:blipFill>
-                    <a:blip r:embed="rId9"/>
+                    <a:blip r:embed="rId12"/>
                     <a:stretch>
                       <a:fillRect/>
                     </a:stretch>
@@ -3461,7 +3246,7 @@
                   <pic:spPr>
                     <a:xfrm>
                       <a:off x="0" y="0"/>
-                      <a:ext cx="5303520" cy="4171991"/>
+                      <a:ext cx="5486400" cy="4647821"/>
                     </a:xfrm>
                     <a:prstGeom prst="rect"/>
                   </pic:spPr>
@@ -3474,50 +3259,8 @@
     </w:p>
     <w:p>
       <w:pPr>
-        <w:keepNext/>
-        <w:keepLines/>
-        <w:widowControl/>
-        <w:spacing w:before="160" w:after="80" w:line="480" w:lineRule="auto"/>
-        <w:ind w:firstLine="720"/>
-        <w:jc w:val="left"/>
-      </w:pPr>
-      <w:r>
-        <w:rPr>
-          <w:rFonts w:ascii="Times New Roman" w:hAnsi="Times New Roman"/>
-          <w:b/>
-          <w:i/>
-          <w:color w:val="000000"/>
-          <w:sz w:val="24"/>
-        </w:rPr>
-        <w:t>5.2 Sequence Model (Authentication &amp; Stock Request)</w:t>
-      </w:r>
-    </w:p>
-    <w:p>
-      <w:pPr>
-        <w:keepLines/>
-        <w:widowControl/>
-        <w:spacing w:before="0" w:after="120" w:line="480" w:lineRule="auto"/>
-        <w:ind w:firstLine="720"/>
-      </w:pPr>
-      <w:r>
-        <w:rPr>
-          <w:rFonts w:ascii="Times New Roman" w:hAnsi="Times New Roman"/>
-          <w:b w:val="0"/>
-          <w:i w:val="0"/>
-          <w:color w:val="000000"/>
-          <w:sz w:val="24"/>
-        </w:rPr>
-        <w:t>The Sequence Diagram (Figure 2) illustrates the message exchange across five system participants: Warehouse Clerk, UI Controller, Authentication Service, Inventory Manager, and Database. It incorporates a formal UML alternative ([alt]) frame. In the positive branch ([credentials valid]), the system returns an active session token and displays the dashboard. In the negative branch ([credentials invalid]), the system returns an authentication error message and locks the input fields after multiple failed attempts.</w:t>
-      </w:r>
-    </w:p>
-    <w:p>
-      <w:pPr>
-        <w:keepNext/>
-        <w:keepLines/>
-        <w:widowControl/>
-        <w:spacing w:before="160" w:after="0" w:line="240" w:lineRule="auto"/>
+        <w:spacing w:before="40" w:after="0" w:line="480" w:lineRule="auto"/>
         <w:ind w:firstLine="0"/>
-        <w:jc w:val="left"/>
       </w:pPr>
       <w:r>
         <w:rPr>
@@ -3532,12 +3275,8 @@
     </w:p>
     <w:p>
       <w:pPr>
-        <w:keepNext/>
-        <w:keepLines/>
-        <w:widowControl/>
-        <w:spacing w:before="0" w:after="120" w:line="240" w:lineRule="auto"/>
+        <w:spacing w:before="0" w:after="80" w:line="480" w:lineRule="auto"/>
         <w:ind w:firstLine="0"/>
-        <w:jc w:val="left"/>
       </w:pPr>
       <w:r>
         <w:rPr>
@@ -3547,59 +3286,29 @@
           <w:color w:val="000000"/>
           <w:sz w:val="24"/>
         </w:rPr>
-        <w:t>Sequence Diagram for User Authentication and Stock Request Initialization</w:t>
+        <w:t>Sequence Diagram for User Authentication and Session Verification</w:t>
       </w:r>
     </w:p>
     <w:p>
       <w:pPr>
-        <w:keepLines/>
-        <w:widowControl/>
-        <w:spacing w:before="80" w:after="240" w:line="240" w:lineRule="auto"/>
-        <w:ind w:firstLine="0"/>
-        <w:jc w:val="center"/>
+        <w:spacing w:before="0" w:after="80" w:line="480" w:lineRule="auto"/>
+        <w:ind w:firstLine="720"/>
       </w:pPr>
       <w:r>
-        <w:drawing>
-          <wp:inline xmlns:a="http://schemas.openxmlformats.org/drawingml/2006/main" xmlns:pic="http://schemas.openxmlformats.org/drawingml/2006/picture">
-            <wp:extent cx="5303520" cy="4492894"/>
-            <wp:docPr id="2" name="Picture 2"/>
-            <wp:cNvGraphicFramePr>
-              <a:graphicFrameLocks noChangeAspect="1"/>
-            </wp:cNvGraphicFramePr>
-            <a:graphic>
-              <a:graphicData uri="http://schemas.openxmlformats.org/drawingml/2006/picture">
-                <pic:pic>
-                  <pic:nvPicPr>
-                    <pic:cNvPr id="0" name="sequence_diagram.png"/>
-                    <pic:cNvPicPr/>
-                  </pic:nvPicPr>
-                  <pic:blipFill>
-                    <a:blip r:embed="rId10"/>
-                    <a:stretch>
-                      <a:fillRect/>
-                    </a:stretch>
-                  </pic:blipFill>
-                  <pic:spPr>
-                    <a:xfrm>
-                      <a:off x="0" y="0"/>
-                      <a:ext cx="5303520" cy="4492894"/>
-                    </a:xfrm>
-                    <a:prstGeom prst="rect"/>
-                  </pic:spPr>
-                </pic:pic>
-              </a:graphicData>
-            </a:graphic>
-          </wp:inline>
-        </w:drawing>
+        <w:rPr>
+          <w:rFonts w:ascii="Times New Roman" w:hAnsi="Times New Roman"/>
+          <w:b w:val="0"/>
+          <w:i w:val="0"/>
+          <w:color w:val="000000"/>
+          <w:sz w:val="24"/>
+        </w:rPr>
+        <w:t>Figure 2 models the sequence of method calls across presentation, controller, service, and persistence layers during user login, detailing the conditional alt execution paths for valid and invalid credentials.</w:t>
       </w:r>
     </w:p>
     <w:p>
       <w:pPr>
-        <w:keepNext/>
-        <w:keepLines/>
-        <w:widowControl/>
-        <w:spacing w:before="160" w:after="80" w:line="480" w:lineRule="auto"/>
-        <w:ind w:firstLine="720"/>
+        <w:spacing w:before="200" w:after="80" w:line="480" w:lineRule="auto"/>
+        <w:ind w:firstLine="0"/>
         <w:jc w:val="left"/>
       </w:pPr>
       <w:r>
@@ -3615,9 +3324,7 @@
     </w:p>
     <w:p>
       <w:pPr>
-        <w:keepLines/>
-        <w:widowControl/>
-        <w:spacing w:before="0" w:after="120" w:line="480" w:lineRule="auto"/>
+        <w:spacing w:before="0" w:after="80" w:line="480" w:lineRule="auto"/>
         <w:ind w:firstLine="720"/>
       </w:pPr>
       <w:r>
@@ -3628,17 +3335,69 @@
           <w:color w:val="000000"/>
           <w:sz w:val="24"/>
         </w:rPr>
-        <w:t>The Activity Diagram (Figure 3) models the end-to-end workflow of processing stock requests across three swimlanes: Warehouse Clerk, Inventory System, and Supplier Gateway. The flow begins with a clerk submitting an outbound stock request, branches at a decision node to check stock availability, and uses a synchronization fork bar to execute parallel actions (updating database counts, logging audit transactions, and confirming supplier availability) before joining at the final shipment dispatch node.</w:t>
+        <w:t>The Activity Diagram (Figure 3) models the end-to-end workflow of processing stock requests across three dedicated swimlanes: Warehouse Clerk, Inventory System, and Supplier Gateway. The process originates at the initial node in the Warehouse Clerk swimlane, where the clerk reviews the stock request and triggers Initiate Stock Processing. Control transitions to the Inventory System swimlane to execute Check Stock Levels. A decision diamond evaluates Is Available?: if stock is insufficient ([No]), the request terminates at an activity stop node; if stock is available ([Yes]), control returns to the clerk to Provide Dispatch Details.</w:t>
       </w:r>
     </w:p>
     <w:p>
       <w:pPr>
-        <w:keepNext/>
-        <w:keepLines/>
-        <w:widowControl/>
-        <w:spacing w:before="160" w:after="0" w:line="240" w:lineRule="auto"/>
+        <w:spacing w:before="0" w:after="80" w:line="480" w:lineRule="auto"/>
+        <w:ind w:firstLine="720"/>
+      </w:pPr>
+      <w:r>
+        <w:rPr>
+          <w:rFonts w:ascii="Times New Roman" w:hAnsi="Times New Roman"/>
+          <w:b w:val="0"/>
+          <w:i w:val="0"/>
+          <w:color w:val="000000"/>
+          <w:sz w:val="24"/>
+        </w:rPr>
+        <w:t>Once dispatch details are submitted, an asynchronous fork bar splits execution into two parallel branches: Branch 1 (Inventory System) executes Reserve Stock &amp; Update Inventory, while Branch 2 (Supplier Gateway) concurrently invokes Confirm with Supplier Gateway. A decision diamond in the supplier swimlane checks Is Confirmed?: if unconfirmed ([No]), execution halts at a stop node; if confirmed ([Yes]), flow continues to the synchronization join bar. Once both parallel paths merge at the join bar, the Inventory System executes Generate &amp; Print Dispatch Note, and the clerk executes Finalize Dispatch and Ship Items before reaching the activity final node.</w:t>
+      </w:r>
+    </w:p>
+    <w:p>
+      <w:pPr>
+        <w:spacing w:before="120" w:after="40" w:line="480" w:lineRule="auto"/>
+        <w:jc w:val="center"/>
+      </w:pPr>
+      <w:r>
+        <w:drawing>
+          <wp:inline xmlns:a="http://schemas.openxmlformats.org/drawingml/2006/main" xmlns:pic="http://schemas.openxmlformats.org/drawingml/2006/picture">
+            <wp:extent cx="5486400" cy="6263785"/>
+            <wp:docPr id="5" name="Picture 5"/>
+            <wp:cNvGraphicFramePr>
+              <a:graphicFrameLocks noChangeAspect="1"/>
+            </wp:cNvGraphicFramePr>
+            <a:graphic>
+              <a:graphicData uri="http://schemas.openxmlformats.org/drawingml/2006/picture">
+                <pic:pic>
+                  <pic:nvPicPr>
+                    <pic:cNvPr id="0" name="activity_diagram.png"/>
+                    <pic:cNvPicPr/>
+                  </pic:nvPicPr>
+                  <pic:blipFill>
+                    <a:blip r:embed="rId13"/>
+                    <a:stretch>
+                      <a:fillRect/>
+                    </a:stretch>
+                  </pic:blipFill>
+                  <pic:spPr>
+                    <a:xfrm>
+                      <a:off x="0" y="0"/>
+                      <a:ext cx="5486400" cy="6263785"/>
+                    </a:xfrm>
+                    <a:prstGeom prst="rect"/>
+                  </pic:spPr>
+                </pic:pic>
+              </a:graphicData>
+            </a:graphic>
+          </wp:inline>
+        </w:drawing>
+      </w:r>
+    </w:p>
+    <w:p>
+      <w:pPr>
+        <w:spacing w:before="40" w:after="0" w:line="480" w:lineRule="auto"/>
         <w:ind w:firstLine="0"/>
-        <w:jc w:val="left"/>
       </w:pPr>
       <w:r>
         <w:rPr>
@@ -3653,12 +3412,8 @@
     </w:p>
     <w:p>
       <w:pPr>
-        <w:keepNext/>
-        <w:keepLines/>
-        <w:widowControl/>
-        <w:spacing w:before="0" w:after="120" w:line="240" w:lineRule="auto"/>
+        <w:spacing w:before="0" w:after="80" w:line="480" w:lineRule="auto"/>
         <w:ind w:firstLine="0"/>
-        <w:jc w:val="left"/>
       </w:pPr>
       <w:r>
         <w:rPr>
@@ -3673,17 +3428,79 @@
     </w:p>
     <w:p>
       <w:pPr>
-        <w:keepLines/>
-        <w:widowControl/>
-        <w:spacing w:before="80" w:after="240" w:line="240" w:lineRule="auto"/>
+        <w:spacing w:before="0" w:after="80" w:line="480" w:lineRule="auto"/>
+        <w:ind w:firstLine="720"/>
+      </w:pPr>
+      <w:r>
+        <w:rPr>
+          <w:rFonts w:ascii="Times New Roman" w:hAnsi="Times New Roman"/>
+          <w:b w:val="0"/>
+          <w:i w:val="0"/>
+          <w:color w:val="000000"/>
+          <w:sz w:val="24"/>
+        </w:rPr>
+        <w:t>Figure 3 illustrates the operational workflow of stock request fulfillment across three swimlanes, highlighting decision guards, concurrent fork/join branches, and completion paths.</w:t>
+      </w:r>
+    </w:p>
+    <w:p>
+      <w:pPr>
+        <w:spacing w:before="200" w:after="80" w:line="480" w:lineRule="auto"/>
         <w:ind w:firstLine="0"/>
+        <w:jc w:val="left"/>
+      </w:pPr>
+      <w:r>
+        <w:rPr>
+          <w:rFonts w:ascii="Times New Roman" w:hAnsi="Times New Roman"/>
+          <w:b/>
+          <w:i/>
+          <w:color w:val="000000"/>
+          <w:sz w:val="24"/>
+        </w:rPr>
+        <w:t>5.4 Multi-Tier Class Model (Domain Entity Architecture)</w:t>
+      </w:r>
+    </w:p>
+    <w:p>
+      <w:pPr>
+        <w:spacing w:before="0" w:after="80" w:line="480" w:lineRule="auto"/>
+        <w:ind w:firstLine="720"/>
+      </w:pPr>
+      <w:r>
+        <w:rPr>
+          <w:rFonts w:ascii="Times New Roman" w:hAnsi="Times New Roman"/>
+          <w:b w:val="0"/>
+          <w:i w:val="0"/>
+          <w:color w:val="000000"/>
+          <w:sz w:val="24"/>
+        </w:rPr>
+        <w:t>The Class Diagram (Figure 4) defines the core structural entities, domain attributes, and association multiplicities within the Warehouse Stock Inventory System. The model consists of eight domain classes: WarehouseClerk (storing clerkID, name, email, phone, and shift), WarehouseStaff (storing staffID, name, role, and phone), StockRequest (storing requestID, clerkID, staffID, requestDate, and status), RequestItem (storing requestItemID, requestID, productID, quantity, and unitCost), Product (storing productID, name, category, unitPrice, and stockQty), InventoryItem (storing itemID, productID, quantity, reorderLevel, and minStockLevel), DispatchNote (storing noteID, requestID, issueDate, totalAmount, and status), and StockTransaction (storing transactionID, noteID, amount, type, date, and status).</w:t>
+      </w:r>
+    </w:p>
+    <w:p>
+      <w:pPr>
+        <w:spacing w:before="0" w:after="80" w:line="480" w:lineRule="auto"/>
+        <w:ind w:firstLine="720"/>
+      </w:pPr>
+      <w:r>
+        <w:rPr>
+          <w:rFonts w:ascii="Times New Roman" w:hAnsi="Times New Roman"/>
+          <w:b w:val="0"/>
+          <w:i w:val="0"/>
+          <w:color w:val="000000"/>
+          <w:sz w:val="24"/>
+        </w:rPr>
+        <w:t>The structural associations define precise cardinality relationships across the domain: a single WarehouseClerk (1) can initiate zero to many StockRequests (0..*), and a WarehouseStaff member (1) oversees zero to many StockRequests (0..*). Each StockRequest (1) aggregates one or more RequestItems (1..*), with each RequestItem (0..*) referencing exactly one Product (1). Every Product (1) maintains a one-to-one mapping with an InventoryItem (1) for physical warehouse bin tracking. Furthermore, each completed StockRequest (1) generates exactly one DispatchNote (1), which produces a corresponding StockTransaction (1) audit record to guarantee end-to-end operational traceability.</w:t>
+      </w:r>
+    </w:p>
+    <w:p>
+      <w:pPr>
+        <w:spacing w:before="120" w:after="40" w:line="480" w:lineRule="auto"/>
         <w:jc w:val="center"/>
       </w:pPr>
       <w:r>
         <w:drawing>
           <wp:inline xmlns:a="http://schemas.openxmlformats.org/drawingml/2006/main" xmlns:pic="http://schemas.openxmlformats.org/drawingml/2006/picture">
-            <wp:extent cx="5120640" cy="5846200"/>
-            <wp:docPr id="3" name="Picture 3"/>
+            <wp:extent cx="5486400" cy="5875093"/>
+            <wp:docPr id="6" name="Picture 6"/>
             <wp:cNvGraphicFramePr>
               <a:graphicFrameLocks noChangeAspect="1"/>
             </wp:cNvGraphicFramePr>
@@ -3691,11 +3508,11 @@
               <a:graphicData uri="http://schemas.openxmlformats.org/drawingml/2006/picture">
                 <pic:pic>
                   <pic:nvPicPr>
-                    <pic:cNvPr id="0" name="activity_diagram.png"/>
+                    <pic:cNvPr id="0" name="class_diagram.png"/>
                     <pic:cNvPicPr/>
                   </pic:nvPicPr>
                   <pic:blipFill>
-                    <a:blip r:embed="rId11"/>
+                    <a:blip r:embed="rId14"/>
                     <a:stretch>
                       <a:fillRect/>
                     </a:stretch>
@@ -3703,7 +3520,7 @@
                   <pic:spPr>
                     <a:xfrm>
                       <a:off x="0" y="0"/>
-                      <a:ext cx="5120640" cy="5846200"/>
+                      <a:ext cx="5486400" cy="5875093"/>
                     </a:xfrm>
                     <a:prstGeom prst="rect"/>
                   </pic:spPr>
@@ -3716,50 +3533,8 @@
     </w:p>
     <w:p>
       <w:pPr>
-        <w:keepNext/>
-        <w:keepLines/>
-        <w:widowControl/>
-        <w:spacing w:before="160" w:after="80" w:line="480" w:lineRule="auto"/>
-        <w:ind w:firstLine="720"/>
-        <w:jc w:val="left"/>
-      </w:pPr>
-      <w:r>
-        <w:rPr>
-          <w:rFonts w:ascii="Times New Roman" w:hAnsi="Times New Roman"/>
-          <w:b/>
-          <w:i/>
-          <w:color w:val="000000"/>
-          <w:sz w:val="24"/>
-        </w:rPr>
-        <w:t>5.4 Multi-Tier Class Model (Structural Architecture)</w:t>
-      </w:r>
-    </w:p>
-    <w:p>
-      <w:pPr>
-        <w:keepLines/>
-        <w:widowControl/>
-        <w:spacing w:before="0" w:after="120" w:line="480" w:lineRule="auto"/>
-        <w:ind w:firstLine="720"/>
-      </w:pPr>
-      <w:r>
-        <w:rPr>
-          <w:rFonts w:ascii="Times New Roman" w:hAnsi="Times New Roman"/>
-          <w:b w:val="0"/>
-          <w:i w:val="0"/>
-          <w:color w:val="000000"/>
-          <w:sz w:val="24"/>
-        </w:rPr>
-        <w:t>The Class Diagram (Figure 4) defines domain entities and structural relationships within the system. Inheritance connects the abstract WarehouseStaff base class to WarehouseClerk and InventoryManager. Composition connects StockRequest to RequestItem (1 to 1..*), while associations link StockRequest to DispatchNote (1 to 1) and InventoryItem (1 to 1..*). Products maintain relationships with Suppliers (0..* to 1) and StockTransactions (1 to 0..*), ensuring database normalization and data integrity.</w:t>
-      </w:r>
-    </w:p>
-    <w:p>
-      <w:pPr>
-        <w:keepNext/>
-        <w:keepLines/>
-        <w:widowControl/>
-        <w:spacing w:before="160" w:after="0" w:line="240" w:lineRule="auto"/>
+        <w:spacing w:before="40" w:after="0" w:line="480" w:lineRule="auto"/>
         <w:ind w:firstLine="0"/>
-        <w:jc w:val="left"/>
       </w:pPr>
       <w:r>
         <w:rPr>
@@ -3774,12 +3549,8 @@
     </w:p>
     <w:p>
       <w:pPr>
-        <w:keepNext/>
-        <w:keepLines/>
-        <w:widowControl/>
-        <w:spacing w:before="0" w:after="120" w:line="240" w:lineRule="auto"/>
+        <w:spacing w:before="0" w:after="80" w:line="480" w:lineRule="auto"/>
         <w:ind w:firstLine="0"/>
-        <w:jc w:val="left"/>
       </w:pPr>
       <w:r>
         <w:rPr>
@@ -3794,53 +3565,23 @@
     </w:p>
     <w:p>
       <w:pPr>
-        <w:keepLines/>
-        <w:widowControl/>
-        <w:spacing w:before="80" w:after="240" w:line="240" w:lineRule="auto"/>
-        <w:ind w:firstLine="0"/>
-        <w:jc w:val="center"/>
+        <w:spacing w:before="0" w:after="80" w:line="480" w:lineRule="auto"/>
+        <w:ind w:firstLine="720"/>
       </w:pPr>
       <w:r>
-        <w:drawing>
-          <wp:inline xmlns:a="http://schemas.openxmlformats.org/drawingml/2006/main" xmlns:pic="http://schemas.openxmlformats.org/drawingml/2006/picture">
-            <wp:extent cx="5303520" cy="5679256"/>
-            <wp:docPr id="4" name="Picture 4"/>
-            <wp:cNvGraphicFramePr>
-              <a:graphicFrameLocks noChangeAspect="1"/>
-            </wp:cNvGraphicFramePr>
-            <a:graphic>
-              <a:graphicData uri="http://schemas.openxmlformats.org/drawingml/2006/picture">
-                <pic:pic>
-                  <pic:nvPicPr>
-                    <pic:cNvPr id="0" name="class_diagram.png"/>
-                    <pic:cNvPicPr/>
-                  </pic:nvPicPr>
-                  <pic:blipFill>
-                    <a:blip r:embed="rId12"/>
-                    <a:stretch>
-                      <a:fillRect/>
-                    </a:stretch>
-                  </pic:blipFill>
-                  <pic:spPr>
-                    <a:xfrm>
-                      <a:off x="0" y="0"/>
-                      <a:ext cx="5303520" cy="5679256"/>
-                    </a:xfrm>
-                    <a:prstGeom prst="rect"/>
-                  </pic:spPr>
-                </pic:pic>
-              </a:graphicData>
-            </a:graphic>
-          </wp:inline>
-        </w:drawing>
+        <w:rPr>
+          <w:rFonts w:ascii="Times New Roman" w:hAnsi="Times New Roman"/>
+          <w:b w:val="0"/>
+          <w:i w:val="0"/>
+          <w:color w:val="000000"/>
+          <w:sz w:val="24"/>
+        </w:rPr>
+        <w:t>Figure 4 defines the structural domain model, detailing attribute specifications, visibility markers, and cardinality relationships across all eight system entity classes.</w:t>
       </w:r>
     </w:p>
     <w:p>
       <w:pPr>
-        <w:keepNext/>
-        <w:keepLines/>
-        <w:widowControl/>
-        <w:spacing w:before="240" w:after="120" w:line="480" w:lineRule="auto"/>
+        <w:spacing w:before="200" w:after="80" w:line="480" w:lineRule="auto"/>
         <w:ind w:firstLine="0"/>
         <w:jc w:val="left"/>
       </w:pPr>
@@ -3857,9 +3598,7 @@
     </w:p>
     <w:p>
       <w:pPr>
-        <w:keepLines/>
-        <w:widowControl/>
-        <w:spacing w:before="0" w:after="120" w:line="480" w:lineRule="auto"/>
+        <w:spacing w:before="0" w:after="80" w:line="480" w:lineRule="auto"/>
         <w:ind w:firstLine="720"/>
       </w:pPr>
       <w:r>
@@ -3870,17 +3609,13 @@
           <w:color w:val="000000"/>
           <w:sz w:val="24"/>
         </w:rPr>
-        <w:t>To verify system stability, our team designed and executed a master testing matrix of 40 test cases mapped across our 10 User Stories (4 test cases per story: 3 positive or standard validation tests and 1 targeted negative edge-case test). Testing was conducted across Unit, Integration, System, and User Acceptance Testing (UAT) levels (Myers et al., 2012; Jorgensen &amp; DeVries, 2021). Table 3 summarizes test execution results.</w:t>
+        <w:t>To verify system stability, our team designed and executed a master testing matrix of 40 test cases mapped across our 10 User Stories (4 test cases per story: 2 positive standard validation tests and 2 targeted negative or edge-case tests). Testing systematically evaluated four verification levels across each user story: Unit Testing, Integration Testing, System Testing, and User Acceptance Testing (UAT) (Myers et al., 2012; Jorgensen &amp; DeVries, 2021). Table 3 provides an itemized summary of test execution results across all 10 user stories.</w:t>
       </w:r>
     </w:p>
     <w:p>
       <w:pPr>
-        <w:keepNext/>
-        <w:keepLines/>
-        <w:widowControl/>
-        <w:spacing w:before="240" w:after="0" w:line="240" w:lineRule="auto"/>
+        <w:spacing w:before="160" w:after="0" w:line="480" w:lineRule="auto"/>
         <w:ind w:firstLine="0"/>
-        <w:jc w:val="left"/>
       </w:pPr>
       <w:r>
         <w:rPr>
@@ -3895,12 +3630,8 @@
     </w:p>
     <w:p>
       <w:pPr>
-        <w:keepNext/>
-        <w:keepLines/>
-        <w:widowControl/>
-        <w:spacing w:before="0" w:after="120" w:line="240" w:lineRule="auto"/>
+        <w:spacing w:before="0" w:after="80" w:line="480" w:lineRule="auto"/>
         <w:ind w:firstLine="0"/>
-        <w:jc w:val="left"/>
       </w:pPr>
       <w:r>
         <w:rPr>
@@ -3916,6 +3647,7 @@
     <w:tbl>
       <w:tblPr>
         <w:tblW w:type="auto" w:w="0"/>
+        <w:jc w:val="center"/>
         <w:tblLook w:firstColumn="1" w:firstRow="1" w:lastColumn="0" w:lastRow="0" w:noHBand="0" w:noVBand="1" w:val="04A0"/>
       </w:tblPr>
       <w:tblGrid>
@@ -3933,12 +3665,7 @@
         <w:tc>
           <w:tcPr>
             <w:tcW w:type="dxa" w:w="1440"/>
-            <w:tcBorders>
-              <w:top w:val="single" w:sz="12" w:space="0" w:color="000000"/>
-              <w:bottom w:val="single" w:sz="8" w:space="0" w:color="000000"/>
-              <w:left w:val="none"/>
-              <w:right w:val="none"/>
-            </w:tcBorders>
+            <w:vAlign w:val="center"/>
           </w:tcPr>
           <w:p>
             <w:pPr>
@@ -3949,6 +3676,8 @@
               <w:rPr>
                 <w:rFonts w:ascii="Times New Roman" w:hAnsi="Times New Roman"/>
                 <w:b/>
+                <w:i w:val="0"/>
+                <w:color w:val="000000"/>
                 <w:sz w:val="20"/>
               </w:rPr>
               <w:t>Story ID</w:t>
@@ -3958,12 +3687,7 @@
         <w:tc>
           <w:tcPr>
             <w:tcW w:type="dxa" w:w="3600"/>
-            <w:tcBorders>
-              <w:top w:val="single" w:sz="12" w:space="0" w:color="000000"/>
-              <w:bottom w:val="single" w:sz="8" w:space="0" w:color="000000"/>
-              <w:left w:val="none"/>
-              <w:right w:val="none"/>
-            </w:tcBorders>
+            <w:vAlign w:val="center"/>
           </w:tcPr>
           <w:p>
             <w:pPr>
@@ -3974,21 +3698,18 @@
               <w:rPr>
                 <w:rFonts w:ascii="Times New Roman" w:hAnsi="Times New Roman"/>
                 <w:b/>
+                <w:i w:val="0"/>
+                <w:color w:val="000000"/>
                 <w:sz w:val="20"/>
               </w:rPr>
-              <w:t>Feature Area</w:t>
+              <w:t>Feature Area Under Test</w:t>
             </w:r>
           </w:p>
         </w:tc>
         <w:tc>
           <w:tcPr>
             <w:tcW w:type="dxa" w:w="1440"/>
-            <w:tcBorders>
-              <w:top w:val="single" w:sz="12" w:space="0" w:color="000000"/>
-              <w:bottom w:val="single" w:sz="8" w:space="0" w:color="000000"/>
-              <w:left w:val="none"/>
-              <w:right w:val="none"/>
-            </w:tcBorders>
+            <w:vAlign w:val="center"/>
           </w:tcPr>
           <w:p>
             <w:pPr>
@@ -3999,6 +3720,8 @@
               <w:rPr>
                 <w:rFonts w:ascii="Times New Roman" w:hAnsi="Times New Roman"/>
                 <w:b/>
+                <w:i w:val="0"/>
+                <w:color w:val="000000"/>
                 <w:sz w:val="20"/>
               </w:rPr>
               <w:t>Passed Cases</w:t>
@@ -4008,12 +3731,7 @@
         <w:tc>
           <w:tcPr>
             <w:tcW w:type="dxa" w:w="1440"/>
-            <w:tcBorders>
-              <w:top w:val="single" w:sz="12" w:space="0" w:color="000000"/>
-              <w:bottom w:val="single" w:sz="8" w:space="0" w:color="000000"/>
-              <w:left w:val="none"/>
-              <w:right w:val="none"/>
-            </w:tcBorders>
+            <w:vAlign w:val="center"/>
           </w:tcPr>
           <w:p>
             <w:pPr>
@@ -4024,6 +3742,8 @@
               <w:rPr>
                 <w:rFonts w:ascii="Times New Roman" w:hAnsi="Times New Roman"/>
                 <w:b/>
+                <w:i w:val="0"/>
+                <w:color w:val="000000"/>
                 <w:sz w:val="20"/>
               </w:rPr>
               <w:t>Failed Cases</w:t>
@@ -4033,12 +3753,7 @@
         <w:tc>
           <w:tcPr>
             <w:tcW w:type="dxa" w:w="1440"/>
-            <w:tcBorders>
-              <w:top w:val="single" w:sz="12" w:space="0" w:color="000000"/>
-              <w:bottom w:val="single" w:sz="8" w:space="0" w:color="000000"/>
-              <w:left w:val="none"/>
-              <w:right w:val="none"/>
-            </w:tcBorders>
+            <w:vAlign w:val="center"/>
           </w:tcPr>
           <w:p>
             <w:pPr>
@@ -4049,6 +3764,8 @@
               <w:rPr>
                 <w:rFonts w:ascii="Times New Roman" w:hAnsi="Times New Roman"/>
                 <w:b/>
+                <w:i w:val="0"/>
+                <w:color w:val="000000"/>
                 <w:sz w:val="20"/>
               </w:rPr>
               <w:t>Pass Rate</w:t>
@@ -4063,12 +3780,7 @@
         <w:tc>
           <w:tcPr>
             <w:tcW w:type="dxa" w:w="1440"/>
-            <w:tcBorders>
-              <w:top w:val="none"/>
-              <w:bottom w:val="none"/>
-              <w:left w:val="none"/>
-              <w:right w:val="none"/>
-            </w:tcBorders>
+            <w:vAlign w:val="center"/>
           </w:tcPr>
           <w:p>
             <w:pPr>
@@ -4078,6 +3790,9 @@
             <w:r>
               <w:rPr>
                 <w:rFonts w:ascii="Times New Roman" w:hAnsi="Times New Roman"/>
+                <w:b w:val="0"/>
+                <w:i w:val="0"/>
+                <w:color w:val="000000"/>
                 <w:sz w:val="20"/>
               </w:rPr>
               <w:t>WMS-01</w:t>
@@ -4087,12 +3802,7 @@
         <w:tc>
           <w:tcPr>
             <w:tcW w:type="dxa" w:w="3600"/>
-            <w:tcBorders>
-              <w:top w:val="none"/>
-              <w:bottom w:val="none"/>
-              <w:left w:val="none"/>
-              <w:right w:val="none"/>
-            </w:tcBorders>
+            <w:vAlign w:val="center"/>
           </w:tcPr>
           <w:p>
             <w:pPr>
@@ -4102,6 +3812,9 @@
             <w:r>
               <w:rPr>
                 <w:rFonts w:ascii="Times New Roman" w:hAnsi="Times New Roman"/>
+                <w:b w:val="0"/>
+                <w:i w:val="0"/>
+                <w:color w:val="000000"/>
                 <w:sz w:val="20"/>
               </w:rPr>
               <w:t>User Authentication &amp; Role Access</w:t>
@@ -4111,12 +3824,7 @@
         <w:tc>
           <w:tcPr>
             <w:tcW w:type="dxa" w:w="1440"/>
-            <w:tcBorders>
-              <w:top w:val="none"/>
-              <w:bottom w:val="none"/>
-              <w:left w:val="none"/>
-              <w:right w:val="none"/>
-            </w:tcBorders>
+            <w:vAlign w:val="center"/>
           </w:tcPr>
           <w:p>
             <w:pPr>
@@ -4126,6 +3834,9 @@
             <w:r>
               <w:rPr>
                 <w:rFonts w:ascii="Times New Roman" w:hAnsi="Times New Roman"/>
+                <w:b w:val="0"/>
+                <w:i w:val="0"/>
+                <w:color w:val="000000"/>
                 <w:sz w:val="20"/>
               </w:rPr>
               <w:t>3</w:t>
@@ -4135,12 +3846,7 @@
         <w:tc>
           <w:tcPr>
             <w:tcW w:type="dxa" w:w="1440"/>
-            <w:tcBorders>
-              <w:top w:val="none"/>
-              <w:bottom w:val="none"/>
-              <w:left w:val="none"/>
-              <w:right w:val="none"/>
-            </w:tcBorders>
+            <w:vAlign w:val="center"/>
           </w:tcPr>
           <w:p>
             <w:pPr>
@@ -4150,6 +3856,9 @@
             <w:r>
               <w:rPr>
                 <w:rFonts w:ascii="Times New Roman" w:hAnsi="Times New Roman"/>
+                <w:b w:val="0"/>
+                <w:i w:val="0"/>
+                <w:color w:val="000000"/>
                 <w:sz w:val="20"/>
               </w:rPr>
               <w:t>1</w:t>
@@ -4159,12 +3868,7 @@
         <w:tc>
           <w:tcPr>
             <w:tcW w:type="dxa" w:w="1440"/>
-            <w:tcBorders>
-              <w:top w:val="none"/>
-              <w:bottom w:val="none"/>
-              <w:left w:val="none"/>
-              <w:right w:val="none"/>
-            </w:tcBorders>
+            <w:vAlign w:val="center"/>
           </w:tcPr>
           <w:p>
             <w:pPr>
@@ -4174,6 +3878,9 @@
             <w:r>
               <w:rPr>
                 <w:rFonts w:ascii="Times New Roman" w:hAnsi="Times New Roman"/>
+                <w:b w:val="0"/>
+                <w:i w:val="0"/>
+                <w:color w:val="000000"/>
                 <w:sz w:val="20"/>
               </w:rPr>
               <w:t>75%</w:t>
@@ -4188,12 +3895,7 @@
         <w:tc>
           <w:tcPr>
             <w:tcW w:type="dxa" w:w="1440"/>
-            <w:tcBorders>
-              <w:top w:val="none"/>
-              <w:bottom w:val="none"/>
-              <w:left w:val="none"/>
-              <w:right w:val="none"/>
-            </w:tcBorders>
+            <w:vAlign w:val="center"/>
           </w:tcPr>
           <w:p>
             <w:pPr>
@@ -4203,6 +3905,9 @@
             <w:r>
               <w:rPr>
                 <w:rFonts w:ascii="Times New Roman" w:hAnsi="Times New Roman"/>
+                <w:b w:val="0"/>
+                <w:i w:val="0"/>
+                <w:color w:val="000000"/>
                 <w:sz w:val="20"/>
               </w:rPr>
               <w:t>WMS-02</w:t>
@@ -4212,12 +3917,7 @@
         <w:tc>
           <w:tcPr>
             <w:tcW w:type="dxa" w:w="3600"/>
-            <w:tcBorders>
-              <w:top w:val="none"/>
-              <w:bottom w:val="none"/>
-              <w:left w:val="none"/>
-              <w:right w:val="none"/>
-            </w:tcBorders>
+            <w:vAlign w:val="center"/>
           </w:tcPr>
           <w:p>
             <w:pPr>
@@ -4227,6 +3927,9 @@
             <w:r>
               <w:rPr>
                 <w:rFonts w:ascii="Times New Roman" w:hAnsi="Times New Roman"/>
+                <w:b w:val="0"/>
+                <w:i w:val="0"/>
+                <w:color w:val="000000"/>
                 <w:sz w:val="20"/>
               </w:rPr>
               <w:t>Incoming Stock Intake &amp; Backorder</w:t>
@@ -4236,12 +3939,7 @@
         <w:tc>
           <w:tcPr>
             <w:tcW w:type="dxa" w:w="1440"/>
-            <w:tcBorders>
-              <w:top w:val="none"/>
-              <w:bottom w:val="none"/>
-              <w:left w:val="none"/>
-              <w:right w:val="none"/>
-            </w:tcBorders>
+            <w:vAlign w:val="center"/>
           </w:tcPr>
           <w:p>
             <w:pPr>
@@ -4251,6 +3949,9 @@
             <w:r>
               <w:rPr>
                 <w:rFonts w:ascii="Times New Roman" w:hAnsi="Times New Roman"/>
+                <w:b w:val="0"/>
+                <w:i w:val="0"/>
+                <w:color w:val="000000"/>
                 <w:sz w:val="20"/>
               </w:rPr>
               <w:t>3</w:t>
@@ -4260,12 +3961,7 @@
         <w:tc>
           <w:tcPr>
             <w:tcW w:type="dxa" w:w="1440"/>
-            <w:tcBorders>
-              <w:top w:val="none"/>
-              <w:bottom w:val="none"/>
-              <w:left w:val="none"/>
-              <w:right w:val="none"/>
-            </w:tcBorders>
+            <w:vAlign w:val="center"/>
           </w:tcPr>
           <w:p>
             <w:pPr>
@@ -4275,6 +3971,9 @@
             <w:r>
               <w:rPr>
                 <w:rFonts w:ascii="Times New Roman" w:hAnsi="Times New Roman"/>
+                <w:b w:val="0"/>
+                <w:i w:val="0"/>
+                <w:color w:val="000000"/>
                 <w:sz w:val="20"/>
               </w:rPr>
               <w:t>1</w:t>
@@ -4284,12 +3983,7 @@
         <w:tc>
           <w:tcPr>
             <w:tcW w:type="dxa" w:w="1440"/>
-            <w:tcBorders>
-              <w:top w:val="none"/>
-              <w:bottom w:val="none"/>
-              <w:left w:val="none"/>
-              <w:right w:val="none"/>
-            </w:tcBorders>
+            <w:vAlign w:val="center"/>
           </w:tcPr>
           <w:p>
             <w:pPr>
@@ -4299,6 +3993,9 @@
             <w:r>
               <w:rPr>
                 <w:rFonts w:ascii="Times New Roman" w:hAnsi="Times New Roman"/>
+                <w:b w:val="0"/>
+                <w:i w:val="0"/>
+                <w:color w:val="000000"/>
                 <w:sz w:val="20"/>
               </w:rPr>
               <w:t>75%</w:t>
@@ -4313,12 +4010,7 @@
         <w:tc>
           <w:tcPr>
             <w:tcW w:type="dxa" w:w="1440"/>
-            <w:tcBorders>
-              <w:top w:val="none"/>
-              <w:bottom w:val="none"/>
-              <w:left w:val="none"/>
-              <w:right w:val="none"/>
-            </w:tcBorders>
+            <w:vAlign w:val="center"/>
           </w:tcPr>
           <w:p>
             <w:pPr>
@@ -4328,6 +4020,9 @@
             <w:r>
               <w:rPr>
                 <w:rFonts w:ascii="Times New Roman" w:hAnsi="Times New Roman"/>
+                <w:b w:val="0"/>
+                <w:i w:val="0"/>
+                <w:color w:val="000000"/>
                 <w:sz w:val="20"/>
               </w:rPr>
               <w:t>WMS-03</w:t>
@@ -4337,12 +4032,7 @@
         <w:tc>
           <w:tcPr>
             <w:tcW w:type="dxa" w:w="3600"/>
-            <w:tcBorders>
-              <w:top w:val="none"/>
-              <w:bottom w:val="none"/>
-              <w:left w:val="none"/>
-              <w:right w:val="none"/>
-            </w:tcBorders>
+            <w:vAlign w:val="center"/>
           </w:tcPr>
           <w:p>
             <w:pPr>
@@ -4352,6 +4042,9 @@
             <w:r>
               <w:rPr>
                 <w:rFonts w:ascii="Times New Roman" w:hAnsi="Times New Roman"/>
+                <w:b w:val="0"/>
+                <w:i w:val="0"/>
+                <w:color w:val="000000"/>
                 <w:sz w:val="20"/>
               </w:rPr>
               <w:t>Handheld Barcode &amp; QR Lookup</w:t>
@@ -4361,12 +4054,7 @@
         <w:tc>
           <w:tcPr>
             <w:tcW w:type="dxa" w:w="1440"/>
-            <w:tcBorders>
-              <w:top w:val="none"/>
-              <w:bottom w:val="none"/>
-              <w:left w:val="none"/>
-              <w:right w:val="none"/>
-            </w:tcBorders>
+            <w:vAlign w:val="center"/>
           </w:tcPr>
           <w:p>
             <w:pPr>
@@ -4376,6 +4064,9 @@
             <w:r>
               <w:rPr>
                 <w:rFonts w:ascii="Times New Roman" w:hAnsi="Times New Roman"/>
+                <w:b w:val="0"/>
+                <w:i w:val="0"/>
+                <w:color w:val="000000"/>
                 <w:sz w:val="20"/>
               </w:rPr>
               <w:t>3</w:t>
@@ -4385,12 +4076,7 @@
         <w:tc>
           <w:tcPr>
             <w:tcW w:type="dxa" w:w="1440"/>
-            <w:tcBorders>
-              <w:top w:val="none"/>
-              <w:bottom w:val="none"/>
-              <w:left w:val="none"/>
-              <w:right w:val="none"/>
-            </w:tcBorders>
+            <w:vAlign w:val="center"/>
           </w:tcPr>
           <w:p>
             <w:pPr>
@@ -4400,6 +4086,9 @@
             <w:r>
               <w:rPr>
                 <w:rFonts w:ascii="Times New Roman" w:hAnsi="Times New Roman"/>
+                <w:b w:val="0"/>
+                <w:i w:val="0"/>
+                <w:color w:val="000000"/>
                 <w:sz w:val="20"/>
               </w:rPr>
               <w:t>1</w:t>
@@ -4409,12 +4098,7 @@
         <w:tc>
           <w:tcPr>
             <w:tcW w:type="dxa" w:w="1440"/>
-            <w:tcBorders>
-              <w:top w:val="none"/>
-              <w:bottom w:val="none"/>
-              <w:left w:val="none"/>
-              <w:right w:val="none"/>
-            </w:tcBorders>
+            <w:vAlign w:val="center"/>
           </w:tcPr>
           <w:p>
             <w:pPr>
@@ -4424,6 +4108,9 @@
             <w:r>
               <w:rPr>
                 <w:rFonts w:ascii="Times New Roman" w:hAnsi="Times New Roman"/>
+                <w:b w:val="0"/>
+                <w:i w:val="0"/>
+                <w:color w:val="000000"/>
                 <w:sz w:val="20"/>
               </w:rPr>
               <w:t>75%</w:t>
@@ -4438,12 +4125,7 @@
         <w:tc>
           <w:tcPr>
             <w:tcW w:type="dxa" w:w="1440"/>
-            <w:tcBorders>
-              <w:top w:val="none"/>
-              <w:bottom w:val="none"/>
-              <w:left w:val="none"/>
-              <w:right w:val="none"/>
-            </w:tcBorders>
+            <w:vAlign w:val="center"/>
           </w:tcPr>
           <w:p>
             <w:pPr>
@@ -4453,6 +4135,9 @@
             <w:r>
               <w:rPr>
                 <w:rFonts w:ascii="Times New Roman" w:hAnsi="Times New Roman"/>
+                <w:b w:val="0"/>
+                <w:i w:val="0"/>
+                <w:color w:val="000000"/>
                 <w:sz w:val="20"/>
               </w:rPr>
               <w:t>WMS-04</w:t>
@@ -4462,12 +4147,7 @@
         <w:tc>
           <w:tcPr>
             <w:tcW w:type="dxa" w:w="3600"/>
-            <w:tcBorders>
-              <w:top w:val="none"/>
-              <w:bottom w:val="none"/>
-              <w:left w:val="none"/>
-              <w:right w:val="none"/>
-            </w:tcBorders>
+            <w:vAlign w:val="center"/>
           </w:tcPr>
           <w:p>
             <w:pPr>
@@ -4477,6 +4157,9 @@
             <w:r>
               <w:rPr>
                 <w:rFonts w:ascii="Times New Roman" w:hAnsi="Times New Roman"/>
+                <w:b w:val="0"/>
+                <w:i w:val="0"/>
+                <w:color w:val="000000"/>
                 <w:sz w:val="20"/>
               </w:rPr>
               <w:t>Real-Time Stock Availability Check</w:t>
@@ -4486,12 +4169,7 @@
         <w:tc>
           <w:tcPr>
             <w:tcW w:type="dxa" w:w="1440"/>
-            <w:tcBorders>
-              <w:top w:val="none"/>
-              <w:bottom w:val="none"/>
-              <w:left w:val="none"/>
-              <w:right w:val="none"/>
-            </w:tcBorders>
+            <w:vAlign w:val="center"/>
           </w:tcPr>
           <w:p>
             <w:pPr>
@@ -4501,6 +4179,9 @@
             <w:r>
               <w:rPr>
                 <w:rFonts w:ascii="Times New Roman" w:hAnsi="Times New Roman"/>
+                <w:b w:val="0"/>
+                <w:i w:val="0"/>
+                <w:color w:val="000000"/>
                 <w:sz w:val="20"/>
               </w:rPr>
               <w:t>3</w:t>
@@ -4510,12 +4191,7 @@
         <w:tc>
           <w:tcPr>
             <w:tcW w:type="dxa" w:w="1440"/>
-            <w:tcBorders>
-              <w:top w:val="none"/>
-              <w:bottom w:val="none"/>
-              <w:left w:val="none"/>
-              <w:right w:val="none"/>
-            </w:tcBorders>
+            <w:vAlign w:val="center"/>
           </w:tcPr>
           <w:p>
             <w:pPr>
@@ -4525,6 +4201,9 @@
             <w:r>
               <w:rPr>
                 <w:rFonts w:ascii="Times New Roman" w:hAnsi="Times New Roman"/>
+                <w:b w:val="0"/>
+                <w:i w:val="0"/>
+                <w:color w:val="000000"/>
                 <w:sz w:val="20"/>
               </w:rPr>
               <w:t>1</w:t>
@@ -4534,12 +4213,7 @@
         <w:tc>
           <w:tcPr>
             <w:tcW w:type="dxa" w:w="1440"/>
-            <w:tcBorders>
-              <w:top w:val="none"/>
-              <w:bottom w:val="none"/>
-              <w:left w:val="none"/>
-              <w:right w:val="none"/>
-            </w:tcBorders>
+            <w:vAlign w:val="center"/>
           </w:tcPr>
           <w:p>
             <w:pPr>
@@ -4549,6 +4223,9 @@
             <w:r>
               <w:rPr>
                 <w:rFonts w:ascii="Times New Roman" w:hAnsi="Times New Roman"/>
+                <w:b w:val="0"/>
+                <w:i w:val="0"/>
+                <w:color w:val="000000"/>
                 <w:sz w:val="20"/>
               </w:rPr>
               <w:t>75%</w:t>
@@ -4563,12 +4240,7 @@
         <w:tc>
           <w:tcPr>
             <w:tcW w:type="dxa" w:w="1440"/>
-            <w:tcBorders>
-              <w:top w:val="none"/>
-              <w:bottom w:val="none"/>
-              <w:left w:val="none"/>
-              <w:right w:val="none"/>
-            </w:tcBorders>
+            <w:vAlign w:val="center"/>
           </w:tcPr>
           <w:p>
             <w:pPr>
@@ -4578,6 +4250,9 @@
             <w:r>
               <w:rPr>
                 <w:rFonts w:ascii="Times New Roman" w:hAnsi="Times New Roman"/>
+                <w:b w:val="0"/>
+                <w:i w:val="0"/>
+                <w:color w:val="000000"/>
                 <w:sz w:val="20"/>
               </w:rPr>
               <w:t>WMS-05</w:t>
@@ -4587,12 +4262,7 @@
         <w:tc>
           <w:tcPr>
             <w:tcW w:type="dxa" w:w="3600"/>
-            <w:tcBorders>
-              <w:top w:val="none"/>
-              <w:bottom w:val="none"/>
-              <w:left w:val="none"/>
-              <w:right w:val="none"/>
-            </w:tcBorders>
+            <w:vAlign w:val="center"/>
           </w:tcPr>
           <w:p>
             <w:pPr>
@@ -4602,6 +4272,9 @@
             <w:r>
               <w:rPr>
                 <w:rFonts w:ascii="Times New Roman" w:hAnsi="Times New Roman"/>
+                <w:b w:val="0"/>
+                <w:i w:val="0"/>
+                <w:color w:val="000000"/>
                 <w:sz w:val="20"/>
               </w:rPr>
               <w:t>Manager Low-Stock Watchlist</w:t>
@@ -4611,12 +4284,7 @@
         <w:tc>
           <w:tcPr>
             <w:tcW w:type="dxa" w:w="1440"/>
-            <w:tcBorders>
-              <w:top w:val="none"/>
-              <w:bottom w:val="none"/>
-              <w:left w:val="none"/>
-              <w:right w:val="none"/>
-            </w:tcBorders>
+            <w:vAlign w:val="center"/>
           </w:tcPr>
           <w:p>
             <w:pPr>
@@ -4626,6 +4294,9 @@
             <w:r>
               <w:rPr>
                 <w:rFonts w:ascii="Times New Roman" w:hAnsi="Times New Roman"/>
+                <w:b w:val="0"/>
+                <w:i w:val="0"/>
+                <w:color w:val="000000"/>
                 <w:sz w:val="20"/>
               </w:rPr>
               <w:t>3</w:t>
@@ -4635,12 +4306,7 @@
         <w:tc>
           <w:tcPr>
             <w:tcW w:type="dxa" w:w="1440"/>
-            <w:tcBorders>
-              <w:top w:val="none"/>
-              <w:bottom w:val="none"/>
-              <w:left w:val="none"/>
-              <w:right w:val="none"/>
-            </w:tcBorders>
+            <w:vAlign w:val="center"/>
           </w:tcPr>
           <w:p>
             <w:pPr>
@@ -4650,6 +4316,9 @@
             <w:r>
               <w:rPr>
                 <w:rFonts w:ascii="Times New Roman" w:hAnsi="Times New Roman"/>
+                <w:b w:val="0"/>
+                <w:i w:val="0"/>
+                <w:color w:val="000000"/>
                 <w:sz w:val="20"/>
               </w:rPr>
               <w:t>1</w:t>
@@ -4659,12 +4328,7 @@
         <w:tc>
           <w:tcPr>
             <w:tcW w:type="dxa" w:w="1440"/>
-            <w:tcBorders>
-              <w:top w:val="none"/>
-              <w:bottom w:val="none"/>
-              <w:left w:val="none"/>
-              <w:right w:val="none"/>
-            </w:tcBorders>
+            <w:vAlign w:val="center"/>
           </w:tcPr>
           <w:p>
             <w:pPr>
@@ -4674,6 +4338,9 @@
             <w:r>
               <w:rPr>
                 <w:rFonts w:ascii="Times New Roman" w:hAnsi="Times New Roman"/>
+                <w:b w:val="0"/>
+                <w:i w:val="0"/>
+                <w:color w:val="000000"/>
                 <w:sz w:val="20"/>
               </w:rPr>
               <w:t>75%</w:t>
@@ -4688,12 +4355,7 @@
         <w:tc>
           <w:tcPr>
             <w:tcW w:type="dxa" w:w="1440"/>
-            <w:tcBorders>
-              <w:top w:val="none"/>
-              <w:bottom w:val="none"/>
-              <w:left w:val="none"/>
-              <w:right w:val="none"/>
-            </w:tcBorders>
+            <w:vAlign w:val="center"/>
           </w:tcPr>
           <w:p>
             <w:pPr>
@@ -4703,6 +4365,9 @@
             <w:r>
               <w:rPr>
                 <w:rFonts w:ascii="Times New Roman" w:hAnsi="Times New Roman"/>
+                <w:b w:val="0"/>
+                <w:i w:val="0"/>
+                <w:color w:val="000000"/>
                 <w:sz w:val="20"/>
               </w:rPr>
               <w:t>WMS-06</w:t>
@@ -4712,12 +4377,7 @@
         <w:tc>
           <w:tcPr>
             <w:tcW w:type="dxa" w:w="3600"/>
-            <w:tcBorders>
-              <w:top w:val="none"/>
-              <w:bottom w:val="none"/>
-              <w:left w:val="none"/>
-              <w:right w:val="none"/>
-            </w:tcBorders>
+            <w:vAlign w:val="center"/>
           </w:tcPr>
           <w:p>
             <w:pPr>
@@ -4727,6 +4387,9 @@
             <w:r>
               <w:rPr>
                 <w:rFonts w:ascii="Times New Roman" w:hAnsi="Times New Roman"/>
+                <w:b w:val="0"/>
+                <w:i w:val="0"/>
+                <w:color w:val="000000"/>
                 <w:sz w:val="20"/>
               </w:rPr>
               <w:t>Priority Stock Request Tagging</w:t>
@@ -4736,12 +4399,7 @@
         <w:tc>
           <w:tcPr>
             <w:tcW w:type="dxa" w:w="1440"/>
-            <w:tcBorders>
-              <w:top w:val="none"/>
-              <w:bottom w:val="none"/>
-              <w:left w:val="none"/>
-              <w:right w:val="none"/>
-            </w:tcBorders>
+            <w:vAlign w:val="center"/>
           </w:tcPr>
           <w:p>
             <w:pPr>
@@ -4751,6 +4409,9 @@
             <w:r>
               <w:rPr>
                 <w:rFonts w:ascii="Times New Roman" w:hAnsi="Times New Roman"/>
+                <w:b w:val="0"/>
+                <w:i w:val="0"/>
+                <w:color w:val="000000"/>
                 <w:sz w:val="20"/>
               </w:rPr>
               <w:t>3</w:t>
@@ -4760,12 +4421,7 @@
         <w:tc>
           <w:tcPr>
             <w:tcW w:type="dxa" w:w="1440"/>
-            <w:tcBorders>
-              <w:top w:val="none"/>
-              <w:bottom w:val="none"/>
-              <w:left w:val="none"/>
-              <w:right w:val="none"/>
-            </w:tcBorders>
+            <w:vAlign w:val="center"/>
           </w:tcPr>
           <w:p>
             <w:pPr>
@@ -4775,6 +4431,9 @@
             <w:r>
               <w:rPr>
                 <w:rFonts w:ascii="Times New Roman" w:hAnsi="Times New Roman"/>
+                <w:b w:val="0"/>
+                <w:i w:val="0"/>
+                <w:color w:val="000000"/>
                 <w:sz w:val="20"/>
               </w:rPr>
               <w:t>1</w:t>
@@ -4784,12 +4443,7 @@
         <w:tc>
           <w:tcPr>
             <w:tcW w:type="dxa" w:w="1440"/>
-            <w:tcBorders>
-              <w:top w:val="none"/>
-              <w:bottom w:val="none"/>
-              <w:left w:val="none"/>
-              <w:right w:val="none"/>
-            </w:tcBorders>
+            <w:vAlign w:val="center"/>
           </w:tcPr>
           <w:p>
             <w:pPr>
@@ -4799,6 +4453,9 @@
             <w:r>
               <w:rPr>
                 <w:rFonts w:ascii="Times New Roman" w:hAnsi="Times New Roman"/>
+                <w:b w:val="0"/>
+                <w:i w:val="0"/>
+                <w:color w:val="000000"/>
                 <w:sz w:val="20"/>
               </w:rPr>
               <w:t>75%</w:t>
@@ -4813,12 +4470,7 @@
         <w:tc>
           <w:tcPr>
             <w:tcW w:type="dxa" w:w="1440"/>
-            <w:tcBorders>
-              <w:top w:val="none"/>
-              <w:bottom w:val="none"/>
-              <w:left w:val="none"/>
-              <w:right w:val="none"/>
-            </w:tcBorders>
+            <w:vAlign w:val="center"/>
           </w:tcPr>
           <w:p>
             <w:pPr>
@@ -4828,6 +4480,9 @@
             <w:r>
               <w:rPr>
                 <w:rFonts w:ascii="Times New Roman" w:hAnsi="Times New Roman"/>
+                <w:b w:val="0"/>
+                <w:i w:val="0"/>
+                <w:color w:val="000000"/>
                 <w:sz w:val="20"/>
               </w:rPr>
               <w:t>WMS-07</w:t>
@@ -4837,12 +4492,7 @@
         <w:tc>
           <w:tcPr>
             <w:tcW w:type="dxa" w:w="3600"/>
-            <w:tcBorders>
-              <w:top w:val="none"/>
-              <w:bottom w:val="none"/>
-              <w:left w:val="none"/>
-              <w:right w:val="none"/>
-            </w:tcBorders>
+            <w:vAlign w:val="center"/>
           </w:tcPr>
           <w:p>
             <w:pPr>
@@ -4852,6 +4502,9 @@
             <w:r>
               <w:rPr>
                 <w:rFonts w:ascii="Times New Roman" w:hAnsi="Times New Roman"/>
+                <w:b w:val="0"/>
+                <w:i w:val="0"/>
+                <w:color w:val="000000"/>
                 <w:sz w:val="20"/>
               </w:rPr>
               <w:t>Atomic Stock Reservation &amp; Locking</w:t>
@@ -4861,12 +4514,7 @@
         <w:tc>
           <w:tcPr>
             <w:tcW w:type="dxa" w:w="1440"/>
-            <w:tcBorders>
-              <w:top w:val="none"/>
-              <w:bottom w:val="none"/>
-              <w:left w:val="none"/>
-              <w:right w:val="none"/>
-            </w:tcBorders>
+            <w:vAlign w:val="center"/>
           </w:tcPr>
           <w:p>
             <w:pPr>
@@ -4876,6 +4524,9 @@
             <w:r>
               <w:rPr>
                 <w:rFonts w:ascii="Times New Roman" w:hAnsi="Times New Roman"/>
+                <w:b w:val="0"/>
+                <w:i w:val="0"/>
+                <w:color w:val="000000"/>
                 <w:sz w:val="20"/>
               </w:rPr>
               <w:t>3</w:t>
@@ -4885,12 +4536,7 @@
         <w:tc>
           <w:tcPr>
             <w:tcW w:type="dxa" w:w="1440"/>
-            <w:tcBorders>
-              <w:top w:val="none"/>
-              <w:bottom w:val="none"/>
-              <w:left w:val="none"/>
-              <w:right w:val="none"/>
-            </w:tcBorders>
+            <w:vAlign w:val="center"/>
           </w:tcPr>
           <w:p>
             <w:pPr>
@@ -4900,6 +4546,9 @@
             <w:r>
               <w:rPr>
                 <w:rFonts w:ascii="Times New Roman" w:hAnsi="Times New Roman"/>
+                <w:b w:val="0"/>
+                <w:i w:val="0"/>
+                <w:color w:val="000000"/>
                 <w:sz w:val="20"/>
               </w:rPr>
               <w:t>1</w:t>
@@ -4909,12 +4558,7 @@
         <w:tc>
           <w:tcPr>
             <w:tcW w:type="dxa" w:w="1440"/>
-            <w:tcBorders>
-              <w:top w:val="none"/>
-              <w:bottom w:val="none"/>
-              <w:left w:val="none"/>
-              <w:right w:val="none"/>
-            </w:tcBorders>
+            <w:vAlign w:val="center"/>
           </w:tcPr>
           <w:p>
             <w:pPr>
@@ -4924,6 +4568,9 @@
             <w:r>
               <w:rPr>
                 <w:rFonts w:ascii="Times New Roman" w:hAnsi="Times New Roman"/>
+                <w:b w:val="0"/>
+                <w:i w:val="0"/>
+                <w:color w:val="000000"/>
                 <w:sz w:val="20"/>
               </w:rPr>
               <w:t>75%</w:t>
@@ -4938,12 +4585,7 @@
         <w:tc>
           <w:tcPr>
             <w:tcW w:type="dxa" w:w="1440"/>
-            <w:tcBorders>
-              <w:top w:val="none"/>
-              <w:bottom w:val="none"/>
-              <w:left w:val="none"/>
-              <w:right w:val="none"/>
-            </w:tcBorders>
+            <w:vAlign w:val="center"/>
           </w:tcPr>
           <w:p>
             <w:pPr>
@@ -4953,6 +4595,9 @@
             <w:r>
               <w:rPr>
                 <w:rFonts w:ascii="Times New Roman" w:hAnsi="Times New Roman"/>
+                <w:b w:val="0"/>
+                <w:i w:val="0"/>
+                <w:color w:val="000000"/>
                 <w:sz w:val="20"/>
               </w:rPr>
               <w:t>WMS-08</w:t>
@@ -4962,12 +4607,7 @@
         <w:tc>
           <w:tcPr>
             <w:tcW w:type="dxa" w:w="3600"/>
-            <w:tcBorders>
-              <w:top w:val="none"/>
-              <w:bottom w:val="none"/>
-              <w:left w:val="none"/>
-              <w:right w:val="none"/>
-            </w:tcBorders>
+            <w:vAlign w:val="center"/>
           </w:tcPr>
           <w:p>
             <w:pPr>
@@ -4977,6 +4617,9 @@
             <w:r>
               <w:rPr>
                 <w:rFonts w:ascii="Times New Roman" w:hAnsi="Times New Roman"/>
+                <w:b w:val="0"/>
+                <w:i w:val="0"/>
+                <w:color w:val="000000"/>
                 <w:sz w:val="20"/>
               </w:rPr>
               <w:t>Supplier API Replenishment PO</w:t>
@@ -4986,12 +4629,7 @@
         <w:tc>
           <w:tcPr>
             <w:tcW w:type="dxa" w:w="1440"/>
-            <w:tcBorders>
-              <w:top w:val="none"/>
-              <w:bottom w:val="none"/>
-              <w:left w:val="none"/>
-              <w:right w:val="none"/>
-            </w:tcBorders>
+            <w:vAlign w:val="center"/>
           </w:tcPr>
           <w:p>
             <w:pPr>
@@ -5001,6 +4639,9 @@
             <w:r>
               <w:rPr>
                 <w:rFonts w:ascii="Times New Roman" w:hAnsi="Times New Roman"/>
+                <w:b w:val="0"/>
+                <w:i w:val="0"/>
+                <w:color w:val="000000"/>
                 <w:sz w:val="20"/>
               </w:rPr>
               <w:t>3</w:t>
@@ -5010,12 +4651,7 @@
         <w:tc>
           <w:tcPr>
             <w:tcW w:type="dxa" w:w="1440"/>
-            <w:tcBorders>
-              <w:top w:val="none"/>
-              <w:bottom w:val="none"/>
-              <w:left w:val="none"/>
-              <w:right w:val="none"/>
-            </w:tcBorders>
+            <w:vAlign w:val="center"/>
           </w:tcPr>
           <w:p>
             <w:pPr>
@@ -5025,6 +4661,9 @@
             <w:r>
               <w:rPr>
                 <w:rFonts w:ascii="Times New Roman" w:hAnsi="Times New Roman"/>
+                <w:b w:val="0"/>
+                <w:i w:val="0"/>
+                <w:color w:val="000000"/>
                 <w:sz w:val="20"/>
               </w:rPr>
               <w:t>1</w:t>
@@ -5034,12 +4673,7 @@
         <w:tc>
           <w:tcPr>
             <w:tcW w:type="dxa" w:w="1440"/>
-            <w:tcBorders>
-              <w:top w:val="none"/>
-              <w:bottom w:val="none"/>
-              <w:left w:val="none"/>
-              <w:right w:val="none"/>
-            </w:tcBorders>
+            <w:vAlign w:val="center"/>
           </w:tcPr>
           <w:p>
             <w:pPr>
@@ -5049,6 +4683,9 @@
             <w:r>
               <w:rPr>
                 <w:rFonts w:ascii="Times New Roman" w:hAnsi="Times New Roman"/>
+                <w:b w:val="0"/>
+                <w:i w:val="0"/>
+                <w:color w:val="000000"/>
                 <w:sz w:val="20"/>
               </w:rPr>
               <w:t>75%</w:t>
@@ -5063,12 +4700,7 @@
         <w:tc>
           <w:tcPr>
             <w:tcW w:type="dxa" w:w="1440"/>
-            <w:tcBorders>
-              <w:top w:val="none"/>
-              <w:bottom w:val="none"/>
-              <w:left w:val="none"/>
-              <w:right w:val="none"/>
-            </w:tcBorders>
+            <w:vAlign w:val="center"/>
           </w:tcPr>
           <w:p>
             <w:pPr>
@@ -5078,6 +4710,9 @@
             <w:r>
               <w:rPr>
                 <w:rFonts w:ascii="Times New Roman" w:hAnsi="Times New Roman"/>
+                <w:b w:val="0"/>
+                <w:i w:val="0"/>
+                <w:color w:val="000000"/>
                 <w:sz w:val="20"/>
               </w:rPr>
               <w:t>WMS-09</w:t>
@@ -5087,12 +4722,7 @@
         <w:tc>
           <w:tcPr>
             <w:tcW w:type="dxa" w:w="3600"/>
-            <w:tcBorders>
-              <w:top w:val="none"/>
-              <w:bottom w:val="none"/>
-              <w:left w:val="none"/>
-              <w:right w:val="none"/>
-            </w:tcBorders>
+            <w:vAlign w:val="center"/>
           </w:tcPr>
           <w:p>
             <w:pPr>
@@ -5102,6 +4732,9 @@
             <w:r>
               <w:rPr>
                 <w:rFonts w:ascii="Times New Roman" w:hAnsi="Times New Roman"/>
+                <w:b w:val="0"/>
+                <w:i w:val="0"/>
+                <w:color w:val="000000"/>
                 <w:sz w:val="20"/>
               </w:rPr>
               <w:t>Thermal Dispatch Note Generation</w:t>
@@ -5111,12 +4744,7 @@
         <w:tc>
           <w:tcPr>
             <w:tcW w:type="dxa" w:w="1440"/>
-            <w:tcBorders>
-              <w:top w:val="none"/>
-              <w:bottom w:val="none"/>
-              <w:left w:val="none"/>
-              <w:right w:val="none"/>
-            </w:tcBorders>
+            <w:vAlign w:val="center"/>
           </w:tcPr>
           <w:p>
             <w:pPr>
@@ -5126,6 +4754,9 @@
             <w:r>
               <w:rPr>
                 <w:rFonts w:ascii="Times New Roman" w:hAnsi="Times New Roman"/>
+                <w:b w:val="0"/>
+                <w:i w:val="0"/>
+                <w:color w:val="000000"/>
                 <w:sz w:val="20"/>
               </w:rPr>
               <w:t>3</w:t>
@@ -5135,12 +4766,7 @@
         <w:tc>
           <w:tcPr>
             <w:tcW w:type="dxa" w:w="1440"/>
-            <w:tcBorders>
-              <w:top w:val="none"/>
-              <w:bottom w:val="none"/>
-              <w:left w:val="none"/>
-              <w:right w:val="none"/>
-            </w:tcBorders>
+            <w:vAlign w:val="center"/>
           </w:tcPr>
           <w:p>
             <w:pPr>
@@ -5150,6 +4776,9 @@
             <w:r>
               <w:rPr>
                 <w:rFonts w:ascii="Times New Roman" w:hAnsi="Times New Roman"/>
+                <w:b w:val="0"/>
+                <w:i w:val="0"/>
+                <w:color w:val="000000"/>
                 <w:sz w:val="20"/>
               </w:rPr>
               <w:t>1</w:t>
@@ -5159,12 +4788,7 @@
         <w:tc>
           <w:tcPr>
             <w:tcW w:type="dxa" w:w="1440"/>
-            <w:tcBorders>
-              <w:top w:val="none"/>
-              <w:bottom w:val="none"/>
-              <w:left w:val="none"/>
-              <w:right w:val="none"/>
-            </w:tcBorders>
+            <w:vAlign w:val="center"/>
           </w:tcPr>
           <w:p>
             <w:pPr>
@@ -5174,6 +4798,9 @@
             <w:r>
               <w:rPr>
                 <w:rFonts w:ascii="Times New Roman" w:hAnsi="Times New Roman"/>
+                <w:b w:val="0"/>
+                <w:i w:val="0"/>
+                <w:color w:val="000000"/>
                 <w:sz w:val="20"/>
               </w:rPr>
               <w:t>75%</w:t>
@@ -5188,12 +4815,7 @@
         <w:tc>
           <w:tcPr>
             <w:tcW w:type="dxa" w:w="1440"/>
-            <w:tcBorders>
-              <w:top w:val="none"/>
-              <w:bottom w:val="single" w:sz="12" w:space="0" w:color="000000"/>
-              <w:left w:val="none"/>
-              <w:right w:val="none"/>
-            </w:tcBorders>
+            <w:vAlign w:val="center"/>
           </w:tcPr>
           <w:p>
             <w:pPr>
@@ -5203,6 +4825,9 @@
             <w:r>
               <w:rPr>
                 <w:rFonts w:ascii="Times New Roman" w:hAnsi="Times New Roman"/>
+                <w:b w:val="0"/>
+                <w:i w:val="0"/>
+                <w:color w:val="000000"/>
                 <w:sz w:val="20"/>
               </w:rPr>
               <w:t>WMS-10</w:t>
@@ -5212,12 +4837,7 @@
         <w:tc>
           <w:tcPr>
             <w:tcW w:type="dxa" w:w="3600"/>
-            <w:tcBorders>
-              <w:top w:val="none"/>
-              <w:bottom w:val="single" w:sz="12" w:space="0" w:color="000000"/>
-              <w:left w:val="none"/>
-              <w:right w:val="none"/>
-            </w:tcBorders>
+            <w:vAlign w:val="center"/>
           </w:tcPr>
           <w:p>
             <w:pPr>
@@ -5227,6 +4847,9 @@
             <w:r>
               <w:rPr>
                 <w:rFonts w:ascii="Times New Roman" w:hAnsi="Times New Roman"/>
+                <w:b w:val="0"/>
+                <w:i w:val="0"/>
+                <w:color w:val="000000"/>
                 <w:sz w:val="20"/>
               </w:rPr>
               <w:t>Immutable Audit Transaction Logging</w:t>
@@ -5236,12 +4859,7 @@
         <w:tc>
           <w:tcPr>
             <w:tcW w:type="dxa" w:w="1440"/>
-            <w:tcBorders>
-              <w:top w:val="none"/>
-              <w:bottom w:val="single" w:sz="12" w:space="0" w:color="000000"/>
-              <w:left w:val="none"/>
-              <w:right w:val="none"/>
-            </w:tcBorders>
+            <w:vAlign w:val="center"/>
           </w:tcPr>
           <w:p>
             <w:pPr>
@@ -5251,6 +4869,9 @@
             <w:r>
               <w:rPr>
                 <w:rFonts w:ascii="Times New Roman" w:hAnsi="Times New Roman"/>
+                <w:b w:val="0"/>
+                <w:i w:val="0"/>
+                <w:color w:val="000000"/>
                 <w:sz w:val="20"/>
               </w:rPr>
               <w:t>3</w:t>
@@ -5260,12 +4881,7 @@
         <w:tc>
           <w:tcPr>
             <w:tcW w:type="dxa" w:w="1440"/>
-            <w:tcBorders>
-              <w:top w:val="none"/>
-              <w:bottom w:val="single" w:sz="12" w:space="0" w:color="000000"/>
-              <w:left w:val="none"/>
-              <w:right w:val="none"/>
-            </w:tcBorders>
+            <w:vAlign w:val="center"/>
           </w:tcPr>
           <w:p>
             <w:pPr>
@@ -5275,6 +4891,9 @@
             <w:r>
               <w:rPr>
                 <w:rFonts w:ascii="Times New Roman" w:hAnsi="Times New Roman"/>
+                <w:b w:val="0"/>
+                <w:i w:val="0"/>
+                <w:color w:val="000000"/>
                 <w:sz w:val="20"/>
               </w:rPr>
               <w:t>1</w:t>
@@ -5284,12 +4903,7 @@
         <w:tc>
           <w:tcPr>
             <w:tcW w:type="dxa" w:w="1440"/>
-            <w:tcBorders>
-              <w:top w:val="none"/>
-              <w:bottom w:val="single" w:sz="12" w:space="0" w:color="000000"/>
-              <w:left w:val="none"/>
-              <w:right w:val="none"/>
-            </w:tcBorders>
+            <w:vAlign w:val="center"/>
           </w:tcPr>
           <w:p>
             <w:pPr>
@@ -5299,6 +4913,9 @@
             <w:r>
               <w:rPr>
                 <w:rFonts w:ascii="Times New Roman" w:hAnsi="Times New Roman"/>
+                <w:b w:val="0"/>
+                <w:i w:val="0"/>
+                <w:color w:val="000000"/>
                 <w:sz w:val="20"/>
               </w:rPr>
               <w:t>75%</w:t>
@@ -5309,9 +4926,7 @@
     </w:tbl>
     <w:p>
       <w:pPr>
-        <w:keepLines/>
-        <w:widowControl/>
-        <w:spacing w:before="0" w:after="120" w:line="480" w:lineRule="auto"/>
+        <w:spacing w:before="0" w:after="80" w:line="480" w:lineRule="auto"/>
         <w:ind w:firstLine="720"/>
       </w:pPr>
       <w:r>
@@ -5322,33 +4937,54 @@
           <w:color w:val="000000"/>
           <w:sz w:val="24"/>
         </w:rPr>
-        <w:t>Across the 40 test cases executed, 30 passed successfully (75% pass rate), while 10 failed due to unhandled software edge cases (25% defect rate). Defect root-cause analysis indicated that all 10 failures stemmed from missing input validation (such as blank, negative, or duplicate values) or unverified object states (such as locked bins, closed requests, or offline printers). The complete spreadsheet is hosted online for review at:</w:t>
+        <w:t>Across the 40 test cases executed, 30 passed successfully (75% pass rate), while 10 failed due to unhandled software edge cases (25% defect rate). Defect root-cause analysis indicated that all 10 failures stemmed from missing input validation (such as accepting blank login submissions or negative intake numbers) or unhandled external API timeouts (such as unregistered foreign barcodes and offline supplier gateways). These 10 failed test cases provide actionable defect logs for remediation during Sprint 2.</w:t>
       </w:r>
     </w:p>
     <w:p>
       <w:pPr>
-        <w:keepLines/>
-        <w:widowControl/>
-        <w:spacing w:before="0" w:after="240" w:line="360" w:lineRule="auto"/>
+        <w:spacing w:before="0" w:after="80" w:line="480" w:lineRule="auto"/>
+        <w:ind w:firstLine="720"/>
+      </w:pPr>
+      <w:r>
+        <w:rPr>
+          <w:rFonts w:ascii="Times New Roman" w:hAnsi="Times New Roman"/>
+          <w:b w:val="0"/>
+          <w:i w:val="0"/>
+          <w:color w:val="000000"/>
+          <w:sz w:val="24"/>
+        </w:rPr>
+        <w:t>The complete master testing matrix spreadsheet containing all 40 detailed test cases, preconditions, execution steps, expected results, actual outputs, testing levels, and pass/fail indicators is available in Testing.xlsx and accessible via our live team spreadsheet link:</w:t>
+      </w:r>
+    </w:p>
+    <w:p>
+      <w:pPr>
+        <w:spacing w:before="0" w:after="80" w:line="480" w:lineRule="auto"/>
         <w:ind w:firstLine="720"/>
       </w:pPr>
       <w:r>
         <w:rPr>
           <w:rFonts w:ascii="Times New Roman" w:hAnsi="Times New Roman"/>
           <w:b/>
-          <w:i/>
-          <w:color w:val="003366"/>
-          <w:sz w:val="22"/>
+          <w:i w:val="0"/>
+          <w:color w:val="000000"/>
+          <w:sz w:val="24"/>
+        </w:rPr>
+        <w:t xml:space="preserve">Master Test Matrix Link: </w:t>
+      </w:r>
+      <w:r>
+        <w:rPr>
+          <w:rFonts w:ascii="Times New Roman" w:hAnsi="Times New Roman"/>
+          <w:b w:val="0"/>
+          <w:i w:val="0"/>
+          <w:color w:val="000000"/>
+          <w:sz w:val="24"/>
         </w:rPr>
         <w:t>https://docs.google.com/spreadsheets/d/1mdZHp1IVuzcRRwkW0LrXoaDRFCk_5oth/edit?usp=drive_link&amp;ouid=108925449514102250579&amp;rtpof=true&amp;sd=true</w:t>
       </w:r>
     </w:p>
     <w:p>
       <w:pPr>
-        <w:keepNext/>
-        <w:keepLines/>
-        <w:widowControl/>
-        <w:spacing w:before="240" w:after="120" w:line="480" w:lineRule="auto"/>
+        <w:spacing w:before="200" w:after="80" w:line="480" w:lineRule="auto"/>
         <w:ind w:firstLine="0"/>
         <w:jc w:val="left"/>
       </w:pPr>
@@ -5365,9 +5001,7 @@
     </w:p>
     <w:p>
       <w:pPr>
-        <w:keepLines/>
-        <w:widowControl/>
-        <w:spacing w:before="0" w:after="120" w:line="480" w:lineRule="auto"/>
+        <w:spacing w:before="0" w:after="80" w:line="480" w:lineRule="auto"/>
         <w:ind w:firstLine="720"/>
       </w:pPr>
       <w:r>
@@ -5383,10 +5017,8 @@
     </w:p>
     <w:p>
       <w:pPr>
-        <w:keepLines/>
-        <w:widowControl/>
-        <w:spacing w:before="0" w:after="60" w:line="360" w:lineRule="auto"/>
-        <w:ind w:hanging="360" w:left="1080"/>
+        <w:spacing w:before="0" w:after="80" w:line="480" w:lineRule="auto"/>
+        <w:ind w:firstLine="720"/>
       </w:pPr>
       <w:r>
         <w:rPr>
@@ -5411,10 +5043,8 @@
     </w:p>
     <w:p>
       <w:pPr>
-        <w:keepLines/>
-        <w:widowControl/>
-        <w:spacing w:before="0" w:after="60" w:line="360" w:lineRule="auto"/>
-        <w:ind w:hanging="360" w:left="1080"/>
+        <w:spacing w:before="0" w:after="80" w:line="480" w:lineRule="auto"/>
+        <w:ind w:firstLine="720"/>
       </w:pPr>
       <w:r>
         <w:rPr>
@@ -5439,10 +5069,8 @@
     </w:p>
     <w:p>
       <w:pPr>
-        <w:keepLines/>
-        <w:widowControl/>
-        <w:spacing w:before="0" w:after="60" w:line="360" w:lineRule="auto"/>
-        <w:ind w:hanging="360" w:left="1080"/>
+        <w:spacing w:before="0" w:after="80" w:line="480" w:lineRule="auto"/>
+        <w:ind w:firstLine="720"/>
       </w:pPr>
       <w:r>
         <w:rPr>
@@ -5467,10 +5095,8 @@
     </w:p>
     <w:p>
       <w:pPr>
-        <w:keepLines/>
-        <w:widowControl/>
-        <w:spacing w:before="0" w:after="60" w:line="360" w:lineRule="auto"/>
-        <w:ind w:hanging="360" w:left="1080"/>
+        <w:spacing w:before="0" w:after="80" w:line="480" w:lineRule="auto"/>
+        <w:ind w:firstLine="720"/>
       </w:pPr>
       <w:r>
         <w:rPr>
@@ -5495,9 +5121,7 @@
     </w:p>
     <w:p>
       <w:pPr>
-        <w:keepLines/>
-        <w:widowControl/>
-        <w:spacing w:before="0" w:after="120" w:line="480" w:lineRule="auto"/>
+        <w:spacing w:before="0" w:after="80" w:line="480" w:lineRule="auto"/>
         <w:ind w:firstLine="720"/>
       </w:pPr>
       <w:r>
@@ -5508,15 +5132,12 @@
           <w:color w:val="000000"/>
           <w:sz w:val="24"/>
         </w:rPr>
-        <w:t>We enforced a Git feature-branch workflow. Direct commits to the 'main' branch were restricted. Team members created dedicated feature branches (such as 'feature/wms-01-auth' and 'feature/wms-03-barcode'), committed progress incrementally with descriptive commit messages, and submitted formal Pull Requests. Every Pull Request required review and approval by at least one peer before merging into the 'develop' integration branch.</w:t>
+        <w:t>We enforced a Git feature-branch workflow. Direct commits to the 'main' branch were restricted. Team members created dedicated feature branches (such as 'feature/wms-01-auth' and 'feature/wms-02-stock-intake') for individual work packages. Merging required formal Pull Requests with peer review, ensuring that all artifacts were verified before integration into the baseline release.</w:t>
       </w:r>
     </w:p>
     <w:p>
       <w:pPr>
-        <w:keepNext/>
-        <w:keepLines/>
-        <w:widowControl/>
-        <w:spacing w:before="240" w:after="120" w:line="480" w:lineRule="auto"/>
+        <w:spacing w:before="200" w:after="80" w:line="480" w:lineRule="auto"/>
         <w:ind w:firstLine="0"/>
         <w:jc w:val="left"/>
       </w:pPr>
@@ -5533,9 +5154,7 @@
     </w:p>
     <w:p>
       <w:pPr>
-        <w:keepLines/>
-        <w:widowControl/>
-        <w:spacing w:before="0" w:after="120" w:line="480" w:lineRule="auto"/>
+        <w:spacing w:before="0" w:after="80" w:line="480" w:lineRule="auto"/>
         <w:ind w:firstLine="720"/>
       </w:pPr>
       <w:r>
@@ -5546,14 +5165,12 @@
           <w:color w:val="000000"/>
           <w:sz w:val="24"/>
         </w:rPr>
-        <w:t>Collaborating on this simulated software project provided valuable insights into Agile project management and tool integration. Using Trello gave our team clear visual transparency into sprint progress, helping us identify bottlenecks early when tasks remained in the 'In Progress' column longer than planned. Trello automation rules (such as automatically assigning QA reviewers when a card moved to 'Testing') reduced coordination overhead.</w:t>
+        <w:t>Collaborating on this simulated software project provided valuable insights into Agile project management and tool integration. Using Trello gave our team clear visual transparency into sprint progress. The visual movement of cards across swimlanes helped identify work-in-progress bottlenecks early, ensuring that no team member was overloaded during active sprints.</w:t>
       </w:r>
     </w:p>
     <w:p>
       <w:pPr>
-        <w:keepLines/>
-        <w:widowControl/>
-        <w:spacing w:before="0" w:after="120" w:line="480" w:lineRule="auto"/>
+        <w:spacing w:before="0" w:after="80" w:line="480" w:lineRule="auto"/>
         <w:ind w:firstLine="720"/>
       </w:pPr>
       <w:r>
@@ -5564,15 +5181,12 @@
           <w:color w:val="000000"/>
           <w:sz w:val="24"/>
         </w:rPr>
-        <w:t>Simultaneously, GitHub provided version control and document integrity. Linking Trello ticket IDs (such as WMS-01) directly to GitHub commit messages and pull request descriptions bridged the gap between project planning and technical artifact tracking. For future iterations, our team recommends adopting automated continuous integration (CI) linters to automatically validate document formatting and test matrix consistency upon pull request submission.</w:t>
+        <w:t>Simultaneously, GitHub provided version control and document integrity. Linking Trello ticket IDs (such as WMS-01) directly to GitHub commit messages and pull request descriptions bridged the gap between project planning and version-controlled deliverable management. Overall, combining Trello and GitHub demonstrated how modern software teams maintain alignment, enforce quality gates, and manage complex systems collaboratively.</w:t>
       </w:r>
     </w:p>
     <w:p>
       <w:pPr>
-        <w:keepNext/>
-        <w:keepLines/>
-        <w:widowControl/>
-        <w:spacing w:before="240" w:after="120" w:line="480" w:lineRule="auto"/>
+        <w:spacing w:before="200" w:after="80" w:line="480" w:lineRule="auto"/>
         <w:ind w:firstLine="0"/>
         <w:jc w:val="left"/>
       </w:pPr>
@@ -5589,9 +5203,7 @@
     </w:p>
     <w:p>
       <w:pPr>
-        <w:keepLines/>
-        <w:widowControl/>
-        <w:spacing w:before="0" w:after="120" w:line="480" w:lineRule="auto"/>
+        <w:spacing w:before="0" w:after="80" w:line="480" w:lineRule="auto"/>
         <w:ind w:firstLine="720"/>
       </w:pPr>
       <w:r>
@@ -5602,14 +5214,12 @@
           <w:color w:val="000000"/>
           <w:sz w:val="24"/>
         </w:rPr>
-        <w:t>In conclusion, the Warehouse Stock Inventory System project successfully demonstrated the practical application of software engineering principles, Agile project management, and object-oriented architectural design. Through structured collaboration across our three-member team, we developed 10 User Stories, produced four rigorous UML models, executed a 40-case test matrix, and maintained professional Git configuration management.</w:t>
+        <w:t>In conclusion, the Warehouse Stock Inventory System project successfully demonstrated the practical application of software engineering principles, Agile project management, and object-oriented architectural modeling. By combining stakeholder analysis, UML design models, a 40-case test matrix, and disciplined GitHub version control, our team established a complete software specification ready for production implementation.</w:t>
       </w:r>
     </w:p>
     <w:p>
       <w:pPr>
-        <w:keepLines/>
-        <w:widowControl/>
-        <w:spacing w:before="0" w:after="120" w:line="480" w:lineRule="auto"/>
+        <w:spacing w:before="0" w:after="80" w:line="480" w:lineRule="auto"/>
         <w:ind w:firstLine="720"/>
       </w:pPr>
       <w:r>
@@ -5620,15 +5230,17 @@
           <w:color w:val="000000"/>
           <w:sz w:val="24"/>
         </w:rPr>
-        <w:t>For Phase 2 production deployment, our team recommends two major technical enhancements: first, integrating Internet of Things (IoT) RFID sensors on warehouse shelving for real-time, automated bin level tracking without manual barcode scanning; and second, deploying automated drone-assisted cycle counting to conduct nightly inventory audits without interrupting daytime warehouse operations.</w:t>
+        <w:t>For Phase 2 production deployment, our team recommends two major technical enhancements: first, integrating Internet of Things (IoT) RFID sensors on warehouse shelving for real-time, automated bin level synchronization; and second, deploying predictive machine learning algorithms to forecast seasonal demand fluctuations and dynamically optimize reorder points.</w:t>
+      </w:r>
+    </w:p>
+    <w:p>
+      <w:r>
+        <w:br w:type="page"/>
       </w:r>
     </w:p>
     <w:p>
       <w:pPr>
-        <w:keepNext/>
-        <w:keepLines/>
-        <w:widowControl/>
-        <w:spacing w:before="280" w:after="120" w:line="480" w:lineRule="auto"/>
+        <w:spacing w:before="200" w:after="80" w:line="480" w:lineRule="auto"/>
         <w:ind w:firstLine="0"/>
         <w:jc w:val="center"/>
       </w:pPr>
@@ -5645,10 +5257,8 @@
     </w:p>
     <w:p>
       <w:pPr>
-        <w:keepLines/>
-        <w:widowControl/>
-        <w:spacing w:before="0" w:after="120" w:line="480" w:lineRule="auto"/>
-        <w:ind w:hanging="720" w:left="720"/>
+        <w:spacing w:before="0" w:after="80" w:line="480" w:lineRule="auto"/>
+        <w:ind w:left="720" w:hanging="720"/>
       </w:pPr>
       <w:r>
         <w:rPr>
@@ -5658,7 +5268,7 @@
           <w:color w:val="000000"/>
           <w:sz w:val="24"/>
         </w:rPr>
-        <w:t xml:space="preserve">Beck, K., Beedle, M., van Bennekum, A., Cockburn, A., Cunningham, W., Fowler, M., Grenning, J., Highsmith, J., Hunt, A., Jeffries, R., Kern, J., Marick, B., Martin, R. C., Mellor, S., Schwaber, K., Sutherland, J., &amp; Thomas, D. (2001). </w:t>
+        <w:t xml:space="preserve">Beck, K., Beedle, M., van Bennekum, A., Cockburn, A., Cunningham, W., Fowler, M., Grenning, J., Highsmith, J., Hunt, A., Jeffries, R., Kern, J., Marick, B., Martin, R. C., Mellor, S., Schwaber, K., &amp; Sutherland, J. (2001). </w:t>
       </w:r>
       <w:r>
         <w:rPr>
@@ -5668,7 +5278,7 @@
           <w:color w:val="000000"/>
           <w:sz w:val="24"/>
         </w:rPr>
-        <w:t>Manifesto for Agile software development</w:t>
+        <w:t xml:space="preserve">Manifesto for Agile software development. </w:t>
       </w:r>
       <w:r>
         <w:rPr>
@@ -5678,15 +5288,13 @@
           <w:color w:val="000000"/>
           <w:sz w:val="24"/>
         </w:rPr>
-        <w:t>. Agile Alliance.</w:t>
+        <w:t>Agile Alliance. https://agilemanifesto.org/</w:t>
       </w:r>
     </w:p>
     <w:p>
       <w:pPr>
-        <w:keepLines/>
-        <w:widowControl/>
-        <w:spacing w:before="0" w:after="120" w:line="480" w:lineRule="auto"/>
-        <w:ind w:hanging="720" w:left="720"/>
+        <w:spacing w:before="0" w:after="80" w:line="480" w:lineRule="auto"/>
+        <w:ind w:left="720" w:hanging="720"/>
       </w:pPr>
       <w:r>
         <w:rPr>
@@ -5706,7 +5314,7 @@
           <w:color w:val="000000"/>
           <w:sz w:val="24"/>
         </w:rPr>
-        <w:t>Pro Git</w:t>
+        <w:t xml:space="preserve">Pro Git </w:t>
       </w:r>
       <w:r>
         <w:rPr>
@@ -5716,15 +5324,13 @@
           <w:color w:val="000000"/>
           <w:sz w:val="24"/>
         </w:rPr>
-        <w:t xml:space="preserve"> (2nd ed.). Apress.</w:t>
+        <w:t>(2nd ed.). Apress.</w:t>
       </w:r>
     </w:p>
     <w:p>
       <w:pPr>
-        <w:keepLines/>
-        <w:widowControl/>
-        <w:spacing w:before="0" w:after="120" w:line="480" w:lineRule="auto"/>
-        <w:ind w:hanging="720" w:left="720"/>
+        <w:spacing w:before="0" w:after="80" w:line="480" w:lineRule="auto"/>
+        <w:ind w:left="720" w:hanging="720"/>
       </w:pPr>
       <w:r>
         <w:rPr>
@@ -5744,7 +5350,7 @@
           <w:color w:val="000000"/>
           <w:sz w:val="24"/>
         </w:rPr>
-        <w:t>Software testing: A craftsman's approach</w:t>
+        <w:t xml:space="preserve">Software testing: A craftsman's approach </w:t>
       </w:r>
       <w:r>
         <w:rPr>
@@ -5754,15 +5360,13 @@
           <w:color w:val="000000"/>
           <w:sz w:val="24"/>
         </w:rPr>
-        <w:t xml:space="preserve"> (5th ed.). CRC Press.</w:t>
+        <w:t>(5th ed.). CRC Press.</w:t>
       </w:r>
     </w:p>
     <w:p>
       <w:pPr>
-        <w:keepLines/>
-        <w:widowControl/>
-        <w:spacing w:before="0" w:after="120" w:line="480" w:lineRule="auto"/>
-        <w:ind w:hanging="720" w:left="720"/>
+        <w:spacing w:before="0" w:after="80" w:line="480" w:lineRule="auto"/>
+        <w:ind w:left="720" w:hanging="720"/>
       </w:pPr>
       <w:r>
         <w:rPr>
@@ -5782,7 +5386,7 @@
           <w:color w:val="000000"/>
           <w:sz w:val="24"/>
         </w:rPr>
-        <w:t>The art of software testing</w:t>
+        <w:t xml:space="preserve">The art of software testing </w:t>
       </w:r>
       <w:r>
         <w:rPr>
@@ -5792,15 +5396,13 @@
           <w:color w:val="000000"/>
           <w:sz w:val="24"/>
         </w:rPr>
-        <w:t xml:space="preserve"> (3rd ed.). John Wiley &amp; Sons.</w:t>
+        <w:t>(3rd ed.). John Wiley &amp; Sons.</w:t>
       </w:r>
     </w:p>
     <w:p>
       <w:pPr>
-        <w:keepLines/>
-        <w:widowControl/>
-        <w:spacing w:before="0" w:after="120" w:line="480" w:lineRule="auto"/>
-        <w:ind w:hanging="720" w:left="720"/>
+        <w:spacing w:before="0" w:after="80" w:line="480" w:lineRule="auto"/>
+        <w:ind w:left="720" w:hanging="720"/>
       </w:pPr>
       <w:r>
         <w:rPr>
@@ -5820,7 +5422,7 @@
           <w:color w:val="000000"/>
           <w:sz w:val="24"/>
         </w:rPr>
-        <w:t>Software engineering: A practitioner's approach</w:t>
+        <w:t xml:space="preserve">Software engineering: A practitioner's approach </w:t>
       </w:r>
       <w:r>
         <w:rPr>
@@ -5830,15 +5432,13 @@
           <w:color w:val="000000"/>
           <w:sz w:val="24"/>
         </w:rPr>
-        <w:t xml:space="preserve"> (9th ed.). McGraw-Hill Education.</w:t>
+        <w:t>(9th ed.). McGraw-Hill Education.</w:t>
       </w:r>
     </w:p>
     <w:p>
       <w:pPr>
-        <w:keepLines/>
-        <w:widowControl/>
-        <w:spacing w:before="0" w:after="120" w:line="480" w:lineRule="auto"/>
-        <w:ind w:hanging="720" w:left="720"/>
+        <w:spacing w:before="0" w:after="80" w:line="480" w:lineRule="auto"/>
+        <w:ind w:left="720" w:hanging="720"/>
       </w:pPr>
       <w:r>
         <w:rPr>
@@ -5858,7 +5458,7 @@
           <w:color w:val="000000"/>
           <w:sz w:val="24"/>
         </w:rPr>
-        <w:t>Software engineering</w:t>
+        <w:t xml:space="preserve">Software engineering </w:t>
       </w:r>
       <w:r>
         <w:rPr>
@@ -5868,7 +5468,7 @@
           <w:color w:val="000000"/>
           <w:sz w:val="24"/>
         </w:rPr>
-        <w:t xml:space="preserve"> (10th ed.). Pearson.</w:t>
+        <w:t>(10th ed.). Pearson.</w:t>
       </w:r>
     </w:p>
     <w:sectPr>

--- a/Final_Project_Report.docx
+++ b/Final_Project_Report.docx
@@ -281,8 +281,9 @@
     </w:p>
     <w:p>
       <w:pPr>
-        <w:spacing w:before="160" w:after="0" w:line="480" w:lineRule="auto"/>
+        <w:spacing w:before="200" w:after="0" w:line="480" w:lineRule="auto"/>
         <w:ind w:firstLine="0"/>
+        <w:jc w:val="left"/>
       </w:pPr>
       <w:r>
         <w:rPr>
@@ -297,8 +298,9 @@
     </w:p>
     <w:p>
       <w:pPr>
-        <w:spacing w:before="0" w:after="80" w:line="480" w:lineRule="auto"/>
+        <w:spacing w:before="0" w:after="120" w:line="480" w:lineRule="auto"/>
         <w:ind w:firstLine="0"/>
+        <w:jc w:val="left"/>
       </w:pPr>
       <w:r>
         <w:rPr>
@@ -638,9 +640,522 @@
           <w:color w:val="000000"/>
           <w:sz w:val="24"/>
         </w:rPr>
-        <w:t>Requirements engineering establishes the functional scope and operational constraints required for successful system delivery (Pressman &amp; Maxim, 2020). Our team identified three primary operational stakeholder groups: Warehouse Clerks (operational staff handling item scanning, shipment intake, and physical dispatches), Inventory Managers (supervisors tracking stock levels, safety thresholds, and vendor purchase orders), and Warehouse Auditors (compliance officers verifying transaction ledgers).</w:t>
+        <w:t>Requirements engineering establishes the functional scope and operational constraints required for successful system delivery (Pressman &amp; Maxim, 2020). Our team identified three primary operational stakeholder groups: Warehouse Clerks (operational staff handling item scanning, shipment intake, and physical dispatches), Inventory Managers (supervisors tracking stock levels, safety thresholds, and vendor purchase orders), and Warehouse Auditors (compliance officers verifying transaction ledgers). Table 2 summarizes stakeholder engagement across the project lifecycle.</w:t>
       </w:r>
     </w:p>
+    <w:p>
+      <w:pPr>
+        <w:spacing w:before="200" w:after="0" w:line="480" w:lineRule="auto"/>
+        <w:ind w:firstLine="0"/>
+        <w:jc w:val="left"/>
+      </w:pPr>
+      <w:r>
+        <w:rPr>
+          <w:rFonts w:ascii="Times New Roman" w:hAnsi="Times New Roman"/>
+          <w:b/>
+          <w:i w:val="0"/>
+          <w:color w:val="000000"/>
+          <w:sz w:val="24"/>
+        </w:rPr>
+        <w:t>Table 2</w:t>
+      </w:r>
+    </w:p>
+    <w:p>
+      <w:pPr>
+        <w:spacing w:before="0" w:after="120" w:line="480" w:lineRule="auto"/>
+        <w:ind w:firstLine="0"/>
+        <w:jc w:val="left"/>
+      </w:pPr>
+      <w:r>
+        <w:rPr>
+          <w:rFonts w:ascii="Times New Roman" w:hAnsi="Times New Roman"/>
+          <w:b w:val="0"/>
+          <w:i/>
+          <w:color w:val="000000"/>
+          <w:sz w:val="24"/>
+        </w:rPr>
+        <w:t>Stakeholder Analysis and Organizational Engagement Matrix</w:t>
+      </w:r>
+    </w:p>
+    <w:tbl>
+      <w:tblPr>
+        <w:tblW w:type="auto" w:w="0"/>
+        <w:jc w:val="center"/>
+        <w:tblLook w:firstColumn="1" w:firstRow="1" w:lastColumn="0" w:lastRow="0" w:noHBand="0" w:noVBand="1" w:val="04A0"/>
+      </w:tblPr>
+      <w:tblGrid>
+        <w:gridCol w:w="2340"/>
+        <w:gridCol w:w="2340"/>
+        <w:gridCol w:w="2340"/>
+        <w:gridCol w:w="2340"/>
+      </w:tblGrid>
+      <w:tr>
+        <w:trPr>
+          <w:cantSplit/>
+          <w:tblHeader/>
+        </w:trPr>
+        <w:tc>
+          <w:tcPr>
+            <w:tcW w:type="dxa" w:w="2160"/>
+            <w:vAlign w:val="center"/>
+          </w:tcPr>
+          <w:p>
+            <w:pPr>
+              <w:spacing w:before="40" w:after="40" w:line="276" w:lineRule="auto"/>
+              <w:ind w:firstLine="0"/>
+            </w:pPr>
+            <w:r>
+              <w:rPr>
+                <w:rFonts w:ascii="Times New Roman" w:hAnsi="Times New Roman"/>
+                <w:b/>
+                <w:i w:val="0"/>
+                <w:color w:val="000000"/>
+                <w:sz w:val="20"/>
+              </w:rPr>
+              <w:t>Stakeholder Group</w:t>
+            </w:r>
+          </w:p>
+        </w:tc>
+        <w:tc>
+          <w:tcPr>
+            <w:tcW w:type="dxa" w:w="3168"/>
+            <w:vAlign w:val="center"/>
+          </w:tcPr>
+          <w:p>
+            <w:pPr>
+              <w:spacing w:before="40" w:after="40" w:line="276" w:lineRule="auto"/>
+              <w:ind w:firstLine="0"/>
+            </w:pPr>
+            <w:r>
+              <w:rPr>
+                <w:rFonts w:ascii="Times New Roman" w:hAnsi="Times New Roman"/>
+                <w:b/>
+                <w:i w:val="0"/>
+                <w:color w:val="000000"/>
+                <w:sz w:val="20"/>
+              </w:rPr>
+              <w:t>Primary Interest / Goals</w:t>
+            </w:r>
+          </w:p>
+        </w:tc>
+        <w:tc>
+          <w:tcPr>
+            <w:tcW w:type="dxa" w:w="2592"/>
+            <w:vAlign w:val="center"/>
+          </w:tcPr>
+          <w:p>
+            <w:pPr>
+              <w:spacing w:before="40" w:after="40" w:line="276" w:lineRule="auto"/>
+              <w:ind w:firstLine="0"/>
+            </w:pPr>
+            <w:r>
+              <w:rPr>
+                <w:rFonts w:ascii="Times New Roman" w:hAnsi="Times New Roman"/>
+                <w:b/>
+                <w:i w:val="0"/>
+                <w:color w:val="000000"/>
+                <w:sz w:val="20"/>
+              </w:rPr>
+              <w:t>Influence on Project</w:t>
+            </w:r>
+          </w:p>
+        </w:tc>
+        <w:tc>
+          <w:tcPr>
+            <w:tcW w:type="dxa" w:w="2160"/>
+            <w:vAlign w:val="center"/>
+          </w:tcPr>
+          <w:p>
+            <w:pPr>
+              <w:spacing w:before="40" w:after="40" w:line="276" w:lineRule="auto"/>
+              <w:ind w:firstLine="0"/>
+            </w:pPr>
+            <w:r>
+              <w:rPr>
+                <w:rFonts w:ascii="Times New Roman" w:hAnsi="Times New Roman"/>
+                <w:b/>
+                <w:i w:val="0"/>
+                <w:color w:val="000000"/>
+                <w:sz w:val="20"/>
+              </w:rPr>
+              <w:t>Involvement Level</w:t>
+            </w:r>
+          </w:p>
+        </w:tc>
+      </w:tr>
+      <w:tr>
+        <w:trPr>
+          <w:cantSplit/>
+        </w:trPr>
+        <w:tc>
+          <w:tcPr>
+            <w:tcW w:type="dxa" w:w="2160"/>
+            <w:vAlign w:val="center"/>
+          </w:tcPr>
+          <w:p>
+            <w:pPr>
+              <w:spacing w:before="40" w:after="40" w:line="276" w:lineRule="auto"/>
+              <w:ind w:firstLine="0"/>
+            </w:pPr>
+            <w:r>
+              <w:rPr>
+                <w:rFonts w:ascii="Times New Roman" w:hAnsi="Times New Roman"/>
+                <w:b w:val="0"/>
+                <w:i w:val="0"/>
+                <w:color w:val="000000"/>
+                <w:sz w:val="20"/>
+              </w:rPr>
+              <w:t>Warehouse Clerks</w:t>
+            </w:r>
+          </w:p>
+        </w:tc>
+        <w:tc>
+          <w:tcPr>
+            <w:tcW w:type="dxa" w:w="3168"/>
+            <w:vAlign w:val="center"/>
+          </w:tcPr>
+          <w:p>
+            <w:pPr>
+              <w:spacing w:before="40" w:after="40" w:line="276" w:lineRule="auto"/>
+              <w:ind w:firstLine="0"/>
+            </w:pPr>
+            <w:r>
+              <w:rPr>
+                <w:rFonts w:ascii="Times New Roman" w:hAnsi="Times New Roman"/>
+                <w:b w:val="0"/>
+                <w:i w:val="0"/>
+                <w:color w:val="000000"/>
+                <w:sz w:val="20"/>
+              </w:rPr>
+              <w:t>Fast, accurate scanning and dispatch tools suited for active warehouse floor operations.</w:t>
+            </w:r>
+          </w:p>
+        </w:tc>
+        <w:tc>
+          <w:tcPr>
+            <w:tcW w:type="dxa" w:w="2592"/>
+            <w:vAlign w:val="center"/>
+          </w:tcPr>
+          <w:p>
+            <w:pPr>
+              <w:spacing w:before="40" w:after="40" w:line="276" w:lineRule="auto"/>
+              <w:ind w:firstLine="0"/>
+            </w:pPr>
+            <w:r>
+              <w:rPr>
+                <w:rFonts w:ascii="Times New Roman" w:hAnsi="Times New Roman"/>
+                <w:b w:val="0"/>
+                <w:i w:val="0"/>
+                <w:color w:val="000000"/>
+                <w:sz w:val="20"/>
+              </w:rPr>
+              <w:t>High: daily end users of core operational workflows.</w:t>
+            </w:r>
+          </w:p>
+        </w:tc>
+        <w:tc>
+          <w:tcPr>
+            <w:tcW w:type="dxa" w:w="2160"/>
+            <w:vAlign w:val="center"/>
+          </w:tcPr>
+          <w:p>
+            <w:pPr>
+              <w:spacing w:before="40" w:after="40" w:line="276" w:lineRule="auto"/>
+              <w:ind w:firstLine="0"/>
+            </w:pPr>
+            <w:r>
+              <w:rPr>
+                <w:rFonts w:ascii="Times New Roman" w:hAnsi="Times New Roman"/>
+                <w:b w:val="0"/>
+                <w:i w:val="0"/>
+                <w:color w:val="000000"/>
+                <w:sz w:val="20"/>
+              </w:rPr>
+              <w:t>Direct: primary UI and usability feedback consumers.</w:t>
+            </w:r>
+          </w:p>
+        </w:tc>
+      </w:tr>
+      <w:tr>
+        <w:trPr>
+          <w:cantSplit/>
+        </w:trPr>
+        <w:tc>
+          <w:tcPr>
+            <w:tcW w:type="dxa" w:w="2160"/>
+            <w:vAlign w:val="center"/>
+          </w:tcPr>
+          <w:p>
+            <w:pPr>
+              <w:spacing w:before="40" w:after="40" w:line="276" w:lineRule="auto"/>
+              <w:ind w:firstLine="0"/>
+            </w:pPr>
+            <w:r>
+              <w:rPr>
+                <w:rFonts w:ascii="Times New Roman" w:hAnsi="Times New Roman"/>
+                <w:b w:val="0"/>
+                <w:i w:val="0"/>
+                <w:color w:val="000000"/>
+                <w:sz w:val="20"/>
+              </w:rPr>
+              <w:t>Inventory Managers</w:t>
+            </w:r>
+          </w:p>
+        </w:tc>
+        <w:tc>
+          <w:tcPr>
+            <w:tcW w:type="dxa" w:w="3168"/>
+            <w:vAlign w:val="center"/>
+          </w:tcPr>
+          <w:p>
+            <w:pPr>
+              <w:spacing w:before="40" w:after="40" w:line="276" w:lineRule="auto"/>
+              <w:ind w:firstLine="0"/>
+            </w:pPr>
+            <w:r>
+              <w:rPr>
+                <w:rFonts w:ascii="Times New Roman" w:hAnsi="Times New Roman"/>
+                <w:b w:val="0"/>
+                <w:i w:val="0"/>
+                <w:color w:val="000000"/>
+                <w:sz w:val="20"/>
+              </w:rPr>
+              <w:t>Real-time stock visibility and reliable automated threshold alerts for inventory control.</w:t>
+            </w:r>
+          </w:p>
+        </w:tc>
+        <w:tc>
+          <w:tcPr>
+            <w:tcW w:type="dxa" w:w="2592"/>
+            <w:vAlign w:val="center"/>
+          </w:tcPr>
+          <w:p>
+            <w:pPr>
+              <w:spacing w:before="40" w:after="40" w:line="276" w:lineRule="auto"/>
+              <w:ind w:firstLine="0"/>
+            </w:pPr>
+            <w:r>
+              <w:rPr>
+                <w:rFonts w:ascii="Times New Roman" w:hAnsi="Times New Roman"/>
+                <w:b w:val="0"/>
+                <w:i w:val="0"/>
+                <w:color w:val="000000"/>
+                <w:sz w:val="20"/>
+              </w:rPr>
+              <w:t>High: set safety thresholds and approve replenishment purchase orders.</w:t>
+            </w:r>
+          </w:p>
+        </w:tc>
+        <w:tc>
+          <w:tcPr>
+            <w:tcW w:type="dxa" w:w="2160"/>
+            <w:vAlign w:val="center"/>
+          </w:tcPr>
+          <w:p>
+            <w:pPr>
+              <w:spacing w:before="40" w:after="40" w:line="276" w:lineRule="auto"/>
+              <w:ind w:firstLine="0"/>
+            </w:pPr>
+            <w:r>
+              <w:rPr>
+                <w:rFonts w:ascii="Times New Roman" w:hAnsi="Times New Roman"/>
+                <w:b w:val="0"/>
+                <w:i w:val="0"/>
+                <w:color w:val="000000"/>
+                <w:sz w:val="20"/>
+              </w:rPr>
+              <w:t>Direct: define core business rules and approval logic.</w:t>
+            </w:r>
+          </w:p>
+        </w:tc>
+      </w:tr>
+      <w:tr>
+        <w:trPr>
+          <w:cantSplit/>
+        </w:trPr>
+        <w:tc>
+          <w:tcPr>
+            <w:tcW w:type="dxa" w:w="2160"/>
+            <w:vAlign w:val="center"/>
+          </w:tcPr>
+          <w:p>
+            <w:pPr>
+              <w:spacing w:before="40" w:after="40" w:line="276" w:lineRule="auto"/>
+              <w:ind w:firstLine="0"/>
+            </w:pPr>
+            <w:r>
+              <w:rPr>
+                <w:rFonts w:ascii="Times New Roman" w:hAnsi="Times New Roman"/>
+                <w:b w:val="0"/>
+                <w:i w:val="0"/>
+                <w:color w:val="000000"/>
+                <w:sz w:val="20"/>
+              </w:rPr>
+              <w:t>Warehouse Auditors</w:t>
+            </w:r>
+          </w:p>
+        </w:tc>
+        <w:tc>
+          <w:tcPr>
+            <w:tcW w:type="dxa" w:w="3168"/>
+            <w:vAlign w:val="center"/>
+          </w:tcPr>
+          <w:p>
+            <w:pPr>
+              <w:spacing w:before="40" w:after="40" w:line="276" w:lineRule="auto"/>
+              <w:ind w:firstLine="0"/>
+            </w:pPr>
+            <w:r>
+              <w:rPr>
+                <w:rFonts w:ascii="Times New Roman" w:hAnsi="Times New Roman"/>
+                <w:b w:val="0"/>
+                <w:i w:val="0"/>
+                <w:color w:val="000000"/>
+                <w:sz w:val="20"/>
+              </w:rPr>
+              <w:t>Tamper-proof, immutable transaction logs for audit compliance and inventory governance.</w:t>
+            </w:r>
+          </w:p>
+        </w:tc>
+        <w:tc>
+          <w:tcPr>
+            <w:tcW w:type="dxa" w:w="2592"/>
+            <w:vAlign w:val="center"/>
+          </w:tcPr>
+          <w:p>
+            <w:pPr>
+              <w:spacing w:before="40" w:after="40" w:line="276" w:lineRule="auto"/>
+              <w:ind w:firstLine="0"/>
+            </w:pPr>
+            <w:r>
+              <w:rPr>
+                <w:rFonts w:ascii="Times New Roman" w:hAnsi="Times New Roman"/>
+                <w:b w:val="0"/>
+                <w:i w:val="0"/>
+                <w:color w:val="000000"/>
+                <w:sz w:val="20"/>
+              </w:rPr>
+              <w:t>Medium: define compliance and data retention guidelines.</w:t>
+            </w:r>
+          </w:p>
+        </w:tc>
+        <w:tc>
+          <w:tcPr>
+            <w:tcW w:type="dxa" w:w="2160"/>
+            <w:vAlign w:val="center"/>
+          </w:tcPr>
+          <w:p>
+            <w:pPr>
+              <w:spacing w:before="40" w:after="40" w:line="276" w:lineRule="auto"/>
+              <w:ind w:firstLine="0"/>
+            </w:pPr>
+            <w:r>
+              <w:rPr>
+                <w:rFonts w:ascii="Times New Roman" w:hAnsi="Times New Roman"/>
+                <w:b w:val="0"/>
+                <w:i w:val="0"/>
+                <w:color w:val="000000"/>
+                <w:sz w:val="20"/>
+              </w:rPr>
+              <w:t>Periodic: review audit logs and transaction traceability.</w:t>
+            </w:r>
+          </w:p>
+        </w:tc>
+      </w:tr>
+      <w:tr>
+        <w:trPr>
+          <w:cantSplit/>
+        </w:trPr>
+        <w:tc>
+          <w:tcPr>
+            <w:tcW w:type="dxa" w:w="2160"/>
+            <w:vAlign w:val="center"/>
+          </w:tcPr>
+          <w:p>
+            <w:pPr>
+              <w:spacing w:before="40" w:after="40" w:line="276" w:lineRule="auto"/>
+              <w:ind w:firstLine="0"/>
+            </w:pPr>
+            <w:r>
+              <w:rPr>
+                <w:rFonts w:ascii="Times New Roman" w:hAnsi="Times New Roman"/>
+                <w:b w:val="0"/>
+                <w:i w:val="0"/>
+                <w:color w:val="000000"/>
+                <w:sz w:val="20"/>
+              </w:rPr>
+              <w:t>External Suppliers</w:t>
+            </w:r>
+          </w:p>
+        </w:tc>
+        <w:tc>
+          <w:tcPr>
+            <w:tcW w:type="dxa" w:w="3168"/>
+            <w:vAlign w:val="center"/>
+          </w:tcPr>
+          <w:p>
+            <w:pPr>
+              <w:spacing w:before="40" w:after="40" w:line="276" w:lineRule="auto"/>
+              <w:ind w:firstLine="0"/>
+            </w:pPr>
+            <w:r>
+              <w:rPr>
+                <w:rFonts w:ascii="Times New Roman" w:hAnsi="Times New Roman"/>
+                <w:b w:val="0"/>
+                <w:i w:val="0"/>
+                <w:color w:val="000000"/>
+                <w:sz w:val="20"/>
+              </w:rPr>
+              <w:t>Standardized electronic purchase orders and timely shipment dispatch confirmations.</w:t>
+            </w:r>
+          </w:p>
+        </w:tc>
+        <w:tc>
+          <w:tcPr>
+            <w:tcW w:type="dxa" w:w="2592"/>
+            <w:vAlign w:val="center"/>
+          </w:tcPr>
+          <w:p>
+            <w:pPr>
+              <w:spacing w:before="40" w:after="40" w:line="276" w:lineRule="auto"/>
+              <w:ind w:firstLine="0"/>
+            </w:pPr>
+            <w:r>
+              <w:rPr>
+                <w:rFonts w:ascii="Times New Roman" w:hAnsi="Times New Roman"/>
+                <w:b w:val="0"/>
+                <w:i w:val="0"/>
+                <w:color w:val="000000"/>
+                <w:sz w:val="20"/>
+              </w:rPr>
+              <w:t>Medium: external API integration endpoints and delivery schedules.</w:t>
+            </w:r>
+          </w:p>
+        </w:tc>
+        <w:tc>
+          <w:tcPr>
+            <w:tcW w:type="dxa" w:w="2160"/>
+            <w:vAlign w:val="center"/>
+          </w:tcPr>
+          <w:p>
+            <w:pPr>
+              <w:spacing w:before="40" w:after="40" w:line="276" w:lineRule="auto"/>
+              <w:ind w:firstLine="0"/>
+            </w:pPr>
+            <w:r>
+              <w:rPr>
+                <w:rFonts w:ascii="Times New Roman" w:hAnsi="Times New Roman"/>
+                <w:b w:val="0"/>
+                <w:i w:val="0"/>
+                <w:color w:val="000000"/>
+                <w:sz w:val="20"/>
+              </w:rPr>
+              <w:t>Indirect: receive purchase orders via supplier gateway.</w:t>
+            </w:r>
+          </w:p>
+        </w:tc>
+      </w:tr>
+    </w:tbl>
     <w:p>
       <w:pPr>
         <w:spacing w:before="200" w:after="80" w:line="480" w:lineRule="auto"/>
@@ -1132,8 +1647,9 @@
     </w:p>
     <w:p>
       <w:pPr>
-        <w:spacing w:before="160" w:after="0" w:line="480" w:lineRule="auto"/>
+        <w:spacing w:before="200" w:after="0" w:line="480" w:lineRule="auto"/>
         <w:ind w:firstLine="0"/>
+        <w:jc w:val="left"/>
       </w:pPr>
       <w:r>
         <w:rPr>
@@ -1143,13 +1659,14 @@
           <w:color w:val="000000"/>
           <w:sz w:val="24"/>
         </w:rPr>
-        <w:t>Table 2</w:t>
+        <w:t>Table 3</w:t>
       </w:r>
     </w:p>
     <w:p>
       <w:pPr>
-        <w:spacing w:before="0" w:after="80" w:line="480" w:lineRule="auto"/>
+        <w:spacing w:before="0" w:after="120" w:line="480" w:lineRule="auto"/>
         <w:ind w:firstLine="0"/>
+        <w:jc w:val="left"/>
       </w:pPr>
       <w:r>
         <w:rPr>
@@ -2698,18 +3215,52 @@
           <w:color w:val="000000"/>
           <w:sz w:val="24"/>
         </w:rPr>
-        <w:t>Table 2 reflects the sprint lifecycle status across our active backlog, matching the live Trello Kanban board snapshot shown in Figure 5. Sprint 1 focused on delivering foundational operational capabilities: User Authentication (WMS-01), Stock Intake (WMS-02), Barcode Scanning (WMS-03), and Stock Level Checking (WMS-04), representing 13 total Story Points. In addition, team-level documentation and architectural modeling tickets (DOC-01 and UML-01) were completed during Sprint 1. The team conducted weekly sprint reviews to evaluate deliverables against acceptance criteria.</w:t>
+        <w:t>Table 3 reflects the sprint lifecycle status across our active backlog, matching the live Trello Kanban board snapshot shown in Figure 1. Sprint 1 focused on delivering foundational operational capabilities: User Authentication (WMS-01), Stock Intake (WMS-02), Barcode Scanning (WMS-03), and Stock Level Checking (WMS-04), representing 13 total Story Points. In addition, team-level documentation and architectural modeling tickets (DOC-01 and UML-01) were completed during Sprint 1. The team conducted weekly sprint reviews to evaluate deliverables against acceptance criteria.</w:t>
       </w:r>
     </w:p>
     <w:p>
       <w:pPr>
-        <w:spacing w:before="120" w:after="40" w:line="480" w:lineRule="auto"/>
+        <w:spacing w:before="200" w:after="0" w:line="480" w:lineRule="auto"/>
+        <w:ind w:firstLine="0"/>
+        <w:jc w:val="left"/>
+      </w:pPr>
+      <w:r>
+        <w:rPr>
+          <w:rFonts w:ascii="Times New Roman" w:hAnsi="Times New Roman"/>
+          <w:b/>
+          <w:i w:val="0"/>
+          <w:color w:val="000000"/>
+          <w:sz w:val="24"/>
+        </w:rPr>
+        <w:t>Figure 1</w:t>
+      </w:r>
+    </w:p>
+    <w:p>
+      <w:pPr>
+        <w:spacing w:before="0" w:after="120" w:line="480" w:lineRule="auto"/>
+        <w:ind w:firstLine="0"/>
+        <w:jc w:val="left"/>
+      </w:pPr>
+      <w:r>
+        <w:rPr>
+          <w:rFonts w:ascii="Times New Roman" w:hAnsi="Times New Roman"/>
+          <w:b w:val="0"/>
+          <w:i/>
+          <w:color w:val="000000"/>
+          <w:sz w:val="24"/>
+        </w:rPr>
+        <w:t>Agile Trello Sprint Board with Story Point Estimates and Task Workflow</w:t>
+      </w:r>
+    </w:p>
+    <w:p>
+      <w:pPr>
+        <w:spacing w:before="80" w:after="80" w:line="480" w:lineRule="auto"/>
         <w:jc w:val="center"/>
       </w:pPr>
       <w:r>
         <w:drawing>
           <wp:inline xmlns:a="http://schemas.openxmlformats.org/drawingml/2006/main" xmlns:pic="http://schemas.openxmlformats.org/drawingml/2006/picture">
-            <wp:extent cx="5486400" cy="3071004"/>
+            <wp:extent cx="5669280" cy="3173371"/>
             <wp:docPr id="1" name="Picture 1"/>
             <wp:cNvGraphicFramePr>
               <a:graphicFrameLocks noChangeAspect="1"/>
@@ -2722,7 +3273,7 @@
                     <pic:cNvPicPr/>
                   </pic:nvPicPr>
                   <pic:blipFill>
-                    <a:blip r:embed="rId9"/>
+                    <a:blip r:embed="rId10"/>
                     <a:stretch>
                       <a:fillRect/>
                     </a:stretch>
@@ -2730,7 +3281,7 @@
                   <pic:spPr>
                     <a:xfrm>
                       <a:off x="0" y="0"/>
-                      <a:ext cx="5486400" cy="3071004"/>
+                      <a:ext cx="5669280" cy="3173371"/>
                     </a:xfrm>
                     <a:prstGeom prst="rect"/>
                   </pic:spPr>
@@ -2739,38 +3290,6 @@
             </a:graphic>
           </wp:inline>
         </w:drawing>
-      </w:r>
-    </w:p>
-    <w:p>
-      <w:pPr>
-        <w:spacing w:before="40" w:after="0" w:line="480" w:lineRule="auto"/>
-        <w:ind w:firstLine="0"/>
-      </w:pPr>
-      <w:r>
-        <w:rPr>
-          <w:rFonts w:ascii="Times New Roman" w:hAnsi="Times New Roman"/>
-          <w:b/>
-          <w:i w:val="0"/>
-          <w:color w:val="000000"/>
-          <w:sz w:val="24"/>
-        </w:rPr>
-        <w:t>Figure 5</w:t>
-      </w:r>
-    </w:p>
-    <w:p>
-      <w:pPr>
-        <w:spacing w:before="0" w:after="80" w:line="480" w:lineRule="auto"/>
-        <w:ind w:firstLine="0"/>
-      </w:pPr>
-      <w:r>
-        <w:rPr>
-          <w:rFonts w:ascii="Times New Roman" w:hAnsi="Times New Roman"/>
-          <w:b w:val="0"/>
-          <w:i/>
-          <w:color w:val="000000"/>
-          <w:sz w:val="24"/>
-        </w:rPr>
-        <w:t>Agile Trello Sprint Board with Story Point Estimates and Task Workflow</w:t>
       </w:r>
     </w:p>
     <w:p>
@@ -2786,7 +3305,7 @@
           <w:color w:val="000000"/>
           <w:sz w:val="24"/>
         </w:rPr>
-        <w:t>Figure 5 illustrates our active Trello Kanban Sprint Board for the Warehouse Stock Inventory System. The board is structured into five distinct workflow swimlanes: Product Backlog, Sprint 2 Backlog, In Progress, QA &amp; Review, and Done (Sprint 1). Each user story is assigned a Fibonacci story point weight, priority tag, assigned team member avatar, and checklist verification counter to ensure complete visibility across all sprint activities.</w:t>
+        <w:t>Figure 1 illustrates our active Trello Kanban Sprint Board for the Warehouse Stock Inventory System. The board is structured into five distinct workflow swimlanes: Product Backlog, Sprint 2 Backlog, In Progress, QA &amp; Review, and Done (Sprint 1). Each user story is assigned a Fibonacci story point weight, priority tag, assigned team member avatar, and checklist verification counter to ensure complete visibility across all sprint activities.</w:t>
       </w:r>
     </w:p>
     <w:p>
@@ -2928,13 +3447,47 @@
     </w:p>
     <w:p>
       <w:pPr>
-        <w:spacing w:before="120" w:after="40" w:line="480" w:lineRule="auto"/>
+        <w:spacing w:before="200" w:after="0" w:line="480" w:lineRule="auto"/>
+        <w:ind w:firstLine="0"/>
+        <w:jc w:val="left"/>
+      </w:pPr>
+      <w:r>
+        <w:rPr>
+          <w:rFonts w:ascii="Times New Roman" w:hAnsi="Times New Roman"/>
+          <w:b/>
+          <w:i w:val="0"/>
+          <w:color w:val="000000"/>
+          <w:sz w:val="24"/>
+        </w:rPr>
+        <w:t>Figure 2</w:t>
+      </w:r>
+    </w:p>
+    <w:p>
+      <w:pPr>
+        <w:spacing w:before="0" w:after="120" w:line="480" w:lineRule="auto"/>
+        <w:ind w:firstLine="0"/>
+        <w:jc w:val="left"/>
+      </w:pPr>
+      <w:r>
+        <w:rPr>
+          <w:rFonts w:ascii="Times New Roman" w:hAnsi="Times New Roman"/>
+          <w:b w:val="0"/>
+          <w:i/>
+          <w:color w:val="000000"/>
+          <w:sz w:val="24"/>
+        </w:rPr>
+        <w:t>Eight-Week Agile Delivery Roadmap and Sprint Milestone Gantt Chart</w:t>
+      </w:r>
+    </w:p>
+    <w:p>
+      <w:pPr>
+        <w:spacing w:before="80" w:after="80" w:line="480" w:lineRule="auto"/>
         <w:jc w:val="center"/>
       </w:pPr>
       <w:r>
         <w:drawing>
           <wp:inline xmlns:a="http://schemas.openxmlformats.org/drawingml/2006/main" xmlns:pic="http://schemas.openxmlformats.org/drawingml/2006/picture">
-            <wp:extent cx="5486400" cy="2328760"/>
+            <wp:extent cx="5669280" cy="2406385"/>
             <wp:docPr id="2" name="Picture 2"/>
             <wp:cNvGraphicFramePr>
               <a:graphicFrameLocks noChangeAspect="1"/>
@@ -2947,7 +3500,7 @@
                     <pic:cNvPicPr/>
                   </pic:nvPicPr>
                   <pic:blipFill>
-                    <a:blip r:embed="rId10"/>
+                    <a:blip r:embed="rId11"/>
                     <a:stretch>
                       <a:fillRect/>
                     </a:stretch>
@@ -2955,7 +3508,7 @@
                   <pic:spPr>
                     <a:xfrm>
                       <a:off x="0" y="0"/>
-                      <a:ext cx="5486400" cy="2328760"/>
+                      <a:ext cx="5669280" cy="2406385"/>
                     </a:xfrm>
                     <a:prstGeom prst="rect"/>
                   </pic:spPr>
@@ -2964,38 +3517,6 @@
             </a:graphic>
           </wp:inline>
         </w:drawing>
-      </w:r>
-    </w:p>
-    <w:p>
-      <w:pPr>
-        <w:spacing w:before="40" w:after="0" w:line="480" w:lineRule="auto"/>
-        <w:ind w:firstLine="0"/>
-      </w:pPr>
-      <w:r>
-        <w:rPr>
-          <w:rFonts w:ascii="Times New Roman" w:hAnsi="Times New Roman"/>
-          <w:b/>
-          <w:i w:val="0"/>
-          <w:color w:val="000000"/>
-          <w:sz w:val="24"/>
-        </w:rPr>
-        <w:t>Figure 6</w:t>
-      </w:r>
-    </w:p>
-    <w:p>
-      <w:pPr>
-        <w:spacing w:before="0" w:after="80" w:line="480" w:lineRule="auto"/>
-        <w:ind w:firstLine="0"/>
-      </w:pPr>
-      <w:r>
-        <w:rPr>
-          <w:rFonts w:ascii="Times New Roman" w:hAnsi="Times New Roman"/>
-          <w:b w:val="0"/>
-          <w:i/>
-          <w:color w:val="000000"/>
-          <w:sz w:val="24"/>
-        </w:rPr>
-        <w:t>Eight-Week Agile Delivery Roadmap and Sprint Milestone Gantt Chart</w:t>
       </w:r>
     </w:p>
     <w:p>
@@ -3011,7 +3532,7 @@
           <w:color w:val="000000"/>
           <w:sz w:val="24"/>
         </w:rPr>
-        <w:t>Figure 6 presents our project delivery Gantt Chart spanning an eight-week lifecycle divided across four distinct sprints. The chart delineates work package durations, team lead allocations, and critical path milestones from initial requirements elicitation through final test matrix execution and documentation sign-off.</w:t>
+        <w:t>Figure 2 presents our project delivery Gantt Chart spanning an eight-week lifecycle divided across four distinct sprints. The chart delineates work package durations, team lead allocations, and critical path milestones from initial requirements elicitation through final test matrix execution and documentation sign-off.</w:t>
       </w:r>
     </w:p>
     <w:p>
@@ -3077,18 +3598,52 @@
           <w:color w:val="000000"/>
           <w:sz w:val="24"/>
         </w:rPr>
-        <w:t>The Expanded Use Case Diagram (Figure 1) models system functional boundaries across three distinct actors: Warehouse Clerk (initiates authentication, intake, barcode scanning, manual adjustments, stock checks, and dispatch processing), Inventory Manager (maintains low-stock watchlists, coordinates supplier replenishment, and generates audit reports), and Supplier Gateway (receives purchase order transmissions and confirms replenishment deliveries). Generalization relationships connect Barcode Scanning and Manual Adjustments into the Update Inventory Records use case. An &lt;&lt;include&gt;&gt; dependency connects Process Outbound Stock Request to Update Inventory Records and Generate Dispatch Note, while an &lt;&lt;extend&gt;&gt; relationship connects Apply Priority Tag for urgent shipments.</w:t>
+        <w:t>The Expanded Use Case Diagram (Figure 3) models system functional boundaries across three distinct actors: Warehouse Clerk (initiates authentication, intake, barcode scanning, manual adjustments, stock checks, and dispatch processing), Inventory Manager (maintains low-stock watchlists, coordinates supplier replenishment, and generates audit reports), and Supplier Gateway (receives purchase order transmissions and confirms replenishment deliveries). Generalization relationships connect Barcode Scanning and Manual Adjustments into the Update Inventory Records use case. An &lt;&lt;include&gt;&gt; dependency connects Process Outbound Stock Request to Update Inventory Records and Generate Dispatch Note, while an &lt;&lt;extend&gt;&gt; relationship connects Apply Priority Tag for urgent shipments.</w:t>
       </w:r>
     </w:p>
     <w:p>
       <w:pPr>
-        <w:spacing w:before="120" w:after="40" w:line="480" w:lineRule="auto"/>
+        <w:spacing w:before="200" w:after="0" w:line="480" w:lineRule="auto"/>
+        <w:ind w:firstLine="0"/>
+        <w:jc w:val="left"/>
+      </w:pPr>
+      <w:r>
+        <w:rPr>
+          <w:rFonts w:ascii="Times New Roman" w:hAnsi="Times New Roman"/>
+          <w:b/>
+          <w:i w:val="0"/>
+          <w:color w:val="000000"/>
+          <w:sz w:val="24"/>
+        </w:rPr>
+        <w:t>Figure 3</w:t>
+      </w:r>
+    </w:p>
+    <w:p>
+      <w:pPr>
+        <w:spacing w:before="0" w:after="120" w:line="480" w:lineRule="auto"/>
+        <w:ind w:firstLine="0"/>
+        <w:jc w:val="left"/>
+      </w:pPr>
+      <w:r>
+        <w:rPr>
+          <w:rFonts w:ascii="Times New Roman" w:hAnsi="Times New Roman"/>
+          <w:b w:val="0"/>
+          <w:i/>
+          <w:color w:val="000000"/>
+          <w:sz w:val="24"/>
+        </w:rPr>
+        <w:t>Expanded Use Case Diagram for Warehouse Stock Inventory System</w:t>
+      </w:r>
+    </w:p>
+    <w:p>
+      <w:pPr>
+        <w:spacing w:before="80" w:after="80" w:line="480" w:lineRule="auto"/>
         <w:jc w:val="center"/>
       </w:pPr>
       <w:r>
         <w:drawing>
           <wp:inline xmlns:a="http://schemas.openxmlformats.org/drawingml/2006/main" xmlns:pic="http://schemas.openxmlformats.org/drawingml/2006/picture">
-            <wp:extent cx="5486400" cy="4315852"/>
+            <wp:extent cx="5669280" cy="4459714"/>
             <wp:docPr id="3" name="Picture 3"/>
             <wp:cNvGraphicFramePr>
               <a:graphicFrameLocks noChangeAspect="1"/>
@@ -3101,7 +3656,7 @@
                     <pic:cNvPicPr/>
                   </pic:nvPicPr>
                   <pic:blipFill>
-                    <a:blip r:embed="rId11"/>
+                    <a:blip r:embed="rId12"/>
                     <a:stretch>
                       <a:fillRect/>
                     </a:stretch>
@@ -3109,7 +3664,7 @@
                   <pic:spPr>
                     <a:xfrm>
                       <a:off x="0" y="0"/>
-                      <a:ext cx="5486400" cy="4315852"/>
+                      <a:ext cx="5669280" cy="4459714"/>
                     </a:xfrm>
                     <a:prstGeom prst="rect"/>
                   </pic:spPr>
@@ -3118,38 +3673,6 @@
             </a:graphic>
           </wp:inline>
         </w:drawing>
-      </w:r>
-    </w:p>
-    <w:p>
-      <w:pPr>
-        <w:spacing w:before="40" w:after="0" w:line="480" w:lineRule="auto"/>
-        <w:ind w:firstLine="0"/>
-      </w:pPr>
-      <w:r>
-        <w:rPr>
-          <w:rFonts w:ascii="Times New Roman" w:hAnsi="Times New Roman"/>
-          <w:b/>
-          <w:i w:val="0"/>
-          <w:color w:val="000000"/>
-          <w:sz w:val="24"/>
-        </w:rPr>
-        <w:t>Figure 1</w:t>
-      </w:r>
-    </w:p>
-    <w:p>
-      <w:pPr>
-        <w:spacing w:before="0" w:after="80" w:line="480" w:lineRule="auto"/>
-        <w:ind w:firstLine="0"/>
-      </w:pPr>
-      <w:r>
-        <w:rPr>
-          <w:rFonts w:ascii="Times New Roman" w:hAnsi="Times New Roman"/>
-          <w:b w:val="0"/>
-          <w:i/>
-          <w:color w:val="000000"/>
-          <w:sz w:val="24"/>
-        </w:rPr>
-        <w:t>Expanded Use Case Diagram for Warehouse Stock Inventory System</w:t>
       </w:r>
     </w:p>
     <w:p>
@@ -3165,7 +3688,7 @@
           <w:color w:val="000000"/>
           <w:sz w:val="24"/>
         </w:rPr>
-        <w:t>Figure 1 illustrates all functional system use cases and interactions across the Warehouse Clerk, Inventory Manager, and Supplier Gateway actors, incorporating standard &lt;&lt;include&gt;&gt; and &lt;&lt;extend&gt;&gt; UML relationships.</w:t>
+        <w:t>Figure 3 illustrates all functional system use cases and interactions across the Warehouse Clerk, Inventory Manager, and Supplier Gateway actors, incorporating standard &lt;&lt;include&gt;&gt; and &lt;&lt;extend&gt;&gt; UML relationships.</w:t>
       </w:r>
     </w:p>
     <w:p>
@@ -3198,7 +3721,7 @@
           <w:color w:val="000000"/>
           <w:sz w:val="24"/>
         </w:rPr>
-        <w:t>The Sequence Diagram (Figure 2) illustrates the synchronous message exchange across five system participants: Warehouse Clerk (actor), :LoginPage (boundary UI), :LoginController (control layer), :LoginService (domain service), and :LoginRepository (persistence layer). The interaction begins when the clerk inputs credentials via submitCredentials(username, password). The LoginPage invokes login(username, password) on the LoginController, which delegates credential evaluation to the LoginService via verifyCredentials(username, password). The LoginService queries the LoginRepository using fetchUserDetails(username), which retrieves the stored userRecord.</w:t>
+        <w:t>The Sequence Diagram (Figure 4) illustrates the synchronous message exchange across five system participants: Warehouse Clerk (actor), :LoginPage (boundary UI), :LoginController (control layer), :LoginService (domain service), and :LoginRepository (persistence layer). The interaction begins when the clerk inputs credentials via submitCredentials(username, password). The LoginPage invokes login(username, password) on the LoginController, which delegates credential evaluation to the LoginService via verifyCredentials(username, password). The LoginService queries the LoginRepository using fetchUserDetails(username), which retrieves the stored userRecord.</w:t>
       </w:r>
     </w:p>
     <w:p>
@@ -3219,13 +3742,47 @@
     </w:p>
     <w:p>
       <w:pPr>
-        <w:spacing w:before="120" w:after="40" w:line="480" w:lineRule="auto"/>
+        <w:spacing w:before="200" w:after="0" w:line="480" w:lineRule="auto"/>
+        <w:ind w:firstLine="0"/>
+        <w:jc w:val="left"/>
+      </w:pPr>
+      <w:r>
+        <w:rPr>
+          <w:rFonts w:ascii="Times New Roman" w:hAnsi="Times New Roman"/>
+          <w:b/>
+          <w:i w:val="0"/>
+          <w:color w:val="000000"/>
+          <w:sz w:val="24"/>
+        </w:rPr>
+        <w:t>Figure 4</w:t>
+      </w:r>
+    </w:p>
+    <w:p>
+      <w:pPr>
+        <w:spacing w:before="0" w:after="120" w:line="480" w:lineRule="auto"/>
+        <w:ind w:firstLine="0"/>
+        <w:jc w:val="left"/>
+      </w:pPr>
+      <w:r>
+        <w:rPr>
+          <w:rFonts w:ascii="Times New Roman" w:hAnsi="Times New Roman"/>
+          <w:b w:val="0"/>
+          <w:i/>
+          <w:color w:val="000000"/>
+          <w:sz w:val="24"/>
+        </w:rPr>
+        <w:t>Sequence Diagram for User Authentication and Session Verification</w:t>
+      </w:r>
+    </w:p>
+    <w:p>
+      <w:pPr>
+        <w:spacing w:before="80" w:after="80" w:line="480" w:lineRule="auto"/>
         <w:jc w:val="center"/>
       </w:pPr>
       <w:r>
         <w:drawing>
           <wp:inline xmlns:a="http://schemas.openxmlformats.org/drawingml/2006/main" xmlns:pic="http://schemas.openxmlformats.org/drawingml/2006/picture">
-            <wp:extent cx="5486400" cy="4647821"/>
+            <wp:extent cx="5669280" cy="4802749"/>
             <wp:docPr id="4" name="Picture 4"/>
             <wp:cNvGraphicFramePr>
               <a:graphicFrameLocks noChangeAspect="1"/>
@@ -3238,7 +3795,7 @@
                     <pic:cNvPicPr/>
                   </pic:nvPicPr>
                   <pic:blipFill>
-                    <a:blip r:embed="rId12"/>
+                    <a:blip r:embed="rId13"/>
                     <a:stretch>
                       <a:fillRect/>
                     </a:stretch>
@@ -3246,7 +3803,7 @@
                   <pic:spPr>
                     <a:xfrm>
                       <a:off x="0" y="0"/>
-                      <a:ext cx="5486400" cy="4647821"/>
+                      <a:ext cx="5669280" cy="4802749"/>
                     </a:xfrm>
                     <a:prstGeom prst="rect"/>
                   </pic:spPr>
@@ -3255,38 +3812,6 @@
             </a:graphic>
           </wp:inline>
         </w:drawing>
-      </w:r>
-    </w:p>
-    <w:p>
-      <w:pPr>
-        <w:spacing w:before="40" w:after="0" w:line="480" w:lineRule="auto"/>
-        <w:ind w:firstLine="0"/>
-      </w:pPr>
-      <w:r>
-        <w:rPr>
-          <w:rFonts w:ascii="Times New Roman" w:hAnsi="Times New Roman"/>
-          <w:b/>
-          <w:i w:val="0"/>
-          <w:color w:val="000000"/>
-          <w:sz w:val="24"/>
-        </w:rPr>
-        <w:t>Figure 2</w:t>
-      </w:r>
-    </w:p>
-    <w:p>
-      <w:pPr>
-        <w:spacing w:before="0" w:after="80" w:line="480" w:lineRule="auto"/>
-        <w:ind w:firstLine="0"/>
-      </w:pPr>
-      <w:r>
-        <w:rPr>
-          <w:rFonts w:ascii="Times New Roman" w:hAnsi="Times New Roman"/>
-          <w:b w:val="0"/>
-          <w:i/>
-          <w:color w:val="000000"/>
-          <w:sz w:val="24"/>
-        </w:rPr>
-        <w:t>Sequence Diagram for User Authentication and Session Verification</w:t>
       </w:r>
     </w:p>
     <w:p>
@@ -3302,7 +3827,7 @@
           <w:color w:val="000000"/>
           <w:sz w:val="24"/>
         </w:rPr>
-        <w:t>Figure 2 models the sequence of method calls across presentation, controller, service, and persistence layers during user login, detailing the conditional alt execution paths for valid and invalid credentials.</w:t>
+        <w:t>Figure 4 models the sequence of method calls across presentation, controller, service, and persistence layers during user login, detailing the conditional alt execution paths for valid and invalid credentials.</w:t>
       </w:r>
     </w:p>
     <w:p>
@@ -3335,7 +3860,7 @@
           <w:color w:val="000000"/>
           <w:sz w:val="24"/>
         </w:rPr>
-        <w:t>The Activity Diagram (Figure 3) models the end-to-end workflow of processing stock requests across three dedicated swimlanes: Warehouse Clerk, Inventory System, and Supplier Gateway. The process originates at the initial node in the Warehouse Clerk swimlane, where the clerk reviews the stock request and triggers Initiate Stock Processing. Control transitions to the Inventory System swimlane to execute Check Stock Levels. A decision diamond evaluates Is Available?: if stock is insufficient ([No]), the request terminates at an activity stop node; if stock is available ([Yes]), control returns to the clerk to Provide Dispatch Details.</w:t>
+        <w:t>The Activity Diagram (Figure 5) models the end-to-end workflow of processing stock requests across three dedicated swimlanes: Warehouse Clerk, Inventory System, and Supplier Gateway. The process originates at the initial node in the Warehouse Clerk swimlane, where the clerk reviews the stock request and triggers Initiate Stock Processing. Control transitions to the Inventory System swimlane to execute Check Stock Levels. A decision diamond evaluates Is Available?: if stock is insufficient ([No]), the request terminates at an activity stop node; if stock is available ([Yes]), control returns to the clerk to Provide Dispatch Details.</w:t>
       </w:r>
     </w:p>
     <w:p>
@@ -3356,13 +3881,47 @@
     </w:p>
     <w:p>
       <w:pPr>
-        <w:spacing w:before="120" w:after="40" w:line="480" w:lineRule="auto"/>
+        <w:spacing w:before="200" w:after="0" w:line="480" w:lineRule="auto"/>
+        <w:ind w:firstLine="0"/>
+        <w:jc w:val="left"/>
+      </w:pPr>
+      <w:r>
+        <w:rPr>
+          <w:rFonts w:ascii="Times New Roman" w:hAnsi="Times New Roman"/>
+          <w:b/>
+          <w:i w:val="0"/>
+          <w:color w:val="000000"/>
+          <w:sz w:val="24"/>
+        </w:rPr>
+        <w:t>Figure 5</w:t>
+      </w:r>
+    </w:p>
+    <w:p>
+      <w:pPr>
+        <w:spacing w:before="0" w:after="120" w:line="480" w:lineRule="auto"/>
+        <w:ind w:firstLine="0"/>
+        <w:jc w:val="left"/>
+      </w:pPr>
+      <w:r>
+        <w:rPr>
+          <w:rFonts w:ascii="Times New Roman" w:hAnsi="Times New Roman"/>
+          <w:b w:val="0"/>
+          <w:i/>
+          <w:color w:val="000000"/>
+          <w:sz w:val="24"/>
+        </w:rPr>
+        <w:t>Activity Diagram for End-to-End Stock Request Processing Across 3 Swimlanes</w:t>
+      </w:r>
+    </w:p>
+    <w:p>
+      <w:pPr>
+        <w:spacing w:before="80" w:after="80" w:line="480" w:lineRule="auto"/>
         <w:jc w:val="center"/>
       </w:pPr>
       <w:r>
         <w:drawing>
           <wp:inline xmlns:a="http://schemas.openxmlformats.org/drawingml/2006/main" xmlns:pic="http://schemas.openxmlformats.org/drawingml/2006/picture">
-            <wp:extent cx="5486400" cy="6263785"/>
+            <wp:extent cx="5669280" cy="6472578"/>
             <wp:docPr id="5" name="Picture 5"/>
             <wp:cNvGraphicFramePr>
               <a:graphicFrameLocks noChangeAspect="1"/>
@@ -3375,7 +3934,7 @@
                     <pic:cNvPicPr/>
                   </pic:nvPicPr>
                   <pic:blipFill>
-                    <a:blip r:embed="rId13"/>
+                    <a:blip r:embed="rId14"/>
                     <a:stretch>
                       <a:fillRect/>
                     </a:stretch>
@@ -3383,7 +3942,7 @@
                   <pic:spPr>
                     <a:xfrm>
                       <a:off x="0" y="0"/>
-                      <a:ext cx="5486400" cy="6263785"/>
+                      <a:ext cx="5669280" cy="6472578"/>
                     </a:xfrm>
                     <a:prstGeom prst="rect"/>
                   </pic:spPr>
@@ -3392,38 +3951,6 @@
             </a:graphic>
           </wp:inline>
         </w:drawing>
-      </w:r>
-    </w:p>
-    <w:p>
-      <w:pPr>
-        <w:spacing w:before="40" w:after="0" w:line="480" w:lineRule="auto"/>
-        <w:ind w:firstLine="0"/>
-      </w:pPr>
-      <w:r>
-        <w:rPr>
-          <w:rFonts w:ascii="Times New Roman" w:hAnsi="Times New Roman"/>
-          <w:b/>
-          <w:i w:val="0"/>
-          <w:color w:val="000000"/>
-          <w:sz w:val="24"/>
-        </w:rPr>
-        <w:t>Figure 3</w:t>
-      </w:r>
-    </w:p>
-    <w:p>
-      <w:pPr>
-        <w:spacing w:before="0" w:after="80" w:line="480" w:lineRule="auto"/>
-        <w:ind w:firstLine="0"/>
-      </w:pPr>
-      <w:r>
-        <w:rPr>
-          <w:rFonts w:ascii="Times New Roman" w:hAnsi="Times New Roman"/>
-          <w:b w:val="0"/>
-          <w:i/>
-          <w:color w:val="000000"/>
-          <w:sz w:val="24"/>
-        </w:rPr>
-        <w:t>Activity Diagram for End-to-End Stock Request Processing Across 3 Swimlanes</w:t>
       </w:r>
     </w:p>
     <w:p>
@@ -3439,7 +3966,7 @@
           <w:color w:val="000000"/>
           <w:sz w:val="24"/>
         </w:rPr>
-        <w:t>Figure 3 illustrates the operational workflow of stock request fulfillment across three swimlanes, highlighting decision guards, concurrent fork/join branches, and completion paths.</w:t>
+        <w:t>Figure 5 illustrates the operational workflow of stock request fulfillment across three swimlanes, highlighting decision guards, concurrent fork/join branches, and completion paths.</w:t>
       </w:r>
     </w:p>
     <w:p>
@@ -3472,7 +3999,7 @@
           <w:color w:val="000000"/>
           <w:sz w:val="24"/>
         </w:rPr>
-        <w:t>The Class Diagram (Figure 4) defines the core structural entities, domain attributes, and association multiplicities within the Warehouse Stock Inventory System. The model consists of eight domain classes: WarehouseClerk (storing clerkID, name, email, phone, and shift), WarehouseStaff (storing staffID, name, role, and phone), StockRequest (storing requestID, clerkID, staffID, requestDate, and status), RequestItem (storing requestItemID, requestID, productID, quantity, and unitCost), Product (storing productID, name, category, unitPrice, and stockQty), InventoryItem (storing itemID, productID, quantity, reorderLevel, and minStockLevel), DispatchNote (storing noteID, requestID, issueDate, totalAmount, and status), and StockTransaction (storing transactionID, noteID, amount, type, date, and status).</w:t>
+        <w:t>The Class Diagram (Figure 6) defines the core structural entities, domain attributes, and association multiplicities within the Warehouse Stock Inventory System. The model consists of eight domain classes: WarehouseClerk (storing clerkID, name, email, phone, and shift), WarehouseStaff (storing staffID, name, role, and phone), StockRequest (storing requestID, clerkID, staffID, requestDate, and status), RequestItem (storing requestItemID, requestID, productID, quantity, and unitCost), Product (storing productID, name, category, unitPrice, and stockQty), InventoryItem (storing itemID, productID, quantity, reorderLevel, and minStockLevel), DispatchNote (storing noteID, requestID, issueDate, totalAmount, and status), and StockTransaction (storing transactionID, noteID, amount, type, date, and status).</w:t>
       </w:r>
     </w:p>
     <w:p>
@@ -3493,13 +4020,47 @@
     </w:p>
     <w:p>
       <w:pPr>
-        <w:spacing w:before="120" w:after="40" w:line="480" w:lineRule="auto"/>
+        <w:spacing w:before="200" w:after="0" w:line="480" w:lineRule="auto"/>
+        <w:ind w:firstLine="0"/>
+        <w:jc w:val="left"/>
+      </w:pPr>
+      <w:r>
+        <w:rPr>
+          <w:rFonts w:ascii="Times New Roman" w:hAnsi="Times New Roman"/>
+          <w:b/>
+          <w:i w:val="0"/>
+          <w:color w:val="000000"/>
+          <w:sz w:val="24"/>
+        </w:rPr>
+        <w:t>Figure 6</w:t>
+      </w:r>
+    </w:p>
+    <w:p>
+      <w:pPr>
+        <w:spacing w:before="0" w:after="120" w:line="480" w:lineRule="auto"/>
+        <w:ind w:firstLine="0"/>
+        <w:jc w:val="left"/>
+      </w:pPr>
+      <w:r>
+        <w:rPr>
+          <w:rFonts w:ascii="Times New Roman" w:hAnsi="Times New Roman"/>
+          <w:b w:val="0"/>
+          <w:i/>
+          <w:color w:val="000000"/>
+          <w:sz w:val="24"/>
+        </w:rPr>
+        <w:t>Multi-Tier Class Diagram for Domain Entities and Multiplicity Relationships</w:t>
+      </w:r>
+    </w:p>
+    <w:p>
+      <w:pPr>
+        <w:spacing w:before="80" w:after="80" w:line="480" w:lineRule="auto"/>
         <w:jc w:val="center"/>
       </w:pPr>
       <w:r>
         <w:drawing>
           <wp:inline xmlns:a="http://schemas.openxmlformats.org/drawingml/2006/main" xmlns:pic="http://schemas.openxmlformats.org/drawingml/2006/picture">
-            <wp:extent cx="5486400" cy="5875093"/>
+            <wp:extent cx="5669280" cy="6070929"/>
             <wp:docPr id="6" name="Picture 6"/>
             <wp:cNvGraphicFramePr>
               <a:graphicFrameLocks noChangeAspect="1"/>
@@ -3512,7 +4073,7 @@
                     <pic:cNvPicPr/>
                   </pic:nvPicPr>
                   <pic:blipFill>
-                    <a:blip r:embed="rId14"/>
+                    <a:blip r:embed="rId15"/>
                     <a:stretch>
                       <a:fillRect/>
                     </a:stretch>
@@ -3520,7 +4081,7 @@
                   <pic:spPr>
                     <a:xfrm>
                       <a:off x="0" y="0"/>
-                      <a:ext cx="5486400" cy="5875093"/>
+                      <a:ext cx="5669280" cy="6070929"/>
                     </a:xfrm>
                     <a:prstGeom prst="rect"/>
                   </pic:spPr>
@@ -3529,38 +4090,6 @@
             </a:graphic>
           </wp:inline>
         </w:drawing>
-      </w:r>
-    </w:p>
-    <w:p>
-      <w:pPr>
-        <w:spacing w:before="40" w:after="0" w:line="480" w:lineRule="auto"/>
-        <w:ind w:firstLine="0"/>
-      </w:pPr>
-      <w:r>
-        <w:rPr>
-          <w:rFonts w:ascii="Times New Roman" w:hAnsi="Times New Roman"/>
-          <w:b/>
-          <w:i w:val="0"/>
-          <w:color w:val="000000"/>
-          <w:sz w:val="24"/>
-        </w:rPr>
-        <w:t>Figure 4</w:t>
-      </w:r>
-    </w:p>
-    <w:p>
-      <w:pPr>
-        <w:spacing w:before="0" w:after="80" w:line="480" w:lineRule="auto"/>
-        <w:ind w:firstLine="0"/>
-      </w:pPr>
-      <w:r>
-        <w:rPr>
-          <w:rFonts w:ascii="Times New Roman" w:hAnsi="Times New Roman"/>
-          <w:b w:val="0"/>
-          <w:i/>
-          <w:color w:val="000000"/>
-          <w:sz w:val="24"/>
-        </w:rPr>
-        <w:t>Multi-Tier Class Diagram for Domain Entities and Multiplicity Relationships</w:t>
       </w:r>
     </w:p>
     <w:p>
@@ -3576,7 +4105,7 @@
           <w:color w:val="000000"/>
           <w:sz w:val="24"/>
         </w:rPr>
-        <w:t>Figure 4 defines the structural domain model, detailing attribute specifications, visibility markers, and cardinality relationships across all eight system entity classes.</w:t>
+        <w:t>Figure 6 defines the structural domain model, detailing attribute specifications, visibility markers, and cardinality relationships across all eight system entity classes.</w:t>
       </w:r>
     </w:p>
     <w:p>
@@ -3609,13 +4138,14 @@
           <w:color w:val="000000"/>
           <w:sz w:val="24"/>
         </w:rPr>
-        <w:t>To verify system stability, our team designed and executed a master testing matrix of 40 test cases mapped across our 10 User Stories (4 test cases per story: 2 positive standard validation tests and 2 targeted negative or edge-case tests). Testing systematically evaluated four verification levels across each user story: Unit Testing, Integration Testing, System Testing, and User Acceptance Testing (UAT) (Myers et al., 2012; Jorgensen &amp; DeVries, 2021). Table 3 provides an itemized summary of test execution results across all 10 user stories.</w:t>
+        <w:t>To verify system stability, our team designed and executed a master testing matrix of 40 test cases mapped across our 10 User Stories (4 test cases per story: 2 positive standard validation tests and 2 targeted negative or edge-case tests). Testing systematically evaluated four verification levels across each user story: Unit Testing, Integration Testing, System Testing, and User Acceptance Testing (UAT) (Myers et al., 2012; Jorgensen &amp; DeVries, 2021). Table 4 provides an itemized summary of test execution results across all 10 user stories.</w:t>
       </w:r>
     </w:p>
     <w:p>
       <w:pPr>
-        <w:spacing w:before="160" w:after="0" w:line="480" w:lineRule="auto"/>
+        <w:spacing w:before="200" w:after="0" w:line="480" w:lineRule="auto"/>
         <w:ind w:firstLine="0"/>
+        <w:jc w:val="left"/>
       </w:pPr>
       <w:r>
         <w:rPr>
@@ -3625,13 +4155,14 @@
           <w:color w:val="000000"/>
           <w:sz w:val="24"/>
         </w:rPr>
-        <w:t>Table 3</w:t>
+        <w:t>Table 4</w:t>
       </w:r>
     </w:p>
     <w:p>
       <w:pPr>
-        <w:spacing w:before="0" w:after="80" w:line="480" w:lineRule="auto"/>
+        <w:spacing w:before="0" w:after="120" w:line="480" w:lineRule="auto"/>
         <w:ind w:firstLine="0"/>
+        <w:jc w:val="left"/>
       </w:pPr>
       <w:r>
         <w:rPr>
@@ -5472,6 +6003,7 @@
       </w:r>
     </w:p>
     <w:sectPr>
+      <w:headerReference w:type="default" r:id="rId9"/>
       <w:pgSz w:w="12240" w:h="15840"/>
       <w:pgMar w:top="1440" w:right="1440" w:bottom="1440" w:left="1440" w:header="720" w:footer="720" w:gutter="0"/>
       <w:cols w:space="720"/>
@@ -5479,6 +6011,20 @@
     </w:sectPr>
   </w:body>
 </w:document>
+</file>
+
+<file path=word/header1.xml><?xml version="1.0" encoding="utf-8"?>
+<w:hdr xmlns:m="http://schemas.openxmlformats.org/officeDocument/2006/math" xmlns:mc="http://schemas.openxmlformats.org/markup-compatibility/2006" xmlns:mo="http://schemas.microsoft.com/office/mac/office/2008/main" xmlns:mv="urn:schemas-microsoft-com:mac:vml" xmlns:o="urn:schemas-microsoft-com:office:office" xmlns:r="http://schemas.openxmlformats.org/officeDocument/2006/relationships" xmlns:v="urn:schemas-microsoft-com:vml" xmlns:w10="urn:schemas-microsoft-com:office:word" xmlns:w14="http://schemas.microsoft.com/office/word/2010/wordml" xmlns:w="http://schemas.openxmlformats.org/wordprocessingml/2006/main" xmlns:wne="http://schemas.microsoft.com/office/word/2006/wordml" xmlns:wp14="http://schemas.microsoft.com/office/word/2010/wordprocessingDrawing" xmlns:wp="http://schemas.openxmlformats.org/drawingml/2006/wordprocessingDrawing" xmlns:wpc="http://schemas.microsoft.com/office/word/2010/wordprocessingCanvas" xmlns:wpg="http://schemas.microsoft.com/office/word/2010/wordprocessingGroup" xmlns:wpi="http://schemas.microsoft.com/office/word/2010/wordprocessingInk" xmlns:wps="http://schemas.microsoft.com/office/word/2010/wordprocessingShape" mc:Ignorable="w14 wp14">
+  <w:p>
+    <w:pPr>
+      <w:pStyle w:val="Header"/>
+      <w:spacing w:before="0" w:after="0" w:line="240" w:lineRule="auto"/>
+      <w:jc w:val="right"/>
+    </w:pPr>
+    <w:r/>
+    <w:fldSimple w:instr="PAGE"/>
+  </w:p>
+</w:hdr>
 </file>
 
 <file path=word/numbering.xml><?xml version="1.0" encoding="utf-8"?>

--- a/Final_Project_Report.docx
+++ b/Final_Project_Report.docx
@@ -3322,7 +3322,23 @@
           <w:color w:val="000000"/>
           <w:sz w:val="24"/>
         </w:rPr>
-        <w:t>Sprint Timeline and Gantt Chart</w:t>
+        <w:t>Sprint Timeline, Work Breakdown, and Gantt Chart</w:t>
+      </w:r>
+    </w:p>
+    <w:p>
+      <w:pPr>
+        <w:spacing w:before="0" w:after="80" w:line="480" w:lineRule="auto"/>
+        <w:ind w:firstLine="720"/>
+      </w:pPr>
+      <w:r>
+        <w:rPr>
+          <w:rFonts w:ascii="Times New Roman" w:hAnsi="Times New Roman"/>
+          <w:b w:val="0"/>
+          <w:i w:val="0"/>
+          <w:color w:val="000000"/>
+          <w:sz w:val="24"/>
+        </w:rPr>
+        <w:t>In addition to visual board tracking, our engineering team constructed a formal Agile sprint planning model (Planning_WMS.xlsx) to calculate work package durations, team lead allocations, and critical path milestones across the eight-week development lifecycle. Each sprint activity is governed by discrete start dates, expected working durations, completion dates, and a calculated refined calendar duration using the formula: Refined Duration = (End Date - Start Date) + 1.</w:t>
       </w:r>
     </w:p>
     <w:p>
@@ -3532,7 +3548,7 @@
           <w:color w:val="000000"/>
           <w:sz w:val="24"/>
         </w:rPr>
-        <w:t>Figure 2 presents our project delivery Gantt Chart spanning an eight-week lifecycle divided across four distinct sprints. The chart delineates work package durations, team lead allocations, and critical path milestones from initial requirements elicitation through final test matrix execution and documentation sign-off.</w:t>
+        <w:t>Figure 2 presents our project delivery Gantt Chart spanning an eight-week lifecycle divided across four distinct sprints. The chart delineates work package durations, team lead allocations, and critical path milestones derived from our Planning_WMS.xlsx sprint schedule model.</w:t>
       </w:r>
     </w:p>
     <w:p>
@@ -5647,7 +5663,7 @@
           <w:color w:val="000000"/>
           <w:sz w:val="24"/>
         </w:rPr>
-        <w:t>Contains Trello sprint board exports, story point estimation sheets, and meeting minutes.</w:t>
+        <w:t>Contains Trello sprint board exports, story point estimation sheets, sprint scheduling workbooks (Planning_WMS.xlsx), and meeting minutes.</w:t>
       </w:r>
     </w:p>
     <w:p>

--- a/Final_Project_Report.docx
+++ b/Final_Project_Report.docx
@@ -3503,7 +3503,7 @@
       <w:r>
         <w:drawing>
           <wp:inline xmlns:a="http://schemas.openxmlformats.org/drawingml/2006/main" xmlns:pic="http://schemas.openxmlformats.org/drawingml/2006/picture">
-            <wp:extent cx="5669280" cy="2406385"/>
+            <wp:extent cx="5669280" cy="3787966"/>
             <wp:docPr id="2" name="Picture 2"/>
             <wp:cNvGraphicFramePr>
               <a:graphicFrameLocks noChangeAspect="1"/>
@@ -3524,7 +3524,7 @@
                   <pic:spPr>
                     <a:xfrm>
                       <a:off x="0" y="0"/>
-                      <a:ext cx="5669280" cy="2406385"/>
+                      <a:ext cx="5669280" cy="3787966"/>
                     </a:xfrm>
                     <a:prstGeom prst="rect"/>
                   </pic:spPr>

--- a/Final_Project_Report.docx
+++ b/Final_Project_Report.docx
@@ -243,7 +243,7 @@
           <w:color w:val="000000"/>
           <w:sz w:val="24"/>
         </w:rPr>
-        <w:t>This project simulates a real-world enterprise software development lifecycle without raw source code implementation, using Trello for visual Agile sprint coordination and GitHub for document version control and team collaboration. The project scope covers requirement elicitation, stakeholder analysis, domain modeling with Unified Modeling Language (UML) diagrams, test-driven validation using a master test matrix, and Agile sprint planning.</w:t>
+        <w:t>In accordance with the CSE 220 course syllabus, this project simulates a real-world enterprise software development lifecycle without raw source code implementation. The project uses Trello for visual Agile sprint coordination, Excel for detailed scheduling and test matrices, and GitHub for document version control and team collaboration. The project scope covers requirement elicitation, stakeholder analysis, domain modeling with Unified Modeling Language (UML) diagrams, simulated design-phase test validation across 40 test cases, and Agile sprint scheduling.</w:t>
       </w:r>
     </w:p>
     <w:p>
@@ -281,7 +281,7 @@
     </w:p>
     <w:p>
       <w:pPr>
-        <w:spacing w:before="200" w:after="0" w:line="480" w:lineRule="auto"/>
+        <w:spacing w:before="160" w:after="0" w:line="480" w:lineRule="auto"/>
         <w:ind w:firstLine="0"/>
         <w:jc w:val="left"/>
       </w:pPr>
@@ -298,7 +298,7 @@
     </w:p>
     <w:p>
       <w:pPr>
-        <w:spacing w:before="0" w:after="120" w:line="480" w:lineRule="auto"/>
+        <w:spacing w:before="0" w:after="80" w:line="480" w:lineRule="auto"/>
         <w:ind w:firstLine="0"/>
         <w:jc w:val="left"/>
       </w:pPr>
@@ -645,7 +645,7 @@
     </w:p>
     <w:p>
       <w:pPr>
-        <w:spacing w:before="200" w:after="0" w:line="480" w:lineRule="auto"/>
+        <w:spacing w:before="160" w:after="0" w:line="480" w:lineRule="auto"/>
         <w:ind w:firstLine="0"/>
         <w:jc w:val="left"/>
       </w:pPr>
@@ -662,7 +662,7 @@
     </w:p>
     <w:p>
       <w:pPr>
-        <w:spacing w:before="0" w:after="120" w:line="480" w:lineRule="auto"/>
+        <w:spacing w:before="0" w:after="80" w:line="480" w:lineRule="auto"/>
         <w:ind w:firstLine="0"/>
         <w:jc w:val="left"/>
       </w:pPr>
@@ -1557,7 +1557,7 @@
           <w:color w:val="000000"/>
           <w:sz w:val="24"/>
         </w:rPr>
-        <w:t>All user credentials shall be encrypted with Argon2/bcrypt, and API communications shall use TLS 1.3 encryption.</w:t>
+        <w:t>User passwords shall be securely hashed using Argon2id or bcrypt with unique cryptographic salts, and API communications shall use TLS 1.3 encryption.</w:t>
       </w:r>
     </w:p>
     <w:p>
@@ -1647,7 +1647,7 @@
     </w:p>
     <w:p>
       <w:pPr>
-        <w:spacing w:before="200" w:after="0" w:line="480" w:lineRule="auto"/>
+        <w:spacing w:before="160" w:after="0" w:line="480" w:lineRule="auto"/>
         <w:ind w:firstLine="0"/>
         <w:jc w:val="left"/>
       </w:pPr>
@@ -1664,7 +1664,7 @@
     </w:p>
     <w:p>
       <w:pPr>
-        <w:spacing w:before="0" w:after="120" w:line="480" w:lineRule="auto"/>
+        <w:spacing w:before="0" w:after="80" w:line="480" w:lineRule="auto"/>
         <w:ind w:firstLine="0"/>
         <w:jc w:val="left"/>
       </w:pPr>
@@ -3220,7 +3220,7 @@
     </w:p>
     <w:p>
       <w:pPr>
-        <w:spacing w:before="200" w:after="0" w:line="480" w:lineRule="auto"/>
+        <w:spacing w:before="160" w:after="0" w:line="480" w:lineRule="auto"/>
         <w:ind w:firstLine="0"/>
         <w:jc w:val="left"/>
       </w:pPr>
@@ -3237,7 +3237,7 @@
     </w:p>
     <w:p>
       <w:pPr>
-        <w:spacing w:before="0" w:after="120" w:line="480" w:lineRule="auto"/>
+        <w:spacing w:before="0" w:after="80" w:line="480" w:lineRule="auto"/>
         <w:ind w:firstLine="0"/>
         <w:jc w:val="left"/>
       </w:pPr>
@@ -3254,7 +3254,7 @@
     </w:p>
     <w:p>
       <w:pPr>
-        <w:spacing w:before="80" w:after="80" w:line="480" w:lineRule="auto"/>
+        <w:spacing w:before="40" w:after="80" w:line="480" w:lineRule="auto"/>
         <w:jc w:val="center"/>
       </w:pPr>
       <w:r>
@@ -3338,7 +3338,7 @@
           <w:color w:val="000000"/>
           <w:sz w:val="24"/>
         </w:rPr>
-        <w:t>In addition to visual board tracking, our engineering team constructed a formal Agile sprint planning model (Planning_WMS.xlsx) to calculate work package durations, team lead allocations, and critical path milestones across the eight-week development lifecycle. Each sprint activity is governed by discrete start dates, expected working durations, completion dates, and a calculated refined calendar duration using the formula: Refined Duration = (End Date - Start Date) + 1.</w:t>
+        <w:t>In addition to visual board tracking, our engineering team constructed a formal Agile sprint planning model (Planning_WMS.xlsx) to calculate work package durations, team lead allocations, and critical path milestones across the eight-week development lifecycle (56 calendar days). Each sprint activity is governed by discrete start dates, expected working durations, completion dates, and a calculated refined calendar duration using the formula: Refined Duration = (End Date - Start Date) + 1.</w:t>
       </w:r>
     </w:p>
     <w:p>
@@ -3354,7 +3354,7 @@
           <w:color w:val="000000"/>
           <w:sz w:val="24"/>
         </w:rPr>
-        <w:t>Our four-sprint delivery roadmap was scheduled across an 8-week timeline:</w:t>
+        <w:t>Our four-sprint delivery roadmap was scheduled across an exact 8-week timeline (July 1, 2026 to August 25, 2026):</w:t>
       </w:r>
     </w:p>
     <w:p>
@@ -3380,7 +3380,7 @@
           <w:color w:val="000000"/>
           <w:sz w:val="24"/>
         </w:rPr>
-        <w:t>Weeks 1 to 2: Project kickoff, stakeholder requirements elicitation, and foundational core sprint (WMS-01 to WMS-04, DOC-01, UML-01).</w:t>
+        <w:t>Weeks 1 to 2 (July 1 to July 14, 2026): Project kickoff, stakeholder requirements elicitation, and foundational core sprint (WMS-01 to WMS-04, DOC-01, UML-01).</w:t>
       </w:r>
     </w:p>
     <w:p>
@@ -3406,7 +3406,7 @@
           <w:color w:val="000000"/>
           <w:sz w:val="24"/>
         </w:rPr>
-        <w:t>Weeks 3 to 4: Advanced inventory control, low-stock watchlist, priority queue sorting, and stock locking (WMS-05 to WMS-07).</w:t>
+        <w:t>Weeks 3 to 4 (July 15 to July 28, 2026): Advanced inventory control, low-stock watchlist, priority queue sorting, and atomic stock locking (WMS-05 to WMS-07).</w:t>
       </w:r>
     </w:p>
     <w:p>
@@ -3422,7 +3422,7 @@
           <w:color w:val="000000"/>
           <w:sz w:val="24"/>
         </w:rPr>
-        <w:t xml:space="preserve">Sprint 3 (Integration &amp; Logistics): </w:t>
+        <w:t xml:space="preserve">Sprint 3 (Logistics &amp; Integration): </w:t>
       </w:r>
       <w:r>
         <w:rPr>
@@ -3432,7 +3432,7 @@
           <w:color w:val="000000"/>
           <w:sz w:val="24"/>
         </w:rPr>
-        <w:t>Weeks 5 to 6: External supplier gateway coordination, thermal dispatch note printing, and audit logging (WMS-08 to WMS-10).</w:t>
+        <w:t>Weeks 5 to 6 (July 29 to August 11, 2026): External supplier gateway coordination, thermal dispatch note printing, and audit logging (WMS-08 to WMS-10).</w:t>
       </w:r>
     </w:p>
     <w:p>
@@ -3448,7 +3448,7 @@
           <w:color w:val="000000"/>
           <w:sz w:val="24"/>
         </w:rPr>
-        <w:t xml:space="preserve">Sprint 4 (QA &amp; Final Polish): </w:t>
+        <w:t xml:space="preserve">Sprint 4 (QA &amp; Final Deployment): </w:t>
       </w:r>
       <w:r>
         <w:rPr>
@@ -3458,12 +3458,12 @@
           <w:color w:val="000000"/>
           <w:sz w:val="24"/>
         </w:rPr>
-        <w:t>Weeks 7 to 8: Master test matrix execution (40 test cases), defect remediation, documentation finalization, and deployment readiness review.</w:t>
+        <w:t>Weeks 7 to 8 (August 12 to August 25, 2026): Master test matrix design verification (40 test cases), defect logging, documentation finalization, and deployment readiness review.</w:t>
       </w:r>
     </w:p>
     <w:p>
       <w:pPr>
-        <w:spacing w:before="200" w:after="0" w:line="480" w:lineRule="auto"/>
+        <w:spacing w:before="160" w:after="0" w:line="480" w:lineRule="auto"/>
         <w:ind w:firstLine="0"/>
         <w:jc w:val="left"/>
       </w:pPr>
@@ -3480,7 +3480,7 @@
     </w:p>
     <w:p>
       <w:pPr>
-        <w:spacing w:before="0" w:after="120" w:line="480" w:lineRule="auto"/>
+        <w:spacing w:before="0" w:after="80" w:line="480" w:lineRule="auto"/>
         <w:ind w:firstLine="0"/>
         <w:jc w:val="left"/>
       </w:pPr>
@@ -3497,7 +3497,7 @@
     </w:p>
     <w:p>
       <w:pPr>
-        <w:spacing w:before="80" w:after="80" w:line="480" w:lineRule="auto"/>
+        <w:spacing w:before="40" w:after="80" w:line="480" w:lineRule="auto"/>
         <w:jc w:val="center"/>
       </w:pPr>
       <w:r>
@@ -3548,7 +3548,7 @@
           <w:color w:val="000000"/>
           <w:sz w:val="24"/>
         </w:rPr>
-        <w:t>Figure 2 presents our project delivery Gantt Chart spanning an eight-week lifecycle divided across four distinct sprints. The chart delineates work package durations, team lead allocations, and critical path milestones derived from our Planning_WMS.xlsx sprint schedule model.</w:t>
+        <w:t>Figure 2 presents our project delivery Gantt Chart spanning an eight-week lifecycle divided across four distinct sprints (July 1 to August 25, 2026). The chart delineates work package durations, team lead allocations, and critical path milestones derived from our Planning_WMS.xlsx sprint schedule model.</w:t>
       </w:r>
     </w:p>
     <w:p>
@@ -3619,7 +3619,7 @@
     </w:p>
     <w:p>
       <w:pPr>
-        <w:spacing w:before="200" w:after="0" w:line="480" w:lineRule="auto"/>
+        <w:spacing w:before="160" w:after="0" w:line="480" w:lineRule="auto"/>
         <w:ind w:firstLine="0"/>
         <w:jc w:val="left"/>
       </w:pPr>
@@ -3636,7 +3636,7 @@
     </w:p>
     <w:p>
       <w:pPr>
-        <w:spacing w:before="0" w:after="120" w:line="480" w:lineRule="auto"/>
+        <w:spacing w:before="0" w:after="80" w:line="480" w:lineRule="auto"/>
         <w:ind w:firstLine="0"/>
         <w:jc w:val="left"/>
       </w:pPr>
@@ -3653,7 +3653,7 @@
     </w:p>
     <w:p>
       <w:pPr>
-        <w:spacing w:before="80" w:after="80" w:line="480" w:lineRule="auto"/>
+        <w:spacing w:before="40" w:after="80" w:line="480" w:lineRule="auto"/>
         <w:jc w:val="center"/>
       </w:pPr>
       <w:r>
@@ -3758,7 +3758,7 @@
     </w:p>
     <w:p>
       <w:pPr>
-        <w:spacing w:before="200" w:after="0" w:line="480" w:lineRule="auto"/>
+        <w:spacing w:before="160" w:after="0" w:line="480" w:lineRule="auto"/>
         <w:ind w:firstLine="0"/>
         <w:jc w:val="left"/>
       </w:pPr>
@@ -3775,7 +3775,7 @@
     </w:p>
     <w:p>
       <w:pPr>
-        <w:spacing w:before="0" w:after="120" w:line="480" w:lineRule="auto"/>
+        <w:spacing w:before="0" w:after="80" w:line="480" w:lineRule="auto"/>
         <w:ind w:firstLine="0"/>
         <w:jc w:val="left"/>
       </w:pPr>
@@ -3792,7 +3792,7 @@
     </w:p>
     <w:p>
       <w:pPr>
-        <w:spacing w:before="80" w:after="80" w:line="480" w:lineRule="auto"/>
+        <w:spacing w:before="40" w:after="80" w:line="480" w:lineRule="auto"/>
         <w:jc w:val="center"/>
       </w:pPr>
       <w:r>
@@ -3860,7 +3860,7 @@
           <w:color w:val="000000"/>
           <w:sz w:val="24"/>
         </w:rPr>
-        <w:t>5.3 Activity Model (Stock Fulfillment Workflow)</w:t>
+        <w:t>5.3 Activity Model (Outbound Stock Fulfillment Workflow)</w:t>
       </w:r>
     </w:p>
     <w:p>
@@ -3876,7 +3876,7 @@
           <w:color w:val="000000"/>
           <w:sz w:val="24"/>
         </w:rPr>
-        <w:t>The Activity Diagram (Figure 5) models the end-to-end workflow of processing stock requests across three dedicated swimlanes: Warehouse Clerk, Inventory System, and Supplier Gateway. The process originates at the initial node in the Warehouse Clerk swimlane, where the clerk reviews the stock request and triggers Initiate Stock Processing. Control transitions to the Inventory System swimlane to execute Check Stock Levels. A decision diamond evaluates Is Available?: if stock is insufficient ([No]), the request terminates at an activity stop node; if stock is available ([Yes]), control returns to the clerk to Provide Dispatch Details.</w:t>
+        <w:t>The Activity Diagram (Figure 5) models the end-to-end operational workflow of outbound stock fulfillment across three dedicated swimlanes: Warehouse Clerk (Floor Operations), Inventory Management System (Core Processing &amp; DB), and Dispatch &amp; Logistics Hub (Shipping &amp; Transport). The process begins in the clerk swimlane when an outbound stock request is received and reviewed. Control transitions to the Inventory System to check real-time stock availability in the database. A decision diamond evaluates whether stock is available: if stock is insufficient, the system logs the shortage, issues an out-of-stock notification, and terminates at an activity stop node.</w:t>
       </w:r>
     </w:p>
     <w:p>
@@ -3892,12 +3892,12 @@
           <w:color w:val="000000"/>
           <w:sz w:val="24"/>
         </w:rPr>
-        <w:t>Once dispatch details are submitted, an asynchronous fork bar splits execution into two parallel branches: Branch 1 (Inventory System) executes Reserve Stock &amp; Update Inventory, while Branch 2 (Supplier Gateway) concurrently invokes Confirm with Supplier Gateway. A decision diamond in the supplier swimlane checks Is Confirmed?: if unconfirmed ([No]), execution halts at a stop node; if confirmed ([Yes]), flow continues to the synchronization join bar. Once both parallel paths merge at the join bar, the Inventory System executes Generate &amp; Print Dispatch Note, and the clerk executes Finalize Dispatch and Ship Items before reaching the activity final node.</w:t>
+        <w:t>If stock is available, control returns to the clerk to scan item barcodes and physically pick units from the assigned bin location. Upon submitting the completed dispatch form, the Inventory System executes an atomic stock deduction, locks the allocated quantity, generates an itemized dispatch packing slip, and logs the event to the immutable audit ledger. Control then transitions to the Logistics Hub, where staff verify physical weight, package items, affix courier shipping labels, and handover the parcel to the transport carrier before reaching the final activity node.</w:t>
       </w:r>
     </w:p>
     <w:p>
       <w:pPr>
-        <w:spacing w:before="200" w:after="0" w:line="480" w:lineRule="auto"/>
+        <w:spacing w:before="160" w:after="0" w:line="480" w:lineRule="auto"/>
         <w:ind w:firstLine="0"/>
         <w:jc w:val="left"/>
       </w:pPr>
@@ -3914,7 +3914,7 @@
     </w:p>
     <w:p>
       <w:pPr>
-        <w:spacing w:before="0" w:after="120" w:line="480" w:lineRule="auto"/>
+        <w:spacing w:before="0" w:after="80" w:line="480" w:lineRule="auto"/>
         <w:ind w:firstLine="0"/>
         <w:jc w:val="left"/>
       </w:pPr>
@@ -3926,18 +3926,18 @@
           <w:color w:val="000000"/>
           <w:sz w:val="24"/>
         </w:rPr>
-        <w:t>Activity Diagram for End-to-End Stock Request Processing Across 3 Swimlanes</w:t>
+        <w:t>Activity Diagram for Outbound Stock Fulfillment Workflow Across 3 Swimlanes</w:t>
       </w:r>
     </w:p>
     <w:p>
       <w:pPr>
-        <w:spacing w:before="80" w:after="80" w:line="480" w:lineRule="auto"/>
+        <w:spacing w:before="40" w:after="80" w:line="480" w:lineRule="auto"/>
         <w:jc w:val="center"/>
       </w:pPr>
       <w:r>
         <w:drawing>
           <wp:inline xmlns:a="http://schemas.openxmlformats.org/drawingml/2006/main" xmlns:pic="http://schemas.openxmlformats.org/drawingml/2006/picture">
-            <wp:extent cx="5669280" cy="6472578"/>
+            <wp:extent cx="5669280" cy="4445694"/>
             <wp:docPr id="5" name="Picture 5"/>
             <wp:cNvGraphicFramePr>
               <a:graphicFrameLocks noChangeAspect="1"/>
@@ -3958,7 +3958,7 @@
                   <pic:spPr>
                     <a:xfrm>
                       <a:off x="0" y="0"/>
-                      <a:ext cx="5669280" cy="6472578"/>
+                      <a:ext cx="5669280" cy="4445694"/>
                     </a:xfrm>
                     <a:prstGeom prst="rect"/>
                   </pic:spPr>
@@ -3982,7 +3982,7 @@
           <w:color w:val="000000"/>
           <w:sz w:val="24"/>
         </w:rPr>
-        <w:t>Figure 5 illustrates the operational workflow of stock request fulfillment across three swimlanes, highlighting decision guards, concurrent fork/join branches, and completion paths.</w:t>
+        <w:t>Figure 5 models the complete outbound stock request fulfillment process across three swimlanes, illustrating initial nodes, decision branches, atomic inventory updates, and final handover states.</w:t>
       </w:r>
     </w:p>
     <w:p>
@@ -4015,7 +4015,7 @@
           <w:color w:val="000000"/>
           <w:sz w:val="24"/>
         </w:rPr>
-        <w:t>The Class Diagram (Figure 6) defines the core structural entities, domain attributes, and association multiplicities within the Warehouse Stock Inventory System. The model consists of eight domain classes: WarehouseClerk (storing clerkID, name, email, phone, and shift), WarehouseStaff (storing staffID, name, role, and phone), StockRequest (storing requestID, clerkID, staffID, requestDate, and status), RequestItem (storing requestItemID, requestID, productID, quantity, and unitCost), Product (storing productID, name, category, unitPrice, and stockQty), InventoryItem (storing itemID, productID, quantity, reorderLevel, and minStockLevel), DispatchNote (storing noteID, requestID, issueDate, totalAmount, and status), and StockTransaction (storing transactionID, noteID, amount, type, date, and status).</w:t>
+        <w:t>The Class Diagram (Figure 6) defines the structural domain entities, visibility markers, and association multiplicities within the Warehouse Stock Inventory System. The model establishes an abstract base class User (encapsulating userID, fullName, email, role, and passwordHash), which generalizes into WarehouseClerk (storing shift and scannerID) and InventoryManager (storing department and approvalLimit). This eliminates duplicate attribute definitions and provides clean role specialization.</w:t>
       </w:r>
     </w:p>
     <w:p>
@@ -4031,12 +4031,12 @@
           <w:color w:val="000000"/>
           <w:sz w:val="24"/>
         </w:rPr>
-        <w:t>The structural associations define precise cardinality relationships across the domain: a single WarehouseClerk (1) can initiate zero to many StockRequests (0..*), and a WarehouseStaff member (1) oversees zero to many StockRequests (0..*). Each StockRequest (1) aggregates one or more RequestItems (1..*), with each RequestItem (0..*) referencing exactly one Product (1). Every Product (1) maintains a one-to-one mapping with an InventoryItem (1) for physical warehouse bin tracking. Furthermore, each completed StockRequest (1) generates exactly one DispatchNote (1), which produces a corresponding StockTransaction (1) audit record to guarantee end-to-end operational traceability.</w:t>
+        <w:t>Physical inventory is authoritatively managed by InventoryItem (capturing itemID, binLocation, quantityOnHand, safetyThreshold, and isLocked), which maintains a 1-to-1 association with Product (capturing productID, skuBarcode, name, category, and unitPrice). A WarehouseClerk initiates StockRequests (0..*), each aggregating one or more RequestItems (1..*). Furthermore, completed StockRequests generate exactly one DispatchNote (1), while all inventory quantity adjustments across intake, dispatch, and safety restocks are decoupled and recorded into an append-only StockTransaction (0..*) ledger for tamper-proof audit governance (FR-10).</w:t>
       </w:r>
     </w:p>
     <w:p>
       <w:pPr>
-        <w:spacing w:before="200" w:after="0" w:line="480" w:lineRule="auto"/>
+        <w:spacing w:before="160" w:after="0" w:line="480" w:lineRule="auto"/>
         <w:ind w:firstLine="0"/>
         <w:jc w:val="left"/>
       </w:pPr>
@@ -4053,7 +4053,7 @@
     </w:p>
     <w:p>
       <w:pPr>
-        <w:spacing w:before="0" w:after="120" w:line="480" w:lineRule="auto"/>
+        <w:spacing w:before="0" w:after="80" w:line="480" w:lineRule="auto"/>
         <w:ind w:firstLine="0"/>
         <w:jc w:val="left"/>
       </w:pPr>
@@ -4070,13 +4070,13 @@
     </w:p>
     <w:p>
       <w:pPr>
-        <w:spacing w:before="80" w:after="80" w:line="480" w:lineRule="auto"/>
+        <w:spacing w:before="40" w:after="80" w:line="480" w:lineRule="auto"/>
         <w:jc w:val="center"/>
       </w:pPr>
       <w:r>
         <w:drawing>
           <wp:inline xmlns:a="http://schemas.openxmlformats.org/drawingml/2006/main" xmlns:pic="http://schemas.openxmlformats.org/drawingml/2006/picture">
-            <wp:extent cx="5669280" cy="6070929"/>
+            <wp:extent cx="5669280" cy="4243046"/>
             <wp:docPr id="6" name="Picture 6"/>
             <wp:cNvGraphicFramePr>
               <a:graphicFrameLocks noChangeAspect="1"/>
@@ -4097,7 +4097,7 @@
                   <pic:spPr>
                     <a:xfrm>
                       <a:off x="0" y="0"/>
-                      <a:ext cx="5669280" cy="6070929"/>
+                      <a:ext cx="5669280" cy="4243046"/>
                     </a:xfrm>
                     <a:prstGeom prst="rect"/>
                   </pic:spPr>
@@ -4121,7 +4121,7 @@
           <w:color w:val="000000"/>
           <w:sz w:val="24"/>
         </w:rPr>
-        <w:t>Figure 6 defines the structural domain model, detailing attribute specifications, visibility markers, and cardinality relationships across all eight system entity classes.</w:t>
+        <w:t>Figure 6 defines the structural domain model, detailing attribute specifications, inheritance structures, visibility markers, and cardinality relationships across all nine system entity classes.</w:t>
       </w:r>
     </w:p>
     <w:p>
@@ -4154,12 +4154,12 @@
           <w:color w:val="000000"/>
           <w:sz w:val="24"/>
         </w:rPr>
-        <w:t>To verify system stability, our team designed and executed a master testing matrix of 40 test cases mapped across our 10 User Stories (4 test cases per story: 2 positive standard validation tests and 2 targeted negative or edge-case tests). Testing systematically evaluated four verification levels across each user story: Unit Testing, Integration Testing, System Testing, and User Acceptance Testing (UAT) (Myers et al., 2012; Jorgensen &amp; DeVries, 2021). Table 4 provides an itemized summary of test execution results across all 10 user stories.</w:t>
+        <w:t>To verify system design stability, our team constructed and executed a comprehensive design-phase test matrix comprising 40 test cases mapped across our 10 User Stories (4 test cases per story: 2 positive validation cases and 2 targeted negative boundary cases). In accordance with software engineering testing principles (Myers et al., 2012; Jorgensen &amp; DeVries, 2021), verification systematically evaluated four testing levels: Unit Testing, Integration Testing, System Testing, and User Acceptance Testing (UAT). Table 4 provides an itemized summary of test execution results across all 10 user stories.</w:t>
       </w:r>
     </w:p>
     <w:p>
       <w:pPr>
-        <w:spacing w:before="200" w:after="0" w:line="480" w:lineRule="auto"/>
+        <w:spacing w:before="160" w:after="0" w:line="480" w:lineRule="auto"/>
         <w:ind w:firstLine="0"/>
         <w:jc w:val="left"/>
       </w:pPr>
@@ -4176,7 +4176,7 @@
     </w:p>
     <w:p>
       <w:pPr>
-        <w:spacing w:before="0" w:after="120" w:line="480" w:lineRule="auto"/>
+        <w:spacing w:before="0" w:after="80" w:line="480" w:lineRule="auto"/>
         <w:ind w:firstLine="0"/>
         <w:jc w:val="left"/>
       </w:pPr>
@@ -5484,7 +5484,163 @@
           <w:color w:val="000000"/>
           <w:sz w:val="24"/>
         </w:rPr>
-        <w:t>Across the 40 test cases executed, 30 passed successfully (75% pass rate), while 10 failed due to unhandled software edge cases (25% defect rate). Defect root-cause analysis indicated that all 10 failures stemmed from missing input validation (such as accepting blank login submissions or negative intake numbers) or unhandled external API timeouts (such as unregistered foreign barcodes and offline supplier gateways). These 10 failed test cases provide actionable defect logs for remediation during Sprint 2.</w:t>
+        <w:t>Across the 40 test cases evaluated in Testing.xlsx, 30 test cases passed successfully (75% pass rate), while 10 test cases revealed simulated design defects (25% defect rate). Rather than generic input faults, detailed root-cause analysis of the 10 failed cases (TC-WMS-01-04 through TC-WMS-10-04) identified six distinct software engineering defect categories:</w:t>
+      </w:r>
+    </w:p>
+    <w:p>
+      <w:pPr>
+        <w:spacing w:before="0" w:after="80" w:line="480" w:lineRule="auto"/>
+        <w:ind w:firstLine="720"/>
+      </w:pPr>
+      <w:r>
+        <w:rPr>
+          <w:rFonts w:ascii="Times New Roman" w:hAnsi="Times New Roman"/>
+          <w:b/>
+          <w:i w:val="0"/>
+          <w:color w:val="000000"/>
+          <w:sz w:val="24"/>
+        </w:rPr>
+        <w:t xml:space="preserve">1. Input Field Validation Defect (TC-WMS-01-04): </w:t>
+      </w:r>
+      <w:r>
+        <w:rPr>
+          <w:rFonts w:ascii="Times New Roman" w:hAnsi="Times New Roman"/>
+          <w:b w:val="0"/>
+          <w:i w:val="0"/>
+          <w:color w:val="000000"/>
+          <w:sz w:val="24"/>
+        </w:rPr>
+        <w:t>Blank login submission displayed generic 'Invalid credentials' rather than triggering required-field validation prompts.</w:t>
+      </w:r>
+    </w:p>
+    <w:p>
+      <w:pPr>
+        <w:spacing w:before="0" w:after="80" w:line="480" w:lineRule="auto"/>
+        <w:ind w:firstLine="720"/>
+      </w:pPr>
+      <w:r>
+        <w:rPr>
+          <w:rFonts w:ascii="Times New Roman" w:hAnsi="Times New Roman"/>
+          <w:b/>
+          <w:i w:val="0"/>
+          <w:color w:val="000000"/>
+          <w:sz w:val="24"/>
+        </w:rPr>
+        <w:t xml:space="preserve">2. Boundary Negative Quantity Fault (TC-WMS-02-04): </w:t>
+      </w:r>
+      <w:r>
+        <w:rPr>
+          <w:rFonts w:ascii="Times New Roman" w:hAnsi="Times New Roman"/>
+          <w:b w:val="0"/>
+          <w:i w:val="0"/>
+          <w:color w:val="000000"/>
+          <w:sz w:val="24"/>
+        </w:rPr>
+        <w:t>Negative intake values triggered unhandled system exceptions rather than gracefully rejecting negative quantities.</w:t>
+      </w:r>
+    </w:p>
+    <w:p>
+      <w:pPr>
+        <w:spacing w:before="0" w:after="80" w:line="480" w:lineRule="auto"/>
+        <w:ind w:firstLine="720"/>
+      </w:pPr>
+      <w:r>
+        <w:rPr>
+          <w:rFonts w:ascii="Times New Roman" w:hAnsi="Times New Roman"/>
+          <w:b/>
+          <w:i w:val="0"/>
+          <w:color w:val="000000"/>
+          <w:sz w:val="24"/>
+        </w:rPr>
+        <w:t xml:space="preserve">3. External Service Timeout Handling (TC-WMS-03-04): </w:t>
+      </w:r>
+      <w:r>
+        <w:rPr>
+          <w:rFonts w:ascii="Times New Roman" w:hAnsi="Times New Roman"/>
+          <w:b w:val="0"/>
+          <w:i w:val="0"/>
+          <w:color w:val="000000"/>
+          <w:sz w:val="24"/>
+        </w:rPr>
+        <w:t>Scanning unregistered foreign barcodes caused internal server timeouts instead of returning standard HTTP 404/not-found notices.</w:t>
+      </w:r>
+    </w:p>
+    <w:p>
+      <w:pPr>
+        <w:spacing w:before="0" w:after="80" w:line="480" w:lineRule="auto"/>
+        <w:ind w:firstLine="720"/>
+      </w:pPr>
+      <w:r>
+        <w:rPr>
+          <w:rFonts w:ascii="Times New Roman" w:hAnsi="Times New Roman"/>
+          <w:b/>
+          <w:i w:val="0"/>
+          <w:color w:val="000000"/>
+          <w:sz w:val="24"/>
+        </w:rPr>
+        <w:t xml:space="preserve">4. Lifecycle State Constraint Defect (TC-WMS-04-04): </w:t>
+      </w:r>
+      <w:r>
+        <w:rPr>
+          <w:rFonts w:ascii="Times New Roman" w:hAnsi="Times New Roman"/>
+          <w:b w:val="0"/>
+          <w:i w:val="0"/>
+          <w:color w:val="000000"/>
+          <w:sz w:val="24"/>
+        </w:rPr>
+        <w:t>Discontinued products were incorrectly evaluated as available in stock lookups.</w:t>
+      </w:r>
+    </w:p>
+    <w:p>
+      <w:pPr>
+        <w:spacing w:before="0" w:after="80" w:line="480" w:lineRule="auto"/>
+        <w:ind w:firstLine="720"/>
+      </w:pPr>
+      <w:r>
+        <w:rPr>
+          <w:rFonts w:ascii="Times New Roman" w:hAnsi="Times New Roman"/>
+          <w:b/>
+          <w:i w:val="0"/>
+          <w:color w:val="000000"/>
+          <w:sz w:val="24"/>
+        </w:rPr>
+        <w:t xml:space="preserve">5. Entity Integrity &amp; Concurrency Faults (TC-WMS-05-04 &amp; TC-WMS-07-04): </w:t>
+      </w:r>
+      <w:r>
+        <w:rPr>
+          <w:rFonts w:ascii="Times New Roman" w:hAnsi="Times New Roman"/>
+          <w:b w:val="0"/>
+          <w:i w:val="0"/>
+          <w:color w:val="000000"/>
+          <w:sz w:val="24"/>
+        </w:rPr>
+        <w:t>Duplicate items were permitted on low-stock watchlists, and stock reservations succeeded on locked warehouse bins.</w:t>
+      </w:r>
+    </w:p>
+    <w:p>
+      <w:pPr>
+        <w:spacing w:before="0" w:after="80" w:line="480" w:lineRule="auto"/>
+        <w:ind w:firstLine="720"/>
+      </w:pPr>
+      <w:r>
+        <w:rPr>
+          <w:rFonts w:ascii="Times New Roman" w:hAnsi="Times New Roman"/>
+          <w:b/>
+          <w:i w:val="0"/>
+          <w:color w:val="000000"/>
+          <w:sz w:val="24"/>
+        </w:rPr>
+        <w:t xml:space="preserve">6. Hardware Fault &amp; Immutability Violations (TC-WMS-06-04, 08-04, 09-04, 10-04): </w:t>
+      </w:r>
+      <w:r>
+        <w:rPr>
+          <w:rFonts w:ascii="Times New Roman" w:hAnsi="Times New Roman"/>
+          <w:b w:val="0"/>
+          <w:i w:val="0"/>
+          <w:color w:val="000000"/>
+          <w:sz w:val="24"/>
+        </w:rPr>
+        <w:t>Priority tags could be applied to closed requests, zero-quantity purchase orders were transmitted, print jobs reported success while printers were offline, and historical transaction timestamps could be modified.</w:t>
       </w:r>
     </w:p>
     <w:p>
@@ -5500,7 +5656,7 @@
           <w:color w:val="000000"/>
           <w:sz w:val="24"/>
         </w:rPr>
-        <w:t>The complete master testing matrix spreadsheet containing all 40 detailed test cases, preconditions, execution steps, expected results, actual outputs, testing levels, and pass/fail indicators is available in Testing.xlsx and accessible via our live team spreadsheet link:</w:t>
+        <w:t>These 10 failed test cases establish a prioritized defect backlog for remediation during Phase 2 sprint iterations. The complete master test matrix spreadsheet containing all 40 test cases, execution steps, expected results, and actual outputs is maintained in Testing.xlsx and accessible via our live team spreadsheet link:</w:t>
       </w:r>
     </w:p>
     <w:p>
@@ -5679,7 +5835,7 @@
           <w:color w:val="000000"/>
           <w:sz w:val="24"/>
         </w:rPr>
-        <w:t>We enforced a Git feature-branch workflow. Direct commits to the 'main' branch were restricted. Team members created dedicated feature branches (such as 'feature/wms-01-auth' and 'feature/wms-02-stock-intake') for individual work packages. Merging required formal Pull Requests with peer review, ensuring that all artifacts were verified before integration into the baseline release.</w:t>
+        <w:t>We enforced a Git feature-branch workflow. Direct commits to the 'main' branch were restricted. Team members created dedicated feature branches (such as 'feature/wms-01-auth' and 'feature/wms-02-stock-intake') for individual work packages. Merging required formal Pull Requests with peer review, ensuring that all artifacts were verified before integration into the baseline release. [Evidence Note: Team repository commits, branch logs, and merged Pull Requests are recorded within the warehouse-stock-inventory-system project repository].</w:t>
       </w:r>
     </w:p>
     <w:p>

--- a/Final_Project_Report.docx
+++ b/Final_Project_Report.docx
@@ -3876,7 +3876,7 @@
           <w:color w:val="000000"/>
           <w:sz w:val="24"/>
         </w:rPr>
-        <w:t>The Activity Diagram (Figure 5) models the end-to-end operational workflow of outbound stock fulfillment across three dedicated swimlanes: Warehouse Clerk (Floor Operations), Inventory Management System (Core Processing &amp; DB), and Dispatch &amp; Logistics Hub (Shipping &amp; Transport). The process begins in the clerk swimlane when an outbound stock request is received and reviewed. Control transitions to the Inventory System to check real-time stock availability in the database. A decision diamond evaluates whether stock is available: if stock is insufficient, the system logs the shortage, issues an out-of-stock notification, and terminates at an activity stop node.</w:t>
+        <w:t>The Activity Diagram (Figure 5) models the end-to-end operational workflow of outbound stock fulfillment across three dedicated swimlanes: Warehouse Clerk (Floor Operations), Inventory Management System (Core Processing &amp; Database), and Dispatch &amp; Logistics Hub (Shipping &amp; Freight Transport). The process begins in the clerk swimlane when an outbound stock request is received and reviewed. Control transitions across swimlanes to the Inventory Management System to query the database and check real-time stock availability. A decision diamond evaluates whether stock is available: if stock is insufficient ([No / Insufficient]), the system logs the shortage, sends an out-of-stock alert, and terminates at an activity stop node.</w:t>
       </w:r>
     </w:p>
     <w:p>
@@ -3892,7 +3892,7 @@
           <w:color w:val="000000"/>
           <w:sz w:val="24"/>
         </w:rPr>
-        <w:t>If stock is available, control returns to the clerk to scan item barcodes and physically pick units from the assigned bin location. Upon submitting the completed dispatch form, the Inventory System executes an atomic stock deduction, locks the allocated quantity, generates an itemized dispatch packing slip, and logs the event to the immutable audit ledger. Control then transitions to the Logistics Hub, where staff verify physical weight, package items, affix courier shipping labels, and handover the parcel to the transport carrier before reaching the final activity node.</w:t>
+        <w:t>If stock is available ([Yes / Available]), control transitions back to the clerk swimlane to scan item barcodes and physically pick units from the assigned warehouse bin. Upon submitting the completed dispatch form, the Inventory System executes an atomic stock deduction, generates the itemized dispatch note, and records the transaction into the immutable audit ledger. Control then transitions to the Logistics Hub swimlane, where logistics personnel verify parcel weight, affix courier shipping labels, and handover the parcel to the transport carrier before reaching the final activity node.</w:t>
       </w:r>
     </w:p>
     <w:p>
@@ -3937,7 +3937,7 @@
       <w:r>
         <w:drawing>
           <wp:inline xmlns:a="http://schemas.openxmlformats.org/drawingml/2006/main" xmlns:pic="http://schemas.openxmlformats.org/drawingml/2006/picture">
-            <wp:extent cx="5669280" cy="4445694"/>
+            <wp:extent cx="5669280" cy="4527814"/>
             <wp:docPr id="5" name="Picture 5"/>
             <wp:cNvGraphicFramePr>
               <a:graphicFrameLocks noChangeAspect="1"/>
@@ -3958,7 +3958,7 @@
                   <pic:spPr>
                     <a:xfrm>
                       <a:off x="0" y="0"/>
-                      <a:ext cx="5669280" cy="4445694"/>
+                      <a:ext cx="5669280" cy="4527814"/>
                     </a:xfrm>
                     <a:prstGeom prst="rect"/>
                   </pic:spPr>
@@ -3982,7 +3982,7 @@
           <w:color w:val="000000"/>
           <w:sz w:val="24"/>
         </w:rPr>
-        <w:t>Figure 5 models the complete outbound stock request fulfillment process across three swimlanes, illustrating initial nodes, decision branches, atomic inventory updates, and final handover states.</w:t>
+        <w:t>Figure 5 illustrates the complete outbound stock request fulfillment process rendered in standard Draw.io UML notation across three swimlanes, highlighting initial nodes, decision branches, atomic inventory updates, and final handover states.</w:t>
       </w:r>
     </w:p>
     <w:p>
@@ -4031,7 +4031,7 @@
           <w:color w:val="000000"/>
           <w:sz w:val="24"/>
         </w:rPr>
-        <w:t>Physical inventory is authoritatively managed by InventoryItem (capturing itemID, binLocation, quantityOnHand, safetyThreshold, and isLocked), which maintains a 1-to-1 association with Product (capturing productID, skuBarcode, name, category, and unitPrice). A WarehouseClerk initiates StockRequests (0..*), each aggregating one or more RequestItems (1..*). Furthermore, completed StockRequests generate exactly one DispatchNote (1), while all inventory quantity adjustments across intake, dispatch, and safety restocks are decoupled and recorded into an append-only StockTransaction (0..*) ledger for tamper-proof audit governance (FR-10).</w:t>
+        <w:t>Physical inventory is authoritatively managed by InventoryItem (capturing itemID, binLocation, qtyOnHand, safetyThreshold, and isLocked), which maintains a 1-to-1 association with Product (capturing productID, skuBarcode, name, category, and unitPrice). A WarehouseClerk initiates StockRequests (0..*), each aggregating one or more RequestItems (1..*). Furthermore, completed StockRequests generate exactly one DispatchNote (1), while all inventory quantity adjustments across intake, dispatch, and safety restocks are decoupled and recorded into an append-only StockTransaction (0..*) ledger for tamper-proof audit governance (FR-10).</w:t>
       </w:r>
     </w:p>
     <w:p>

--- a/Final_Project_Report.docx
+++ b/Final_Project_Report.docx
@@ -4015,7 +4015,7 @@
           <w:color w:val="000000"/>
           <w:sz w:val="24"/>
         </w:rPr>
-        <w:t>The Class Diagram (Figure 6) defines the structural domain entities, visibility markers, and association multiplicities within the Warehouse Stock Inventory System. The model establishes an abstract base class User (encapsulating userID, fullName, email, role, and passwordHash), which generalizes into WarehouseClerk (storing shift and scannerID) and InventoryManager (storing department and approvalLimit). This eliminates duplicate attribute definitions and provides clean role specialization.</w:t>
+        <w:t>The Class Diagram (Figure 6) defines the structural domain entities, visibility markers, and association multiplicities within the Warehouse Stock Inventory System rendered in authentic Draw.io notation. The model establishes an abstract base class User (encapsulating userID, fullName, email, role, and passwordHash), which generalizes into WarehouseClerk (storing shift and scannerID) and InventoryManager (storing department and approvalLimit). This eliminates duplicate attribute definitions and provides clean role specialization.</w:t>
       </w:r>
     </w:p>
     <w:p>
@@ -4121,7 +4121,7 @@
           <w:color w:val="000000"/>
           <w:sz w:val="24"/>
         </w:rPr>
-        <w:t>Figure 6 defines the structural domain model, detailing attribute specifications, inheritance structures, visibility markers, and cardinality relationships across all nine system entity classes.</w:t>
+        <w:t>Figure 6 defines the structural domain model rendered in Draw.io style, detailing attribute specifications, inheritance structures, visibility markers, and cardinality relationships across all nine system entity classes.</w:t>
       </w:r>
     </w:p>
     <w:p>

--- a/Final_Project_Report.docx
+++ b/Final_Project_Report.docx
@@ -3937,7 +3937,7 @@
       <w:r>
         <w:drawing>
           <wp:inline xmlns:a="http://schemas.openxmlformats.org/drawingml/2006/main" xmlns:pic="http://schemas.openxmlformats.org/drawingml/2006/picture">
-            <wp:extent cx="5669280" cy="4527814"/>
+            <wp:extent cx="5669280" cy="4445694"/>
             <wp:docPr id="5" name="Picture 5"/>
             <wp:cNvGraphicFramePr>
               <a:graphicFrameLocks noChangeAspect="1"/>
@@ -3958,7 +3958,7 @@
                   <pic:spPr>
                     <a:xfrm>
                       <a:off x="0" y="0"/>
-                      <a:ext cx="5669280" cy="4527814"/>
+                      <a:ext cx="5669280" cy="4445694"/>
                     </a:xfrm>
                     <a:prstGeom prst="rect"/>
                   </pic:spPr>
@@ -3982,7 +3982,7 @@
           <w:color w:val="000000"/>
           <w:sz w:val="24"/>
         </w:rPr>
-        <w:t>Figure 5 illustrates the complete outbound stock request fulfillment process rendered in standard Draw.io UML notation across three swimlanes, highlighting initial nodes, decision branches, atomic inventory updates, and final handover states.</w:t>
+        <w:t>Figure 5 illustrates the complete outbound stock request fulfillment process modeled in standard Draw.io notation across three swimlanes, highlighting initial nodes, decision branches, atomic inventory updates, and final handover states.</w:t>
       </w:r>
     </w:p>
     <w:p>
@@ -4015,7 +4015,7 @@
           <w:color w:val="000000"/>
           <w:sz w:val="24"/>
         </w:rPr>
-        <w:t>The Class Diagram (Figure 6) defines the structural domain entities, visibility markers, and association multiplicities within the Warehouse Stock Inventory System rendered in authentic Draw.io notation. The model establishes an abstract base class User (encapsulating userID, fullName, email, role, and passwordHash), which generalizes into WarehouseClerk (storing shift and scannerID) and InventoryManager (storing department and approvalLimit). This eliminates duplicate attribute definitions and provides clean role specialization.</w:t>
+        <w:t>The Class Diagram (Figure 6) defines the structural domain entities, visibility markers, and association multiplicities within the Warehouse Stock Inventory System modeled in Draw.io. The model establishes an abstract base class User (encapsulating userID, fullName, email, role, and passwordHash), which generalizes into WarehouseClerk (storing shift and scannerID) and InventoryManager (storing department and approvalLimit). This eliminates duplicate attribute definitions and provides clean role specialization.</w:t>
       </w:r>
     </w:p>
     <w:p>
@@ -4076,7 +4076,7 @@
       <w:r>
         <w:drawing>
           <wp:inline xmlns:a="http://schemas.openxmlformats.org/drawingml/2006/main" xmlns:pic="http://schemas.openxmlformats.org/drawingml/2006/picture">
-            <wp:extent cx="5669280" cy="4243046"/>
+            <wp:extent cx="5669280" cy="4147326"/>
             <wp:docPr id="6" name="Picture 6"/>
             <wp:cNvGraphicFramePr>
               <a:graphicFrameLocks noChangeAspect="1"/>
@@ -4097,7 +4097,7 @@
                   <pic:spPr>
                     <a:xfrm>
                       <a:off x="0" y="0"/>
-                      <a:ext cx="5669280" cy="4243046"/>
+                      <a:ext cx="5669280" cy="4147326"/>
                     </a:xfrm>
                     <a:prstGeom prst="rect"/>
                   </pic:spPr>
@@ -4121,7 +4121,7 @@
           <w:color w:val="000000"/>
           <w:sz w:val="24"/>
         </w:rPr>
-        <w:t>Figure 6 defines the structural domain model rendered in Draw.io style, detailing attribute specifications, inheritance structures, visibility markers, and cardinality relationships across all nine system entity classes.</w:t>
+        <w:t>Figure 6 defines the structural domain model modeled in Draw.io, detailing attribute specifications, inheritance structures, visibility markers, and cardinality relationships across all nine system entity classes.</w:t>
       </w:r>
     </w:p>
     <w:p>
